--- a/docs/reports/docx/АИД ПР 3 (Власов Д.Н., Шабанов Т.О., J3300).docx
+++ b/docs/reports/docx/АИД ПР 3 (Власов Д.Н., Шабанов Т.О., J3300).docx
@@ -854,7 +854,7 @@
           <w:r>
             <w:fldChar w:fldCharType="separate"/>
           </w:r>
-          <w:hyperlink w:anchor="_Toc229609523" w:history="1">
+          <w:hyperlink w:anchor="_Toc229928938" w:history="1">
             <w:r>
               <w:rPr>
                 <w:rStyle w:val="Hyperlink"/>
@@ -881,7 +881,7 @@
                 <w:noProof/>
                 <w:webHidden/>
               </w:rPr>
-              <w:instrText xml:space="preserve"> PAGEREF _Toc229609523 \h </w:instrText>
+              <w:instrText xml:space="preserve"> PAGEREF _Toc229928938 \h </w:instrText>
             </w:r>
             <w:r>
               <w:rPr>
@@ -925,7 +925,7 @@
               <w14:ligatures w14:val="standardContextual"/>
             </w:rPr>
           </w:pPr>
-          <w:hyperlink w:anchor="_Toc229609524" w:history="1">
+          <w:hyperlink w:anchor="_Toc229928939" w:history="1">
             <w:r>
               <w:rPr>
                 <w:rStyle w:val="Hyperlink"/>
@@ -973,7 +973,7 @@
                 <w:noProof/>
                 <w:webHidden/>
               </w:rPr>
-              <w:instrText xml:space="preserve"> PAGEREF _Toc229609524 \h </w:instrText>
+              <w:instrText xml:space="preserve"> PAGEREF _Toc229928939 \h </w:instrText>
             </w:r>
             <w:r>
               <w:rPr>
@@ -1017,7 +1017,7 @@
               <w14:ligatures w14:val="standardContextual"/>
             </w:rPr>
           </w:pPr>
-          <w:hyperlink w:anchor="_Toc229609525" w:history="1">
+          <w:hyperlink w:anchor="_Toc229928940" w:history="1">
             <w:r>
               <w:rPr>
                 <w:rStyle w:val="Hyperlink"/>
@@ -1065,7 +1065,7 @@
                 <w:noProof/>
                 <w:webHidden/>
               </w:rPr>
-              <w:instrText xml:space="preserve"> PAGEREF _Toc229609525 \h </w:instrText>
+              <w:instrText xml:space="preserve"> PAGEREF _Toc229928940 \h </w:instrText>
             </w:r>
             <w:r>
               <w:rPr>
@@ -1109,7 +1109,7 @@
               <w14:ligatures w14:val="standardContextual"/>
             </w:rPr>
           </w:pPr>
-          <w:hyperlink w:anchor="_Toc229609526" w:history="1">
+          <w:hyperlink w:anchor="_Toc229928941" w:history="1">
             <w:r>
               <w:rPr>
                 <w:rStyle w:val="Hyperlink"/>
@@ -1136,7 +1136,7 @@
                 <w:noProof/>
                 <w:webHidden/>
               </w:rPr>
-              <w:instrText xml:space="preserve"> PAGEREF _Toc229609526 \h </w:instrText>
+              <w:instrText xml:space="preserve"> PAGEREF _Toc229928941 \h </w:instrText>
             </w:r>
             <w:r>
               <w:rPr>
@@ -1180,7 +1180,7 @@
               <w14:ligatures w14:val="standardContextual"/>
             </w:rPr>
           </w:pPr>
-          <w:hyperlink w:anchor="_Toc229609527" w:history="1">
+          <w:hyperlink w:anchor="_Toc229928942" w:history="1">
             <w:r>
               <w:rPr>
                 <w:rStyle w:val="Hyperlink"/>
@@ -1228,7 +1228,7 @@
                 <w:noProof/>
                 <w:webHidden/>
               </w:rPr>
-              <w:instrText xml:space="preserve"> PAGEREF _Toc229609527 \h </w:instrText>
+              <w:instrText xml:space="preserve"> PAGEREF _Toc229928942 \h </w:instrText>
             </w:r>
             <w:r>
               <w:rPr>
@@ -1272,7 +1272,7 @@
               <w14:ligatures w14:val="standardContextual"/>
             </w:rPr>
           </w:pPr>
-          <w:hyperlink w:anchor="_Toc229609528" w:history="1">
+          <w:hyperlink w:anchor="_Toc229928943" w:history="1">
             <w:r>
               <w:rPr>
                 <w:rStyle w:val="Hyperlink"/>
@@ -1320,7 +1320,7 @@
                 <w:noProof/>
                 <w:webHidden/>
               </w:rPr>
-              <w:instrText xml:space="preserve"> PAGEREF _Toc229609528 \h </w:instrText>
+              <w:instrText xml:space="preserve"> PAGEREF _Toc229928943 \h </w:instrText>
             </w:r>
             <w:r>
               <w:rPr>
@@ -1364,7 +1364,7 @@
               <w14:ligatures w14:val="standardContextual"/>
             </w:rPr>
           </w:pPr>
-          <w:hyperlink w:anchor="_Toc229609529" w:history="1">
+          <w:hyperlink w:anchor="_Toc229928944" w:history="1">
             <w:r>
               <w:rPr>
                 <w:rStyle w:val="Hyperlink"/>
@@ -1412,7 +1412,7 @@
                 <w:noProof/>
                 <w:webHidden/>
               </w:rPr>
-              <w:instrText xml:space="preserve"> PAGEREF _Toc229609529 \h </w:instrText>
+              <w:instrText xml:space="preserve"> PAGEREF _Toc229928944 \h </w:instrText>
             </w:r>
             <w:r>
               <w:rPr>
@@ -1433,6 +1433,1051 @@
                 <w:webHidden/>
               </w:rPr>
               <w:t>4</w:t>
+            </w:r>
+            <w:r>
+              <w:rPr>
+                <w:noProof/>
+                <w:webHidden/>
+              </w:rPr>
+              <w:fldChar w:fldCharType="end"/>
+            </w:r>
+          </w:hyperlink>
+        </w:p>
+        <w:p>
+          <w:pPr>
+            <w:pStyle w:val="TOC2"/>
+            <w:rPr>
+              <w:rFonts w:asciiTheme="minorHAnsi" w:eastAsiaTheme="minorEastAsia" w:hAnsiTheme="minorHAnsi" w:cstheme="minorBidi"/>
+              <w:noProof/>
+              <w:kern w:val="2"/>
+              <w:sz w:val="24"/>
+              <w:szCs w:val="24"/>
+              <w:lang w:eastAsia="ru-RU"/>
+              <w14:ligatures w14:val="standardContextual"/>
+            </w:rPr>
+          </w:pPr>
+          <w:hyperlink w:anchor="_Toc229928945" w:history="1">
+            <w:r>
+              <w:rPr>
+                <w:rStyle w:val="Hyperlink"/>
+                <w:rFonts w:ascii="Times New Roman" w:hAnsi="Times New Roman"/>
+                <w:bCs/>
+                <w:noProof/>
+              </w:rPr>
+              <w:t>4.</w:t>
+            </w:r>
+            <w:r>
+              <w:rPr>
+                <w:rFonts w:asciiTheme="minorHAnsi" w:eastAsiaTheme="minorEastAsia" w:hAnsiTheme="minorHAnsi" w:cstheme="minorBidi"/>
+                <w:noProof/>
+                <w:kern w:val="2"/>
+                <w:sz w:val="24"/>
+                <w:szCs w:val="24"/>
+                <w:lang w:eastAsia="ru-RU"/>
+                <w14:ligatures w14:val="standardContextual"/>
+              </w:rPr>
+              <w:tab/>
+            </w:r>
+            <w:r>
+              <w:rPr>
+                <w:rStyle w:val="Hyperlink"/>
+                <w:noProof/>
+              </w:rPr>
+              <w:t>Менеджер ресурсов</w:t>
+            </w:r>
+            <w:r>
+              <w:rPr>
+                <w:noProof/>
+                <w:webHidden/>
+              </w:rPr>
+              <w:tab/>
+            </w:r>
+            <w:r>
+              <w:rPr>
+                <w:noProof/>
+                <w:webHidden/>
+              </w:rPr>
+              <w:fldChar w:fldCharType="begin"/>
+            </w:r>
+            <w:r>
+              <w:rPr>
+                <w:noProof/>
+                <w:webHidden/>
+              </w:rPr>
+              <w:instrText xml:space="preserve"> PAGEREF _Toc229928945 \h </w:instrText>
+            </w:r>
+            <w:r>
+              <w:rPr>
+                <w:noProof/>
+                <w:webHidden/>
+              </w:rPr>
+            </w:r>
+            <w:r>
+              <w:rPr>
+                <w:noProof/>
+                <w:webHidden/>
+              </w:rPr>
+              <w:fldChar w:fldCharType="separate"/>
+            </w:r>
+            <w:r>
+              <w:rPr>
+                <w:noProof/>
+                <w:webHidden/>
+              </w:rPr>
+              <w:t>5</w:t>
+            </w:r>
+            <w:r>
+              <w:rPr>
+                <w:noProof/>
+                <w:webHidden/>
+              </w:rPr>
+              <w:fldChar w:fldCharType="end"/>
+            </w:r>
+          </w:hyperlink>
+        </w:p>
+        <w:p>
+          <w:pPr>
+            <w:pStyle w:val="TOC2"/>
+            <w:rPr>
+              <w:rFonts w:asciiTheme="minorHAnsi" w:eastAsiaTheme="minorEastAsia" w:hAnsiTheme="minorHAnsi" w:cstheme="minorBidi"/>
+              <w:noProof/>
+              <w:kern w:val="2"/>
+              <w:sz w:val="24"/>
+              <w:szCs w:val="24"/>
+              <w:lang w:eastAsia="ru-RU"/>
+              <w14:ligatures w14:val="standardContextual"/>
+            </w:rPr>
+          </w:pPr>
+          <w:hyperlink w:anchor="_Toc229928946" w:history="1">
+            <w:r>
+              <w:rPr>
+                <w:rStyle w:val="Hyperlink"/>
+                <w:rFonts w:ascii="Times New Roman" w:hAnsi="Times New Roman"/>
+                <w:bCs/>
+                <w:noProof/>
+              </w:rPr>
+              <w:t>5.</w:t>
+            </w:r>
+            <w:r>
+              <w:rPr>
+                <w:rFonts w:asciiTheme="minorHAnsi" w:eastAsiaTheme="minorEastAsia" w:hAnsiTheme="minorHAnsi" w:cstheme="minorBidi"/>
+                <w:noProof/>
+                <w:kern w:val="2"/>
+                <w:sz w:val="24"/>
+                <w:szCs w:val="24"/>
+                <w:lang w:eastAsia="ru-RU"/>
+                <w14:ligatures w14:val="standardContextual"/>
+              </w:rPr>
+              <w:tab/>
+            </w:r>
+            <w:r>
+              <w:rPr>
+                <w:rStyle w:val="Hyperlink"/>
+                <w:noProof/>
+              </w:rPr>
+              <w:t>Загрузчик мешей</w:t>
+            </w:r>
+            <w:r>
+              <w:rPr>
+                <w:noProof/>
+                <w:webHidden/>
+              </w:rPr>
+              <w:tab/>
+            </w:r>
+            <w:r>
+              <w:rPr>
+                <w:noProof/>
+                <w:webHidden/>
+              </w:rPr>
+              <w:fldChar w:fldCharType="begin"/>
+            </w:r>
+            <w:r>
+              <w:rPr>
+                <w:noProof/>
+                <w:webHidden/>
+              </w:rPr>
+              <w:instrText xml:space="preserve"> PAGEREF _Toc229928946 \h </w:instrText>
+            </w:r>
+            <w:r>
+              <w:rPr>
+                <w:noProof/>
+                <w:webHidden/>
+              </w:rPr>
+            </w:r>
+            <w:r>
+              <w:rPr>
+                <w:noProof/>
+                <w:webHidden/>
+              </w:rPr>
+              <w:fldChar w:fldCharType="separate"/>
+            </w:r>
+            <w:r>
+              <w:rPr>
+                <w:noProof/>
+                <w:webHidden/>
+              </w:rPr>
+              <w:t>6</w:t>
+            </w:r>
+            <w:r>
+              <w:rPr>
+                <w:noProof/>
+                <w:webHidden/>
+              </w:rPr>
+              <w:fldChar w:fldCharType="end"/>
+            </w:r>
+          </w:hyperlink>
+        </w:p>
+        <w:p>
+          <w:pPr>
+            <w:pStyle w:val="TOC2"/>
+            <w:rPr>
+              <w:rFonts w:asciiTheme="minorHAnsi" w:eastAsiaTheme="minorEastAsia" w:hAnsiTheme="minorHAnsi" w:cstheme="minorBidi"/>
+              <w:noProof/>
+              <w:kern w:val="2"/>
+              <w:sz w:val="24"/>
+              <w:szCs w:val="24"/>
+              <w:lang w:eastAsia="ru-RU"/>
+              <w14:ligatures w14:val="standardContextual"/>
+            </w:rPr>
+          </w:pPr>
+          <w:hyperlink w:anchor="_Toc229928947" w:history="1">
+            <w:r>
+              <w:rPr>
+                <w:rStyle w:val="Hyperlink"/>
+                <w:rFonts w:ascii="Times New Roman" w:hAnsi="Times New Roman"/>
+                <w:bCs/>
+                <w:noProof/>
+              </w:rPr>
+              <w:t>6.</w:t>
+            </w:r>
+            <w:r>
+              <w:rPr>
+                <w:rFonts w:asciiTheme="minorHAnsi" w:eastAsiaTheme="minorEastAsia" w:hAnsiTheme="minorHAnsi" w:cstheme="minorBidi"/>
+                <w:noProof/>
+                <w:kern w:val="2"/>
+                <w:sz w:val="24"/>
+                <w:szCs w:val="24"/>
+                <w:lang w:eastAsia="ru-RU"/>
+                <w14:ligatures w14:val="standardContextual"/>
+              </w:rPr>
+              <w:tab/>
+            </w:r>
+            <w:r>
+              <w:rPr>
+                <w:rStyle w:val="Hyperlink"/>
+                <w:noProof/>
+              </w:rPr>
+              <w:t>Загрузчик текстур</w:t>
+            </w:r>
+            <w:r>
+              <w:rPr>
+                <w:noProof/>
+                <w:webHidden/>
+              </w:rPr>
+              <w:tab/>
+            </w:r>
+            <w:r>
+              <w:rPr>
+                <w:noProof/>
+                <w:webHidden/>
+              </w:rPr>
+              <w:fldChar w:fldCharType="begin"/>
+            </w:r>
+            <w:r>
+              <w:rPr>
+                <w:noProof/>
+                <w:webHidden/>
+              </w:rPr>
+              <w:instrText xml:space="preserve"> PAGEREF _Toc229928947 \h </w:instrText>
+            </w:r>
+            <w:r>
+              <w:rPr>
+                <w:noProof/>
+                <w:webHidden/>
+              </w:rPr>
+            </w:r>
+            <w:r>
+              <w:rPr>
+                <w:noProof/>
+                <w:webHidden/>
+              </w:rPr>
+              <w:fldChar w:fldCharType="separate"/>
+            </w:r>
+            <w:r>
+              <w:rPr>
+                <w:noProof/>
+                <w:webHidden/>
+              </w:rPr>
+              <w:t>6</w:t>
+            </w:r>
+            <w:r>
+              <w:rPr>
+                <w:noProof/>
+                <w:webHidden/>
+              </w:rPr>
+              <w:fldChar w:fldCharType="end"/>
+            </w:r>
+          </w:hyperlink>
+        </w:p>
+        <w:p>
+          <w:pPr>
+            <w:pStyle w:val="TOC2"/>
+            <w:rPr>
+              <w:rFonts w:asciiTheme="minorHAnsi" w:eastAsiaTheme="minorEastAsia" w:hAnsiTheme="minorHAnsi" w:cstheme="minorBidi"/>
+              <w:noProof/>
+              <w:kern w:val="2"/>
+              <w:sz w:val="24"/>
+              <w:szCs w:val="24"/>
+              <w:lang w:eastAsia="ru-RU"/>
+              <w14:ligatures w14:val="standardContextual"/>
+            </w:rPr>
+          </w:pPr>
+          <w:hyperlink w:anchor="_Toc229928948" w:history="1">
+            <w:r>
+              <w:rPr>
+                <w:rStyle w:val="Hyperlink"/>
+                <w:rFonts w:ascii="Times New Roman" w:hAnsi="Times New Roman"/>
+                <w:bCs/>
+                <w:noProof/>
+              </w:rPr>
+              <w:t>7.</w:t>
+            </w:r>
+            <w:r>
+              <w:rPr>
+                <w:rFonts w:asciiTheme="minorHAnsi" w:eastAsiaTheme="minorEastAsia" w:hAnsiTheme="minorHAnsi" w:cstheme="minorBidi"/>
+                <w:noProof/>
+                <w:kern w:val="2"/>
+                <w:sz w:val="24"/>
+                <w:szCs w:val="24"/>
+                <w:lang w:eastAsia="ru-RU"/>
+                <w14:ligatures w14:val="standardContextual"/>
+              </w:rPr>
+              <w:tab/>
+            </w:r>
+            <w:r>
+              <w:rPr>
+                <w:rStyle w:val="Hyperlink"/>
+                <w:noProof/>
+              </w:rPr>
+              <w:t>Загрузчик шейдеров</w:t>
+            </w:r>
+            <w:r>
+              <w:rPr>
+                <w:noProof/>
+                <w:webHidden/>
+              </w:rPr>
+              <w:tab/>
+            </w:r>
+            <w:r>
+              <w:rPr>
+                <w:noProof/>
+                <w:webHidden/>
+              </w:rPr>
+              <w:fldChar w:fldCharType="begin"/>
+            </w:r>
+            <w:r>
+              <w:rPr>
+                <w:noProof/>
+                <w:webHidden/>
+              </w:rPr>
+              <w:instrText xml:space="preserve"> PAGEREF _Toc229928948 \h </w:instrText>
+            </w:r>
+            <w:r>
+              <w:rPr>
+                <w:noProof/>
+                <w:webHidden/>
+              </w:rPr>
+            </w:r>
+            <w:r>
+              <w:rPr>
+                <w:noProof/>
+                <w:webHidden/>
+              </w:rPr>
+              <w:fldChar w:fldCharType="separate"/>
+            </w:r>
+            <w:r>
+              <w:rPr>
+                <w:noProof/>
+                <w:webHidden/>
+              </w:rPr>
+              <w:t>7</w:t>
+            </w:r>
+            <w:r>
+              <w:rPr>
+                <w:noProof/>
+                <w:webHidden/>
+              </w:rPr>
+              <w:fldChar w:fldCharType="end"/>
+            </w:r>
+          </w:hyperlink>
+        </w:p>
+        <w:p>
+          <w:pPr>
+            <w:pStyle w:val="TOC2"/>
+            <w:rPr>
+              <w:rFonts w:asciiTheme="minorHAnsi" w:eastAsiaTheme="minorEastAsia" w:hAnsiTheme="minorHAnsi" w:cstheme="minorBidi"/>
+              <w:noProof/>
+              <w:kern w:val="2"/>
+              <w:sz w:val="24"/>
+              <w:szCs w:val="24"/>
+              <w:lang w:eastAsia="ru-RU"/>
+              <w14:ligatures w14:val="standardContextual"/>
+            </w:rPr>
+          </w:pPr>
+          <w:hyperlink w:anchor="_Toc229928949" w:history="1">
+            <w:r>
+              <w:rPr>
+                <w:rStyle w:val="Hyperlink"/>
+                <w:rFonts w:ascii="Times New Roman" w:hAnsi="Times New Roman"/>
+                <w:bCs/>
+                <w:noProof/>
+                <w:lang w:val="en-US"/>
+              </w:rPr>
+              <w:t>8.</w:t>
+            </w:r>
+            <w:r>
+              <w:rPr>
+                <w:rFonts w:asciiTheme="minorHAnsi" w:eastAsiaTheme="minorEastAsia" w:hAnsiTheme="minorHAnsi" w:cstheme="minorBidi"/>
+                <w:noProof/>
+                <w:kern w:val="2"/>
+                <w:sz w:val="24"/>
+                <w:szCs w:val="24"/>
+                <w:lang w:eastAsia="ru-RU"/>
+                <w14:ligatures w14:val="standardContextual"/>
+              </w:rPr>
+              <w:tab/>
+            </w:r>
+            <w:r>
+              <w:rPr>
+                <w:rStyle w:val="Hyperlink"/>
+                <w:noProof/>
+              </w:rPr>
+              <w:t xml:space="preserve">Расширение </w:t>
+            </w:r>
+            <w:r>
+              <w:rPr>
+                <w:rStyle w:val="Hyperlink"/>
+                <w:noProof/>
+                <w:lang w:val="en-US"/>
+              </w:rPr>
+              <w:t>RenderAdapter</w:t>
+            </w:r>
+            <w:r>
+              <w:rPr>
+                <w:noProof/>
+                <w:webHidden/>
+              </w:rPr>
+              <w:tab/>
+            </w:r>
+            <w:r>
+              <w:rPr>
+                <w:noProof/>
+                <w:webHidden/>
+              </w:rPr>
+              <w:fldChar w:fldCharType="begin"/>
+            </w:r>
+            <w:r>
+              <w:rPr>
+                <w:noProof/>
+                <w:webHidden/>
+              </w:rPr>
+              <w:instrText xml:space="preserve"> PAGEREF _Toc229928949 \h </w:instrText>
+            </w:r>
+            <w:r>
+              <w:rPr>
+                <w:noProof/>
+                <w:webHidden/>
+              </w:rPr>
+            </w:r>
+            <w:r>
+              <w:rPr>
+                <w:noProof/>
+                <w:webHidden/>
+              </w:rPr>
+              <w:fldChar w:fldCharType="separate"/>
+            </w:r>
+            <w:r>
+              <w:rPr>
+                <w:noProof/>
+                <w:webHidden/>
+              </w:rPr>
+              <w:t>7</w:t>
+            </w:r>
+            <w:r>
+              <w:rPr>
+                <w:noProof/>
+                <w:webHidden/>
+              </w:rPr>
+              <w:fldChar w:fldCharType="end"/>
+            </w:r>
+          </w:hyperlink>
+        </w:p>
+        <w:p>
+          <w:pPr>
+            <w:pStyle w:val="TOC2"/>
+            <w:rPr>
+              <w:rFonts w:asciiTheme="minorHAnsi" w:eastAsiaTheme="minorEastAsia" w:hAnsiTheme="minorHAnsi" w:cstheme="minorBidi"/>
+              <w:noProof/>
+              <w:kern w:val="2"/>
+              <w:sz w:val="24"/>
+              <w:szCs w:val="24"/>
+              <w:lang w:eastAsia="ru-RU"/>
+              <w14:ligatures w14:val="standardContextual"/>
+            </w:rPr>
+          </w:pPr>
+          <w:hyperlink w:anchor="_Toc229928950" w:history="1">
+            <w:r>
+              <w:rPr>
+                <w:rStyle w:val="Hyperlink"/>
+                <w:rFonts w:ascii="Times New Roman" w:hAnsi="Times New Roman"/>
+                <w:bCs/>
+                <w:noProof/>
+              </w:rPr>
+              <w:t>9.</w:t>
+            </w:r>
+            <w:r>
+              <w:rPr>
+                <w:rFonts w:asciiTheme="minorHAnsi" w:eastAsiaTheme="minorEastAsia" w:hAnsiTheme="minorHAnsi" w:cstheme="minorBidi"/>
+                <w:noProof/>
+                <w:kern w:val="2"/>
+                <w:sz w:val="24"/>
+                <w:szCs w:val="24"/>
+                <w:lang w:eastAsia="ru-RU"/>
+                <w14:ligatures w14:val="standardContextual"/>
+              </w:rPr>
+              <w:tab/>
+            </w:r>
+            <w:r>
+              <w:rPr>
+                <w:rStyle w:val="Hyperlink"/>
+                <w:noProof/>
+              </w:rPr>
+              <w:t xml:space="preserve">Создание </w:t>
+            </w:r>
+            <w:r>
+              <w:rPr>
+                <w:rStyle w:val="Hyperlink"/>
+                <w:noProof/>
+                <w:lang w:val="en-US"/>
+              </w:rPr>
+              <w:t>GPU-</w:t>
+            </w:r>
+            <w:r>
+              <w:rPr>
+                <w:rStyle w:val="Hyperlink"/>
+                <w:noProof/>
+              </w:rPr>
+              <w:t>ресурсов</w:t>
+            </w:r>
+            <w:r>
+              <w:rPr>
+                <w:noProof/>
+                <w:webHidden/>
+              </w:rPr>
+              <w:tab/>
+            </w:r>
+            <w:r>
+              <w:rPr>
+                <w:noProof/>
+                <w:webHidden/>
+              </w:rPr>
+              <w:fldChar w:fldCharType="begin"/>
+            </w:r>
+            <w:r>
+              <w:rPr>
+                <w:noProof/>
+                <w:webHidden/>
+              </w:rPr>
+              <w:instrText xml:space="preserve"> PAGEREF _Toc229928950 \h </w:instrText>
+            </w:r>
+            <w:r>
+              <w:rPr>
+                <w:noProof/>
+                <w:webHidden/>
+              </w:rPr>
+            </w:r>
+            <w:r>
+              <w:rPr>
+                <w:noProof/>
+                <w:webHidden/>
+              </w:rPr>
+              <w:fldChar w:fldCharType="separate"/>
+            </w:r>
+            <w:r>
+              <w:rPr>
+                <w:noProof/>
+                <w:webHidden/>
+              </w:rPr>
+              <w:t>8</w:t>
+            </w:r>
+            <w:r>
+              <w:rPr>
+                <w:noProof/>
+                <w:webHidden/>
+              </w:rPr>
+              <w:fldChar w:fldCharType="end"/>
+            </w:r>
+          </w:hyperlink>
+        </w:p>
+        <w:p>
+          <w:pPr>
+            <w:pStyle w:val="TOC2"/>
+            <w:rPr>
+              <w:rFonts w:asciiTheme="minorHAnsi" w:eastAsiaTheme="minorEastAsia" w:hAnsiTheme="minorHAnsi" w:cstheme="minorBidi"/>
+              <w:noProof/>
+              <w:kern w:val="2"/>
+              <w:sz w:val="24"/>
+              <w:szCs w:val="24"/>
+              <w:lang w:eastAsia="ru-RU"/>
+              <w14:ligatures w14:val="standardContextual"/>
+            </w:rPr>
+          </w:pPr>
+          <w:hyperlink w:anchor="_Toc229928951" w:history="1">
+            <w:r>
+              <w:rPr>
+                <w:rStyle w:val="Hyperlink"/>
+                <w:rFonts w:ascii="Times New Roman" w:hAnsi="Times New Roman"/>
+                <w:bCs/>
+                <w:noProof/>
+                <w:lang w:val="en-US"/>
+              </w:rPr>
+              <w:t>10.</w:t>
+            </w:r>
+            <w:r>
+              <w:rPr>
+                <w:rFonts w:asciiTheme="minorHAnsi" w:eastAsiaTheme="minorEastAsia" w:hAnsiTheme="minorHAnsi" w:cstheme="minorBidi"/>
+                <w:noProof/>
+                <w:kern w:val="2"/>
+                <w:sz w:val="24"/>
+                <w:szCs w:val="24"/>
+                <w:lang w:eastAsia="ru-RU"/>
+                <w14:ligatures w14:val="standardContextual"/>
+              </w:rPr>
+              <w:tab/>
+            </w:r>
+            <w:r>
+              <w:rPr>
+                <w:rStyle w:val="Hyperlink"/>
+                <w:noProof/>
+              </w:rPr>
+              <w:t xml:space="preserve">Модификация компонента </w:t>
+            </w:r>
+            <w:r>
+              <w:rPr>
+                <w:rStyle w:val="Hyperlink"/>
+                <w:noProof/>
+                <w:lang w:val="en-US"/>
+              </w:rPr>
+              <w:t>MeshRenderer</w:t>
+            </w:r>
+            <w:r>
+              <w:rPr>
+                <w:noProof/>
+                <w:webHidden/>
+              </w:rPr>
+              <w:tab/>
+            </w:r>
+            <w:r>
+              <w:rPr>
+                <w:noProof/>
+                <w:webHidden/>
+              </w:rPr>
+              <w:fldChar w:fldCharType="begin"/>
+            </w:r>
+            <w:r>
+              <w:rPr>
+                <w:noProof/>
+                <w:webHidden/>
+              </w:rPr>
+              <w:instrText xml:space="preserve"> PAGEREF _Toc229928951 \h </w:instrText>
+            </w:r>
+            <w:r>
+              <w:rPr>
+                <w:noProof/>
+                <w:webHidden/>
+              </w:rPr>
+            </w:r>
+            <w:r>
+              <w:rPr>
+                <w:noProof/>
+                <w:webHidden/>
+              </w:rPr>
+              <w:fldChar w:fldCharType="separate"/>
+            </w:r>
+            <w:r>
+              <w:rPr>
+                <w:noProof/>
+                <w:webHidden/>
+              </w:rPr>
+              <w:t>8</w:t>
+            </w:r>
+            <w:r>
+              <w:rPr>
+                <w:noProof/>
+                <w:webHidden/>
+              </w:rPr>
+              <w:fldChar w:fldCharType="end"/>
+            </w:r>
+          </w:hyperlink>
+        </w:p>
+        <w:p>
+          <w:pPr>
+            <w:pStyle w:val="TOC2"/>
+            <w:rPr>
+              <w:rFonts w:asciiTheme="minorHAnsi" w:eastAsiaTheme="minorEastAsia" w:hAnsiTheme="minorHAnsi" w:cstheme="minorBidi"/>
+              <w:noProof/>
+              <w:kern w:val="2"/>
+              <w:sz w:val="24"/>
+              <w:szCs w:val="24"/>
+              <w:lang w:eastAsia="ru-RU"/>
+              <w14:ligatures w14:val="standardContextual"/>
+            </w:rPr>
+          </w:pPr>
+          <w:hyperlink w:anchor="_Toc229928952" w:history="1">
+            <w:r>
+              <w:rPr>
+                <w:rStyle w:val="Hyperlink"/>
+                <w:rFonts w:ascii="Times New Roman" w:hAnsi="Times New Roman"/>
+                <w:bCs/>
+                <w:noProof/>
+              </w:rPr>
+              <w:t>11.</w:t>
+            </w:r>
+            <w:r>
+              <w:rPr>
+                <w:rFonts w:asciiTheme="minorHAnsi" w:eastAsiaTheme="minorEastAsia" w:hAnsiTheme="minorHAnsi" w:cstheme="minorBidi"/>
+                <w:noProof/>
+                <w:kern w:val="2"/>
+                <w:sz w:val="24"/>
+                <w:szCs w:val="24"/>
+                <w:lang w:eastAsia="ru-RU"/>
+                <w14:ligatures w14:val="standardContextual"/>
+              </w:rPr>
+              <w:tab/>
+            </w:r>
+            <w:r>
+              <w:rPr>
+                <w:rStyle w:val="Hyperlink"/>
+                <w:noProof/>
+              </w:rPr>
+              <w:t>Адаптация системы рендеринга</w:t>
+            </w:r>
+            <w:r>
+              <w:rPr>
+                <w:noProof/>
+                <w:webHidden/>
+              </w:rPr>
+              <w:tab/>
+            </w:r>
+            <w:r>
+              <w:rPr>
+                <w:noProof/>
+                <w:webHidden/>
+              </w:rPr>
+              <w:fldChar w:fldCharType="begin"/>
+            </w:r>
+            <w:r>
+              <w:rPr>
+                <w:noProof/>
+                <w:webHidden/>
+              </w:rPr>
+              <w:instrText xml:space="preserve"> PAGEREF _Toc229928952 \h </w:instrText>
+            </w:r>
+            <w:r>
+              <w:rPr>
+                <w:noProof/>
+                <w:webHidden/>
+              </w:rPr>
+            </w:r>
+            <w:r>
+              <w:rPr>
+                <w:noProof/>
+                <w:webHidden/>
+              </w:rPr>
+              <w:fldChar w:fldCharType="separate"/>
+            </w:r>
+            <w:r>
+              <w:rPr>
+                <w:noProof/>
+                <w:webHidden/>
+              </w:rPr>
+              <w:t>9</w:t>
+            </w:r>
+            <w:r>
+              <w:rPr>
+                <w:noProof/>
+                <w:webHidden/>
+              </w:rPr>
+              <w:fldChar w:fldCharType="end"/>
+            </w:r>
+          </w:hyperlink>
+        </w:p>
+        <w:p>
+          <w:pPr>
+            <w:pStyle w:val="TOC2"/>
+            <w:rPr>
+              <w:rFonts w:asciiTheme="minorHAnsi" w:eastAsiaTheme="minorEastAsia" w:hAnsiTheme="minorHAnsi" w:cstheme="minorBidi"/>
+              <w:noProof/>
+              <w:kern w:val="2"/>
+              <w:sz w:val="24"/>
+              <w:szCs w:val="24"/>
+              <w:lang w:eastAsia="ru-RU"/>
+              <w14:ligatures w14:val="standardContextual"/>
+            </w:rPr>
+          </w:pPr>
+          <w:hyperlink w:anchor="_Toc229928953" w:history="1">
+            <w:r>
+              <w:rPr>
+                <w:rStyle w:val="Hyperlink"/>
+                <w:rFonts w:ascii="Times New Roman" w:hAnsi="Times New Roman"/>
+                <w:bCs/>
+                <w:noProof/>
+              </w:rPr>
+              <w:t>12.</w:t>
+            </w:r>
+            <w:r>
+              <w:rPr>
+                <w:rFonts w:asciiTheme="minorHAnsi" w:eastAsiaTheme="minorEastAsia" w:hAnsiTheme="minorHAnsi" w:cstheme="minorBidi"/>
+                <w:noProof/>
+                <w:kern w:val="2"/>
+                <w:sz w:val="24"/>
+                <w:szCs w:val="24"/>
+                <w:lang w:eastAsia="ru-RU"/>
+                <w14:ligatures w14:val="standardContextual"/>
+              </w:rPr>
+              <w:tab/>
+            </w:r>
+            <w:r>
+              <w:rPr>
+                <w:rStyle w:val="Hyperlink"/>
+                <w:noProof/>
+              </w:rPr>
+              <w:t>Сериализация сцены</w:t>
+            </w:r>
+            <w:r>
+              <w:rPr>
+                <w:noProof/>
+                <w:webHidden/>
+              </w:rPr>
+              <w:tab/>
+            </w:r>
+            <w:r>
+              <w:rPr>
+                <w:noProof/>
+                <w:webHidden/>
+              </w:rPr>
+              <w:fldChar w:fldCharType="begin"/>
+            </w:r>
+            <w:r>
+              <w:rPr>
+                <w:noProof/>
+                <w:webHidden/>
+              </w:rPr>
+              <w:instrText xml:space="preserve"> PAGEREF _Toc229928953 \h </w:instrText>
+            </w:r>
+            <w:r>
+              <w:rPr>
+                <w:noProof/>
+                <w:webHidden/>
+              </w:rPr>
+            </w:r>
+            <w:r>
+              <w:rPr>
+                <w:noProof/>
+                <w:webHidden/>
+              </w:rPr>
+              <w:fldChar w:fldCharType="separate"/>
+            </w:r>
+            <w:r>
+              <w:rPr>
+                <w:noProof/>
+                <w:webHidden/>
+              </w:rPr>
+              <w:t>9</w:t>
+            </w:r>
+            <w:r>
+              <w:rPr>
+                <w:noProof/>
+                <w:webHidden/>
+              </w:rPr>
+              <w:fldChar w:fldCharType="end"/>
+            </w:r>
+          </w:hyperlink>
+        </w:p>
+        <w:p>
+          <w:pPr>
+            <w:pStyle w:val="TOC2"/>
+            <w:rPr>
+              <w:rFonts w:asciiTheme="minorHAnsi" w:eastAsiaTheme="minorEastAsia" w:hAnsiTheme="minorHAnsi" w:cstheme="minorBidi"/>
+              <w:noProof/>
+              <w:kern w:val="2"/>
+              <w:sz w:val="24"/>
+              <w:szCs w:val="24"/>
+              <w:lang w:eastAsia="ru-RU"/>
+              <w14:ligatures w14:val="standardContextual"/>
+            </w:rPr>
+          </w:pPr>
+          <w:hyperlink w:anchor="_Toc229928954" w:history="1">
+            <w:r>
+              <w:rPr>
+                <w:rStyle w:val="Hyperlink"/>
+                <w:rFonts w:ascii="Times New Roman" w:hAnsi="Times New Roman"/>
+                <w:bCs/>
+                <w:noProof/>
+              </w:rPr>
+              <w:t>13.</w:t>
+            </w:r>
+            <w:r>
+              <w:rPr>
+                <w:rFonts w:asciiTheme="minorHAnsi" w:eastAsiaTheme="minorEastAsia" w:hAnsiTheme="minorHAnsi" w:cstheme="minorBidi"/>
+                <w:noProof/>
+                <w:kern w:val="2"/>
+                <w:sz w:val="24"/>
+                <w:szCs w:val="24"/>
+                <w:lang w:eastAsia="ru-RU"/>
+                <w14:ligatures w14:val="standardContextual"/>
+              </w:rPr>
+              <w:tab/>
+            </w:r>
+            <w:r>
+              <w:rPr>
+                <w:rStyle w:val="Hyperlink"/>
+                <w:noProof/>
+              </w:rPr>
+              <w:t>Демонстрационная сцена и загрузка модели</w:t>
+            </w:r>
+            <w:r>
+              <w:rPr>
+                <w:noProof/>
+                <w:webHidden/>
+              </w:rPr>
+              <w:tab/>
+            </w:r>
+            <w:r>
+              <w:rPr>
+                <w:noProof/>
+                <w:webHidden/>
+              </w:rPr>
+              <w:fldChar w:fldCharType="begin"/>
+            </w:r>
+            <w:r>
+              <w:rPr>
+                <w:noProof/>
+                <w:webHidden/>
+              </w:rPr>
+              <w:instrText xml:space="preserve"> PAGEREF _Toc229928954 \h </w:instrText>
+            </w:r>
+            <w:r>
+              <w:rPr>
+                <w:noProof/>
+                <w:webHidden/>
+              </w:rPr>
+            </w:r>
+            <w:r>
+              <w:rPr>
+                <w:noProof/>
+                <w:webHidden/>
+              </w:rPr>
+              <w:fldChar w:fldCharType="separate"/>
+            </w:r>
+            <w:r>
+              <w:rPr>
+                <w:noProof/>
+                <w:webHidden/>
+              </w:rPr>
+              <w:t>10</w:t>
+            </w:r>
+            <w:r>
+              <w:rPr>
+                <w:noProof/>
+                <w:webHidden/>
+              </w:rPr>
+              <w:fldChar w:fldCharType="end"/>
+            </w:r>
+          </w:hyperlink>
+        </w:p>
+        <w:p>
+          <w:pPr>
+            <w:pStyle w:val="TOC2"/>
+            <w:rPr>
+              <w:rFonts w:asciiTheme="minorHAnsi" w:eastAsiaTheme="minorEastAsia" w:hAnsiTheme="minorHAnsi" w:cstheme="minorBidi"/>
+              <w:noProof/>
+              <w:kern w:val="2"/>
+              <w:sz w:val="24"/>
+              <w:szCs w:val="24"/>
+              <w:lang w:eastAsia="ru-RU"/>
+              <w14:ligatures w14:val="standardContextual"/>
+            </w:rPr>
+          </w:pPr>
+          <w:hyperlink w:anchor="_Toc229928955" w:history="1">
+            <w:r>
+              <w:rPr>
+                <w:rStyle w:val="Hyperlink"/>
+                <w:rFonts w:ascii="Times New Roman" w:hAnsi="Times New Roman"/>
+                <w:bCs/>
+                <w:noProof/>
+              </w:rPr>
+              <w:t>14.</w:t>
+            </w:r>
+            <w:r>
+              <w:rPr>
+                <w:rFonts w:asciiTheme="minorHAnsi" w:eastAsiaTheme="minorEastAsia" w:hAnsiTheme="minorHAnsi" w:cstheme="minorBidi"/>
+                <w:noProof/>
+                <w:kern w:val="2"/>
+                <w:sz w:val="24"/>
+                <w:szCs w:val="24"/>
+                <w:lang w:eastAsia="ru-RU"/>
+                <w14:ligatures w14:val="standardContextual"/>
+              </w:rPr>
+              <w:tab/>
+            </w:r>
+            <w:r>
+              <w:rPr>
+                <w:rStyle w:val="Hyperlink"/>
+                <w:noProof/>
+              </w:rPr>
+              <w:t>Трудности и их решение</w:t>
+            </w:r>
+            <w:r>
+              <w:rPr>
+                <w:noProof/>
+                <w:webHidden/>
+              </w:rPr>
+              <w:tab/>
+            </w:r>
+            <w:r>
+              <w:rPr>
+                <w:noProof/>
+                <w:webHidden/>
+              </w:rPr>
+              <w:fldChar w:fldCharType="begin"/>
+            </w:r>
+            <w:r>
+              <w:rPr>
+                <w:noProof/>
+                <w:webHidden/>
+              </w:rPr>
+              <w:instrText xml:space="preserve"> PAGEREF _Toc229928955 \h </w:instrText>
+            </w:r>
+            <w:r>
+              <w:rPr>
+                <w:noProof/>
+                <w:webHidden/>
+              </w:rPr>
+            </w:r>
+            <w:r>
+              <w:rPr>
+                <w:noProof/>
+                <w:webHidden/>
+              </w:rPr>
+              <w:fldChar w:fldCharType="separate"/>
+            </w:r>
+            <w:r>
+              <w:rPr>
+                <w:noProof/>
+                <w:webHidden/>
+              </w:rPr>
+              <w:t>11</w:t>
             </w:r>
             <w:r>
               <w:rPr>
@@ -1456,7 +2501,7 @@
               <w14:ligatures w14:val="standardContextual"/>
             </w:rPr>
           </w:pPr>
-          <w:hyperlink w:anchor="_Toc229609530" w:history="1">
+          <w:hyperlink w:anchor="_Toc229928956" w:history="1">
             <w:r>
               <w:rPr>
                 <w:rStyle w:val="Hyperlink"/>
@@ -1483,7 +2528,7 @@
                 <w:noProof/>
                 <w:webHidden/>
               </w:rPr>
-              <w:instrText xml:space="preserve"> PAGEREF _Toc229609530 \h </w:instrText>
+              <w:instrText xml:space="preserve"> PAGEREF _Toc229928956 \h </w:instrText>
             </w:r>
             <w:r>
               <w:rPr>
@@ -1503,7 +2548,7 @@
                 <w:noProof/>
                 <w:webHidden/>
               </w:rPr>
-              <w:t>5</w:t>
+              <w:t>12</w:t>
             </w:r>
             <w:r>
               <w:rPr>
@@ -1527,7 +2572,7 @@
               <w14:ligatures w14:val="standardContextual"/>
             </w:rPr>
           </w:pPr>
-          <w:hyperlink w:anchor="_Toc229609531" w:history="1">
+          <w:hyperlink w:anchor="_Toc229928957" w:history="1">
             <w:r>
               <w:rPr>
                 <w:rStyle w:val="Hyperlink"/>
@@ -1554,7 +2599,7 @@
                 <w:noProof/>
                 <w:webHidden/>
               </w:rPr>
-              <w:instrText xml:space="preserve"> PAGEREF _Toc229609531 \h </w:instrText>
+              <w:instrText xml:space="preserve"> PAGEREF _Toc229928957 \h </w:instrText>
             </w:r>
             <w:r>
               <w:rPr>
@@ -1574,7 +2619,7 @@
                 <w:noProof/>
                 <w:webHidden/>
               </w:rPr>
-              <w:t>6</w:t>
+              <w:t>13</w:t>
             </w:r>
             <w:r>
               <w:rPr>
@@ -1598,61 +2643,13 @@
               <w14:ligatures w14:val="standardContextual"/>
             </w:rPr>
           </w:pPr>
-          <w:hyperlink w:anchor="_Toc229609532" w:history="1">
+          <w:hyperlink w:anchor="_Toc229928958" w:history="1">
             <w:r>
               <w:rPr>
                 <w:rStyle w:val="Hyperlink"/>
                 <w:noProof/>
               </w:rPr>
               <w:t>ПРИЛОЖЕНИЕ 1</w:t>
-            </w:r>
-            <w:r>
-              <w:rPr>
-                <w:noProof/>
-                <w:webHidden/>
-              </w:rPr>
-              <w:tab/>
-            </w:r>
-            <w:r>
-              <w:rPr>
-                <w:noProof/>
-                <w:webHidden/>
-              </w:rPr>
-              <w:fldChar w:fldCharType="begin"/>
-            </w:r>
-            <w:r>
-              <w:rPr>
-                <w:noProof/>
-                <w:webHidden/>
-              </w:rPr>
-              <w:instrText xml:space="preserve"> PAGEREF _Toc229609532 \h </w:instrText>
-            </w:r>
-            <w:r>
-              <w:rPr>
-                <w:noProof/>
-                <w:webHidden/>
-              </w:rPr>
-            </w:r>
-            <w:r>
-              <w:rPr>
-                <w:noProof/>
-                <w:webHidden/>
-              </w:rPr>
-              <w:fldChar w:fldCharType="separate"/>
-            </w:r>
-            <w:r>
-              <w:rPr>
-                <w:noProof/>
-                <w:webHidden/>
-              </w:rPr>
-              <w:t>7</w:t>
-            </w:r>
-            <w:r>
-              <w:rPr>
-                <w:noProof/>
-                <w:webHidden/>
-              </w:rPr>
-              <w:fldChar w:fldCharType="end"/>
             </w:r>
           </w:hyperlink>
         </w:p>
@@ -1669,61 +2666,13 @@
               <w14:ligatures w14:val="standardContextual"/>
             </w:rPr>
           </w:pPr>
-          <w:hyperlink w:anchor="_Toc229609533" w:history="1">
+          <w:hyperlink w:anchor="_Toc229928959" w:history="1">
             <w:r>
               <w:rPr>
                 <w:rStyle w:val="Hyperlink"/>
                 <w:noProof/>
               </w:rPr>
               <w:t>ПРИЛОЖЕНИЕ 2</w:t>
-            </w:r>
-            <w:r>
-              <w:rPr>
-                <w:noProof/>
-                <w:webHidden/>
-              </w:rPr>
-              <w:tab/>
-            </w:r>
-            <w:r>
-              <w:rPr>
-                <w:noProof/>
-                <w:webHidden/>
-              </w:rPr>
-              <w:fldChar w:fldCharType="begin"/>
-            </w:r>
-            <w:r>
-              <w:rPr>
-                <w:noProof/>
-                <w:webHidden/>
-              </w:rPr>
-              <w:instrText xml:space="preserve"> PAGEREF _Toc229609533 \h </w:instrText>
-            </w:r>
-            <w:r>
-              <w:rPr>
-                <w:noProof/>
-                <w:webHidden/>
-              </w:rPr>
-            </w:r>
-            <w:r>
-              <w:rPr>
-                <w:noProof/>
-                <w:webHidden/>
-              </w:rPr>
-              <w:fldChar w:fldCharType="separate"/>
-            </w:r>
-            <w:r>
-              <w:rPr>
-                <w:noProof/>
-                <w:webHidden/>
-              </w:rPr>
-              <w:t>8</w:t>
-            </w:r>
-            <w:r>
-              <w:rPr>
-                <w:noProof/>
-                <w:webHidden/>
-              </w:rPr>
-              <w:fldChar w:fldCharType="end"/>
             </w:r>
           </w:hyperlink>
         </w:p>
@@ -1740,69 +2689,13 @@
               <w14:ligatures w14:val="standardContextual"/>
             </w:rPr>
           </w:pPr>
-          <w:hyperlink w:anchor="_Toc229609534" w:history="1">
+          <w:hyperlink w:anchor="_Toc229928960" w:history="1">
             <w:r>
               <w:rPr>
                 <w:rStyle w:val="Hyperlink"/>
                 <w:noProof/>
               </w:rPr>
-              <w:t>ПРИЛОЖЕНИЕ</w:t>
-            </w:r>
-            <w:r>
-              <w:rPr>
-                <w:rStyle w:val="Hyperlink"/>
-                <w:noProof/>
-                <w:lang w:val="en-US"/>
-              </w:rPr>
-              <w:t xml:space="preserve"> 3</w:t>
-            </w:r>
-            <w:r>
-              <w:rPr>
-                <w:noProof/>
-                <w:webHidden/>
-              </w:rPr>
-              <w:tab/>
-            </w:r>
-            <w:r>
-              <w:rPr>
-                <w:noProof/>
-                <w:webHidden/>
-              </w:rPr>
-              <w:fldChar w:fldCharType="begin"/>
-            </w:r>
-            <w:r>
-              <w:rPr>
-                <w:noProof/>
-                <w:webHidden/>
-              </w:rPr>
-              <w:instrText xml:space="preserve"> PAGEREF _Toc229609534 \h </w:instrText>
-            </w:r>
-            <w:r>
-              <w:rPr>
-                <w:noProof/>
-                <w:webHidden/>
-              </w:rPr>
-            </w:r>
-            <w:r>
-              <w:rPr>
-                <w:noProof/>
-                <w:webHidden/>
-              </w:rPr>
-              <w:fldChar w:fldCharType="separate"/>
-            </w:r>
-            <w:r>
-              <w:rPr>
-                <w:noProof/>
-                <w:webHidden/>
-              </w:rPr>
-              <w:t>9</w:t>
-            </w:r>
-            <w:r>
-              <w:rPr>
-                <w:noProof/>
-                <w:webHidden/>
-              </w:rPr>
-              <w:fldChar w:fldCharType="end"/>
+              <w:t>ПРИЛОЖЕНИЕ 3</w:t>
             </w:r>
           </w:hyperlink>
         </w:p>
@@ -1859,7 +2752,7 @@
       <w:pPr>
         <w:pStyle w:val="Heading1"/>
       </w:pPr>
-      <w:bookmarkStart w:id="0" w:name="_Toc229609523"/>
+      <w:bookmarkStart w:id="0" w:name="_Toc229928938"/>
       <w:r>
         <w:lastRenderedPageBreak/>
         <w:t>ВВЕДЕНИЕ</w:t>
@@ -1871,7 +2764,7 @@
       <w:pPr>
         <w:pStyle w:val="Heading2"/>
       </w:pPr>
-      <w:bookmarkStart w:id="1" w:name="_Toc229609524"/>
+      <w:bookmarkStart w:id="1" w:name="_Toc229928939"/>
       <w:r>
         <w:t>Цель работы</w:t>
       </w:r>
@@ -1929,7 +2822,7 @@
       <w:pPr>
         <w:pStyle w:val="Heading2"/>
       </w:pPr>
-      <w:bookmarkStart w:id="2" w:name="_Toc229609525"/>
+      <w:bookmarkStart w:id="2" w:name="_Toc229928940"/>
       <w:r>
         <w:t>Задачи работы</w:t>
       </w:r>
@@ -2263,7 +3156,7 @@
       <w:pPr>
         <w:pStyle w:val="Heading1"/>
       </w:pPr>
-      <w:bookmarkStart w:id="3" w:name="_Toc229609526"/>
+      <w:bookmarkStart w:id="3" w:name="_Toc229928941"/>
       <w:r>
         <w:lastRenderedPageBreak/>
         <w:t>ХОД РАБОТЫ</w:t>
@@ -2279,7 +3172,7 @@
           <w:numId w:val="19"/>
         </w:numPr>
       </w:pPr>
-      <w:bookmarkStart w:id="4" w:name="_Toc229609527"/>
+      <w:bookmarkStart w:id="4" w:name="_Toc229928942"/>
       <w:r>
         <w:t>Описание и архитектура</w:t>
       </w:r>
@@ -2287,22 +3180,12 @@
     </w:p>
     <w:p>
       <w:r>
-        <w:t xml:space="preserve">В ходе практического занятия базовая архитектура игрового движка </w:t>
-      </w:r>
-      <w:r>
-        <w:rPr>
-          <w:lang w:val="en-US"/>
-        </w:rPr>
-        <w:t>NeneEngine</w:t>
-      </w:r>
-      <w:r>
-        <w:t xml:space="preserve"> </w:t>
-      </w:r>
-      <w:r>
-        <w:t>была расширена путём добавления</w:t>
-      </w:r>
-      <w:r>
-        <w:t>…</w:t>
+        <w:t>В ходе практического занятия архитектура игрового движка NeneEngine, созданная в предыдущих работах, была расширена полноценной подсистемой управления ресурсами. Введён центральный ResourceManager, который хранит кэш ресурсов, сопоставляя тип ресурса и путь к файлу с уже загруженным объектом.</w:t>
+      </w:r>
+    </w:p>
+    <w:p>
+      <w:r>
+        <w:t>Новая подсистема интегрирована с существующими ECS и рендерингом. Загрузчики подготавливают CPU-представление ресурса, после чего RenderAdapter создаёт соответствующие GPU-объекты. В MeshRendererComponent вместо упрощённого описания примитива используются идентификаторы меша и материала, а RenderSystem передаёт эти данные в адаптер рендеринга через структуру RenderItem.</w:t>
       </w:r>
     </w:p>
     <w:p>
@@ -2326,18 +3209,47 @@
       <w:pPr>
         <w:pStyle w:val="Heading2"/>
       </w:pPr>
-      <w:bookmarkStart w:id="5" w:name="_Toc229609528"/>
+      <w:bookmarkStart w:id="5" w:name="_Toc229928943"/>
       <w:r>
         <w:t>Технологический стек</w:t>
       </w:r>
       <w:bookmarkEnd w:id="5"/>
     </w:p>
+    <w:p>
+      <w:r>
+        <w:t>Для выполнения практического занятия технологический стек проекта был расширен следующими средствами:</w:t>
+      </w:r>
+    </w:p>
+    <w:p>
+      <w:pPr>
+        <w:pStyle w:val="ListParagraph"/>
+        <w:numPr>
+          <w:ilvl w:val="0"/>
+          <w:numId w:val="21"/>
+        </w:numPr>
+      </w:pPr>
+      <w:r>
+        <w:t>Assimp для импорта 3D-моделей из файлов формата .obj.</w:t>
+      </w:r>
+    </w:p>
+    <w:p>
+      <w:pPr>
+        <w:pStyle w:val="ListParagraph"/>
+        <w:numPr>
+          <w:ilvl w:val="0"/>
+          <w:numId w:val="21"/>
+        </w:numPr>
+      </w:pPr>
+      <w:r>
+        <w:t>stb_image для проверки загрузки текстур и работы с изображениями.</w:t>
+      </w:r>
+    </w:p>
     <w:p/>
     <w:p>
       <w:pPr>
         <w:pStyle w:val="Heading2"/>
       </w:pPr>
-      <w:bookmarkStart w:id="6" w:name="_Toc229609529"/>
+      <w:bookmarkStart w:id="6" w:name="_Toc229928944"/>
       <w:r>
         <w:t>Система сборки</w:t>
       </w:r>
@@ -2345,10 +3257,24 @@
     </w:p>
     <w:p>
       <w:r>
-        <w:t>Игровой движок NeneEngine использует двухуровневую систему сборки на базе CMake.</w:t>
-      </w:r>
-    </w:p>
-    <w:p>
+        <w:t>Подключение зависимостей выполнено через vcpkg.json и src/CMakeLists.txt. В CMake-конфигурации используются find_package(assimp CONFIG REQUIRED), find_package(nlohmann_json CONFIG REQUIRED) и find_package(Stb MODULE REQUIRED), а также линковка с Diligent-TextureLoader.</w:t>
+      </w:r>
+    </w:p>
+    <w:p>
+      <w:r>
+        <w:t xml:space="preserve">Для проверки корректности интеграции внешних библиотек реализован модуль ExternalLibrarySmokeTest, который при запуске приложения выполняет </w:t>
+      </w:r>
+      <w:r>
+        <w:lastRenderedPageBreak/>
+        <w:t>тестовую загрузку OBJ-модели через ResourceManager и текстуры через stb_image, после чего выводит результаты в лог.</w:t>
+      </w:r>
+    </w:p>
+    <w:p>
+      <w:pPr>
+        <w:rPr>
+          <w:lang w:val="en-US"/>
+        </w:rPr>
+      </w:pPr>
       <w:r>
         <w:t xml:space="preserve">Полный листинг корневого CMake-файла CMakeLists.txt продемонстрирован в </w:t>
       </w:r>
@@ -2366,7 +3292,52 @@
     </w:p>
     <w:p>
       <w:r>
-        <w:t xml:space="preserve">Полный листинг CMake-файла CMakeLists.txt в папке src продемонстрирован в </w:t>
+        <w:t xml:space="preserve">Полный листинг </w:t>
+      </w:r>
+      <w:r>
+        <w:rPr>
+          <w:lang w:val="en-US"/>
+        </w:rPr>
+        <w:t>CMake</w:t>
+      </w:r>
+      <w:r>
+        <w:t xml:space="preserve">-файла </w:t>
+      </w:r>
+      <w:r>
+        <w:rPr>
+          <w:lang w:val="en-US"/>
+        </w:rPr>
+        <w:t>CMakeLists</w:t>
+      </w:r>
+      <w:r>
+        <w:t>.</w:t>
+      </w:r>
+      <w:r>
+        <w:rPr>
+          <w:lang w:val="en-US"/>
+        </w:rPr>
+        <w:t>txt</w:t>
+      </w:r>
+      <w:r>
+        <w:t xml:space="preserve"> в </w:t>
+      </w:r>
+      <w:r>
+        <w:t>директории</w:t>
+      </w:r>
+      <w:r>
+        <w:t xml:space="preserve"> </w:t>
+      </w:r>
+      <w:r>
+        <w:rPr>
+          <w:lang w:val="en-US"/>
+        </w:rPr>
+        <w:t>src</w:t>
+      </w:r>
+      <w:r>
+        <w:t xml:space="preserve"> </w:t>
+      </w:r>
+      <w:r>
+        <w:t xml:space="preserve">продемонстрирован в </w:t>
       </w:r>
       <w:hyperlink w:anchor="_ПРИЛОЖЕНИЕ_3" w:history="1">
         <w:r>
@@ -2380,6 +3351,3097 @@
         <w:t>.</w:t>
       </w:r>
     </w:p>
+    <w:p/>
+    <w:p>
+      <w:pPr>
+        <w:pStyle w:val="Heading2"/>
+      </w:pPr>
+      <w:bookmarkStart w:id="7" w:name="_Toc229928945"/>
+      <w:r>
+        <w:t>Менеджер ресурсов</w:t>
+      </w:r>
+      <w:bookmarkEnd w:id="7"/>
+    </w:p>
+    <w:p>
+      <w:r>
+        <w:t>Центральным компонентом новой подсистемы стал шаблонный ResourceManager. Он хранит набор зарегистрированных загрузчиков по типам ресурсов, а также кэш уже загруженных объектов. При запросе ресурса по пути менеджер сначала проверяет наличие объекта в кэше; если ресурс уже был загружен, возвращается готовый shared_ptr, иначе вызывается соответствующий загрузчик и результат сохраняется.</w:t>
+      </w:r>
+    </w:p>
+    <w:p>
+      <w:r>
+        <w:t>П</w:t>
+      </w:r>
+      <w:r>
+        <w:t>роверка кэша и загрузка ресурсов приведены в листинге 1.</w:t>
+      </w:r>
+      <w:r>
+        <w:t xml:space="preserve"> </w:t>
+      </w:r>
+      <w:r>
+        <w:t>Регистрация стандартных загрузчиков приведена в листинге 2.</w:t>
+      </w:r>
+    </w:p>
+    <w:p>
+      <w:pPr>
+        <w:ind w:firstLine="0"/>
+      </w:pPr>
+      <w:r>
+        <w:t>Листинг 1 – проверка кэша и загрузка ресурсов</w:t>
+      </w:r>
+    </w:p>
+    <w:p>
+      <w:pPr>
+        <w:spacing w:line="240" w:lineRule="auto"/>
+        <w:ind w:firstLine="0"/>
+        <w:jc w:val="left"/>
+        <w:rPr>
+          <w:rFonts w:ascii="Courier New" w:hAnsi="Courier New" w:cs="Courier New"/>
+          <w:sz w:val="20"/>
+          <w:szCs w:val="16"/>
+          <w:lang w:val="en-US"/>
+        </w:rPr>
+      </w:pPr>
+      <w:r>
+        <w:rPr>
+          <w:rFonts w:ascii="Courier New" w:hAnsi="Courier New" w:cs="Courier New"/>
+          <w:sz w:val="20"/>
+          <w:szCs w:val="16"/>
+          <w:lang w:val="en-US"/>
+        </w:rPr>
+        <w:t>template &lt;typename T&gt; ResourcePtr&lt;T&gt; Load(const std::string&amp; path)</w:t>
+      </w:r>
+    </w:p>
+    <w:p>
+      <w:pPr>
+        <w:spacing w:line="240" w:lineRule="auto"/>
+        <w:ind w:firstLine="0"/>
+        <w:jc w:val="left"/>
+        <w:rPr>
+          <w:rFonts w:ascii="Courier New" w:hAnsi="Courier New" w:cs="Courier New"/>
+          <w:sz w:val="20"/>
+          <w:szCs w:val="16"/>
+          <w:lang w:val="en-US"/>
+        </w:rPr>
+      </w:pPr>
+      <w:r>
+        <w:rPr>
+          <w:rFonts w:ascii="Courier New" w:hAnsi="Courier New" w:cs="Courier New"/>
+          <w:sz w:val="20"/>
+          <w:szCs w:val="16"/>
+          <w:lang w:val="en-US"/>
+        </w:rPr>
+        <w:t>{</w:t>
+      </w:r>
+    </w:p>
+    <w:p>
+      <w:pPr>
+        <w:spacing w:line="240" w:lineRule="auto"/>
+        <w:ind w:firstLine="0"/>
+        <w:jc w:val="left"/>
+        <w:rPr>
+          <w:rFonts w:ascii="Courier New" w:hAnsi="Courier New" w:cs="Courier New"/>
+          <w:sz w:val="20"/>
+          <w:szCs w:val="16"/>
+          <w:lang w:val="en-US"/>
+        </w:rPr>
+      </w:pPr>
+      <w:r>
+        <w:rPr>
+          <w:rFonts w:ascii="Courier New" w:hAnsi="Courier New" w:cs="Courier New"/>
+          <w:sz w:val="20"/>
+          <w:szCs w:val="16"/>
+          <w:lang w:val="en-US"/>
+        </w:rPr>
+        <w:t xml:space="preserve">    auto&amp; cache = GetOrCreateCache&lt;T&gt;();</w:t>
+      </w:r>
+    </w:p>
+    <w:p>
+      <w:pPr>
+        <w:spacing w:line="240" w:lineRule="auto"/>
+        <w:ind w:firstLine="0"/>
+        <w:jc w:val="left"/>
+        <w:rPr>
+          <w:rFonts w:ascii="Courier New" w:hAnsi="Courier New" w:cs="Courier New"/>
+          <w:sz w:val="20"/>
+          <w:szCs w:val="16"/>
+          <w:lang w:val="en-US"/>
+        </w:rPr>
+      </w:pPr>
+      <w:r>
+        <w:rPr>
+          <w:rFonts w:ascii="Courier New" w:hAnsi="Courier New" w:cs="Courier New"/>
+          <w:sz w:val="20"/>
+          <w:szCs w:val="16"/>
+          <w:lang w:val="en-US"/>
+        </w:rPr>
+        <w:t xml:space="preserve">    if (const auto cached = cache.find(path); cached != cache.end())</w:t>
+      </w:r>
+    </w:p>
+    <w:p>
+      <w:pPr>
+        <w:spacing w:line="240" w:lineRule="auto"/>
+        <w:ind w:firstLine="0"/>
+        <w:jc w:val="left"/>
+        <w:rPr>
+          <w:rFonts w:ascii="Courier New" w:hAnsi="Courier New" w:cs="Courier New"/>
+          <w:sz w:val="20"/>
+          <w:szCs w:val="16"/>
+          <w:lang w:val="en-US"/>
+        </w:rPr>
+      </w:pPr>
+      <w:r>
+        <w:rPr>
+          <w:rFonts w:ascii="Courier New" w:hAnsi="Courier New" w:cs="Courier New"/>
+          <w:sz w:val="20"/>
+          <w:szCs w:val="16"/>
+          <w:lang w:val="en-US"/>
+        </w:rPr>
+        <w:t xml:space="preserve">        return cached-&gt;second;</w:t>
+      </w:r>
+    </w:p>
+    <w:p>
+      <w:pPr>
+        <w:spacing w:line="240" w:lineRule="auto"/>
+        <w:ind w:firstLine="0"/>
+        <w:jc w:val="left"/>
+        <w:rPr>
+          <w:rFonts w:ascii="Courier New" w:hAnsi="Courier New" w:cs="Courier New"/>
+          <w:sz w:val="20"/>
+          <w:szCs w:val="16"/>
+          <w:lang w:val="en-US"/>
+        </w:rPr>
+      </w:pPr>
+    </w:p>
+    <w:p>
+      <w:pPr>
+        <w:spacing w:line="240" w:lineRule="auto"/>
+        <w:ind w:firstLine="0"/>
+        <w:jc w:val="left"/>
+        <w:rPr>
+          <w:rFonts w:ascii="Courier New" w:hAnsi="Courier New" w:cs="Courier New"/>
+          <w:sz w:val="20"/>
+          <w:szCs w:val="16"/>
+          <w:lang w:val="en-US"/>
+        </w:rPr>
+      </w:pPr>
+      <w:r>
+        <w:rPr>
+          <w:rFonts w:ascii="Courier New" w:hAnsi="Courier New" w:cs="Courier New"/>
+          <w:sz w:val="20"/>
+          <w:szCs w:val="16"/>
+          <w:lang w:val="en-US"/>
+        </w:rPr>
+        <w:t xml:space="preserve">    LoaderFn&lt;T&gt;* loader = GetLoader&lt;T&gt;();</w:t>
+      </w:r>
+    </w:p>
+    <w:p>
+      <w:pPr>
+        <w:spacing w:line="240" w:lineRule="auto"/>
+        <w:ind w:firstLine="0"/>
+        <w:jc w:val="left"/>
+        <w:rPr>
+          <w:rFonts w:ascii="Courier New" w:hAnsi="Courier New" w:cs="Courier New"/>
+          <w:sz w:val="20"/>
+          <w:szCs w:val="16"/>
+          <w:lang w:val="en-US"/>
+        </w:rPr>
+      </w:pPr>
+      <w:r>
+        <w:rPr>
+          <w:rFonts w:ascii="Courier New" w:hAnsi="Courier New" w:cs="Courier New"/>
+          <w:sz w:val="20"/>
+          <w:szCs w:val="16"/>
+          <w:lang w:val="en-US"/>
+        </w:rPr>
+        <w:t xml:space="preserve">    auto resource = std::make_shared&lt;Resource&lt;T&gt;&gt;(path, (*loader)(path));</w:t>
+      </w:r>
+    </w:p>
+    <w:p>
+      <w:pPr>
+        <w:spacing w:line="240" w:lineRule="auto"/>
+        <w:ind w:firstLine="0"/>
+        <w:jc w:val="left"/>
+        <w:rPr>
+          <w:rFonts w:ascii="Courier New" w:hAnsi="Courier New" w:cs="Courier New"/>
+          <w:sz w:val="20"/>
+          <w:szCs w:val="16"/>
+          <w:lang w:val="en-US"/>
+        </w:rPr>
+      </w:pPr>
+      <w:r>
+        <w:rPr>
+          <w:rFonts w:ascii="Courier New" w:hAnsi="Courier New" w:cs="Courier New"/>
+          <w:sz w:val="20"/>
+          <w:szCs w:val="16"/>
+          <w:lang w:val="en-US"/>
+        </w:rPr>
+        <w:t xml:space="preserve">    cache.emplace(path, resource);</w:t>
+      </w:r>
+    </w:p>
+    <w:p>
+      <w:pPr>
+        <w:spacing w:line="240" w:lineRule="auto"/>
+        <w:ind w:firstLine="0"/>
+        <w:jc w:val="left"/>
+        <w:rPr>
+          <w:rFonts w:ascii="Courier New" w:hAnsi="Courier New" w:cs="Courier New"/>
+          <w:sz w:val="20"/>
+          <w:szCs w:val="16"/>
+          <w:lang w:val="en-US"/>
+        </w:rPr>
+      </w:pPr>
+      <w:r>
+        <w:rPr>
+          <w:rFonts w:ascii="Courier New" w:hAnsi="Courier New" w:cs="Courier New"/>
+          <w:sz w:val="20"/>
+          <w:szCs w:val="16"/>
+          <w:lang w:val="en-US"/>
+        </w:rPr>
+        <w:t xml:space="preserve">    return resource;</w:t>
+      </w:r>
+    </w:p>
+    <w:p>
+      <w:pPr>
+        <w:spacing w:line="240" w:lineRule="auto"/>
+        <w:ind w:firstLine="0"/>
+        <w:jc w:val="left"/>
+        <w:rPr>
+          <w:rFonts w:ascii="Courier New" w:hAnsi="Courier New" w:cs="Courier New"/>
+          <w:sz w:val="20"/>
+          <w:szCs w:val="16"/>
+        </w:rPr>
+      </w:pPr>
+      <w:r>
+        <w:rPr>
+          <w:rFonts w:ascii="Courier New" w:hAnsi="Courier New" w:cs="Courier New"/>
+          <w:sz w:val="20"/>
+          <w:szCs w:val="16"/>
+        </w:rPr>
+        <w:t>}</w:t>
+      </w:r>
+    </w:p>
+    <w:p>
+      <w:pPr>
+        <w:ind w:firstLine="0"/>
+      </w:pPr>
+      <w:r>
+        <w:t>Листинг 2 – регистрация стандартных загрузчиков</w:t>
+      </w:r>
+    </w:p>
+    <w:p>
+      <w:pPr>
+        <w:spacing w:line="240" w:lineRule="auto"/>
+        <w:ind w:firstLine="0"/>
+        <w:jc w:val="left"/>
+        <w:rPr>
+          <w:rFonts w:ascii="Courier New" w:hAnsi="Courier New" w:cs="Courier New"/>
+          <w:sz w:val="20"/>
+          <w:szCs w:val="16"/>
+          <w:lang w:val="en-US"/>
+        </w:rPr>
+      </w:pPr>
+      <w:r>
+        <w:rPr>
+          <w:rFonts w:ascii="Courier New" w:hAnsi="Courier New" w:cs="Courier New"/>
+          <w:sz w:val="20"/>
+          <w:szCs w:val="16"/>
+          <w:lang w:val="en-US"/>
+        </w:rPr>
+        <w:t>void ResourceManager::RegisterDefaultLoaders()</w:t>
+      </w:r>
+    </w:p>
+    <w:p>
+      <w:pPr>
+        <w:spacing w:line="240" w:lineRule="auto"/>
+        <w:ind w:firstLine="0"/>
+        <w:jc w:val="left"/>
+        <w:rPr>
+          <w:rFonts w:ascii="Courier New" w:hAnsi="Courier New" w:cs="Courier New"/>
+          <w:sz w:val="20"/>
+          <w:szCs w:val="16"/>
+          <w:lang w:val="en-US"/>
+        </w:rPr>
+      </w:pPr>
+      <w:r>
+        <w:rPr>
+          <w:rFonts w:ascii="Courier New" w:hAnsi="Courier New" w:cs="Courier New"/>
+          <w:sz w:val="20"/>
+          <w:szCs w:val="16"/>
+          <w:lang w:val="en-US"/>
+        </w:rPr>
+        <w:t>{</w:t>
+      </w:r>
+    </w:p>
+    <w:p>
+      <w:pPr>
+        <w:spacing w:line="240" w:lineRule="auto"/>
+        <w:ind w:firstLine="0"/>
+        <w:jc w:val="left"/>
+        <w:rPr>
+          <w:rFonts w:ascii="Courier New" w:hAnsi="Courier New" w:cs="Courier New"/>
+          <w:sz w:val="20"/>
+          <w:szCs w:val="16"/>
+          <w:lang w:val="en-US"/>
+        </w:rPr>
+      </w:pPr>
+      <w:r>
+        <w:rPr>
+          <w:rFonts w:ascii="Courier New" w:hAnsi="Courier New" w:cs="Courier New"/>
+          <w:sz w:val="20"/>
+          <w:szCs w:val="16"/>
+          <w:lang w:val="en-US"/>
+        </w:rPr>
+        <w:t xml:space="preserve">    RegisterLoader&lt;Mesh&gt;([](const std::string&amp; path) { return LoadMeshFromFile(path); });</w:t>
+      </w:r>
+    </w:p>
+    <w:p>
+      <w:pPr>
+        <w:spacing w:line="240" w:lineRule="auto"/>
+        <w:ind w:firstLine="0"/>
+        <w:jc w:val="left"/>
+        <w:rPr>
+          <w:rFonts w:ascii="Courier New" w:hAnsi="Courier New" w:cs="Courier New"/>
+          <w:sz w:val="20"/>
+          <w:szCs w:val="16"/>
+          <w:lang w:val="en-US"/>
+        </w:rPr>
+      </w:pPr>
+      <w:r>
+        <w:rPr>
+          <w:rFonts w:ascii="Courier New" w:hAnsi="Courier New" w:cs="Courier New"/>
+          <w:sz w:val="20"/>
+          <w:szCs w:val="16"/>
+          <w:lang w:val="en-US"/>
+        </w:rPr>
+        <w:t xml:space="preserve">    RegisterLoader&lt;TextureResource&gt;([](const std::string&amp; path) { return LoadTextureResourceFromFile(path); });</w:t>
+      </w:r>
+    </w:p>
+    <w:p>
+      <w:pPr>
+        <w:spacing w:line="240" w:lineRule="auto"/>
+        <w:ind w:firstLine="0"/>
+        <w:jc w:val="left"/>
+        <w:rPr>
+          <w:rFonts w:ascii="Courier New" w:hAnsi="Courier New" w:cs="Courier New"/>
+          <w:sz w:val="20"/>
+          <w:szCs w:val="16"/>
+          <w:lang w:val="en-US"/>
+        </w:rPr>
+      </w:pPr>
+      <w:r>
+        <w:rPr>
+          <w:rFonts w:ascii="Courier New" w:hAnsi="Courier New" w:cs="Courier New"/>
+          <w:sz w:val="20"/>
+          <w:szCs w:val="16"/>
+          <w:lang w:val="en-US"/>
+        </w:rPr>
+        <w:t xml:space="preserve">    RegisterLoader&lt;ShaderProgramResource&gt;(</w:t>
+      </w:r>
+    </w:p>
+    <w:p>
+      <w:pPr>
+        <w:spacing w:line="240" w:lineRule="auto"/>
+        <w:ind w:firstLine="0"/>
+        <w:jc w:val="left"/>
+        <w:rPr>
+          <w:rFonts w:ascii="Courier New" w:hAnsi="Courier New" w:cs="Courier New"/>
+          <w:sz w:val="20"/>
+          <w:szCs w:val="16"/>
+          <w:lang w:val="en-US"/>
+        </w:rPr>
+      </w:pPr>
+      <w:r>
+        <w:rPr>
+          <w:rFonts w:ascii="Courier New" w:hAnsi="Courier New" w:cs="Courier New"/>
+          <w:sz w:val="20"/>
+          <w:szCs w:val="16"/>
+          <w:lang w:val="en-US"/>
+        </w:rPr>
+        <w:t xml:space="preserve">        [](const std::string&amp; path) { return LoadShaderProgramResourceFromFile(path); });</w:t>
+      </w:r>
+    </w:p>
+    <w:p>
+      <w:pPr>
+        <w:spacing w:line="240" w:lineRule="auto"/>
+        <w:ind w:firstLine="0"/>
+        <w:jc w:val="left"/>
+        <w:rPr>
+          <w:rFonts w:ascii="Courier New" w:hAnsi="Courier New" w:cs="Courier New"/>
+          <w:sz w:val="20"/>
+          <w:szCs w:val="16"/>
+        </w:rPr>
+      </w:pPr>
+      <w:r>
+        <w:rPr>
+          <w:rFonts w:ascii="Courier New" w:hAnsi="Courier New" w:cs="Courier New"/>
+          <w:sz w:val="20"/>
+          <w:szCs w:val="16"/>
+        </w:rPr>
+        <w:t>}</w:t>
+      </w:r>
+    </w:p>
+    <w:p/>
+    <w:p>
+      <w:pPr>
+        <w:pStyle w:val="Heading2"/>
+      </w:pPr>
+      <w:bookmarkStart w:id="8" w:name="_Toc229928946"/>
+      <w:r>
+        <w:t>Загрузчик мешей</w:t>
+      </w:r>
+      <w:bookmarkEnd w:id="8"/>
+    </w:p>
+    <w:p>
+      <w:r>
+        <w:t xml:space="preserve">Для загрузки 3D-моделей был реализован модуль MeshLoader, </w:t>
+      </w:r>
+      <w:r>
+        <w:lastRenderedPageBreak/>
+        <w:t>использующий библиотеку Assimp. При чтении модели применяются этапы постобработки: триангуляция, объединение одинаковых вершин, генерация нормалей, проверка структуры данных и инвертирование UV-координат.</w:t>
+      </w:r>
+    </w:p>
+    <w:p>
+      <w:r>
+        <w:t>Из сцены Assimp последовательно извлекаются вершины и индексы, после чего формируется структура MeshData. На её основе создаётся объект Mesh, который в дальнейшем может быть выгружен на GPU.</w:t>
+      </w:r>
+    </w:p>
+    <w:p>
+      <w:r>
+        <w:t xml:space="preserve">Проверка чтения модели через </w:t>
+      </w:r>
+      <w:r>
+        <w:rPr>
+          <w:lang w:val="en-US"/>
+        </w:rPr>
+        <w:t>Assimp</w:t>
+      </w:r>
+      <w:r>
+        <w:t xml:space="preserve"> приведена в листинге 3. Заполнение вершин приведено в листинге 4.</w:t>
+      </w:r>
+    </w:p>
+    <w:p>
+      <w:pPr>
+        <w:ind w:firstLine="0"/>
+      </w:pPr>
+      <w:r>
+        <w:t xml:space="preserve">Листинг 3 – чтение моделей через </w:t>
+      </w:r>
+      <w:r>
+        <w:rPr>
+          <w:lang w:val="en-US"/>
+        </w:rPr>
+        <w:t>Assimp</w:t>
+      </w:r>
+    </w:p>
+    <w:p>
+      <w:pPr>
+        <w:spacing w:line="240" w:lineRule="auto"/>
+        <w:ind w:firstLine="0"/>
+        <w:jc w:val="left"/>
+        <w:rPr>
+          <w:rFonts w:ascii="Courier New" w:hAnsi="Courier New" w:cs="Courier New"/>
+          <w:sz w:val="20"/>
+          <w:szCs w:val="16"/>
+          <w:lang w:val="en-US"/>
+        </w:rPr>
+      </w:pPr>
+      <w:r>
+        <w:rPr>
+          <w:rFonts w:ascii="Courier New" w:hAnsi="Courier New" w:cs="Courier New"/>
+          <w:sz w:val="20"/>
+          <w:szCs w:val="16"/>
+          <w:lang w:val="en-US"/>
+        </w:rPr>
+        <w:t>const aiScene* scene = importer.ReadFile(</w:t>
+      </w:r>
+    </w:p>
+    <w:p>
+      <w:pPr>
+        <w:spacing w:line="240" w:lineRule="auto"/>
+        <w:ind w:firstLine="0"/>
+        <w:jc w:val="left"/>
+        <w:rPr>
+          <w:rFonts w:ascii="Courier New" w:hAnsi="Courier New" w:cs="Courier New"/>
+          <w:sz w:val="20"/>
+          <w:szCs w:val="16"/>
+          <w:lang w:val="en-US"/>
+        </w:rPr>
+      </w:pPr>
+      <w:r>
+        <w:rPr>
+          <w:rFonts w:ascii="Courier New" w:hAnsi="Courier New" w:cs="Courier New"/>
+          <w:sz w:val="20"/>
+          <w:szCs w:val="16"/>
+          <w:lang w:val="en-US"/>
+        </w:rPr>
+        <w:t xml:space="preserve">    path, aiProcess_Triangulate | aiProcess_JoinIdenticalVertices |</w:t>
+      </w:r>
+    </w:p>
+    <w:p>
+      <w:pPr>
+        <w:spacing w:line="240" w:lineRule="auto"/>
+        <w:ind w:firstLine="0"/>
+        <w:jc w:val="left"/>
+        <w:rPr>
+          <w:rFonts w:ascii="Courier New" w:hAnsi="Courier New" w:cs="Courier New"/>
+          <w:sz w:val="20"/>
+          <w:szCs w:val="16"/>
+          <w:lang w:val="en-US"/>
+        </w:rPr>
+      </w:pPr>
+      <w:r>
+        <w:rPr>
+          <w:rFonts w:ascii="Courier New" w:hAnsi="Courier New" w:cs="Courier New"/>
+          <w:sz w:val="20"/>
+          <w:szCs w:val="16"/>
+          <w:lang w:val="en-US"/>
+        </w:rPr>
+        <w:t xml:space="preserve">              aiProcess_PreTransformVertices | aiProcess_GenSmoothNormals |</w:t>
+      </w:r>
+    </w:p>
+    <w:p>
+      <w:pPr>
+        <w:spacing w:line="240" w:lineRule="auto"/>
+        <w:ind w:firstLine="0"/>
+        <w:jc w:val="left"/>
+        <w:rPr>
+          <w:rFonts w:ascii="Courier New" w:hAnsi="Courier New" w:cs="Courier New"/>
+          <w:sz w:val="20"/>
+          <w:szCs w:val="16"/>
+          <w:lang w:val="en-US"/>
+        </w:rPr>
+      </w:pPr>
+      <w:r>
+        <w:rPr>
+          <w:rFonts w:ascii="Courier New" w:hAnsi="Courier New" w:cs="Courier New"/>
+          <w:sz w:val="20"/>
+          <w:szCs w:val="16"/>
+          <w:lang w:val="en-US"/>
+        </w:rPr>
+        <w:t xml:space="preserve">              aiProcess_ImproveCacheLocality | aiProcess_ValidateDataStructure |</w:t>
+      </w:r>
+    </w:p>
+    <w:p>
+      <w:pPr>
+        <w:spacing w:line="240" w:lineRule="auto"/>
+        <w:ind w:firstLine="0"/>
+        <w:jc w:val="left"/>
+        <w:rPr>
+          <w:rFonts w:ascii="Courier New" w:hAnsi="Courier New" w:cs="Courier New"/>
+          <w:sz w:val="20"/>
+          <w:szCs w:val="16"/>
+        </w:rPr>
+      </w:pPr>
+      <w:r>
+        <w:rPr>
+          <w:rFonts w:ascii="Courier New" w:hAnsi="Courier New" w:cs="Courier New"/>
+          <w:sz w:val="20"/>
+          <w:szCs w:val="16"/>
+          <w:lang w:val="en-US"/>
+        </w:rPr>
+        <w:t xml:space="preserve">              </w:t>
+      </w:r>
+      <w:r>
+        <w:rPr>
+          <w:rFonts w:ascii="Courier New" w:hAnsi="Courier New" w:cs="Courier New"/>
+          <w:sz w:val="20"/>
+          <w:szCs w:val="16"/>
+        </w:rPr>
+        <w:t>aiProcess_FlipUVs);</w:t>
+      </w:r>
+    </w:p>
+    <w:p>
+      <w:pPr>
+        <w:ind w:firstLine="0"/>
+      </w:pPr>
+      <w:r>
+        <w:t>Листинг 4 – заполнение вершин</w:t>
+      </w:r>
+    </w:p>
+    <w:p>
+      <w:pPr>
+        <w:ind w:firstLine="0"/>
+        <w:jc w:val="left"/>
+        <w:rPr>
+          <w:rFonts w:ascii="Courier New" w:hAnsi="Courier New" w:cs="Courier New"/>
+          <w:sz w:val="20"/>
+          <w:szCs w:val="16"/>
+          <w:lang w:val="en-US"/>
+        </w:rPr>
+      </w:pPr>
+      <w:r>
+        <w:rPr>
+          <w:rFonts w:ascii="Courier New" w:hAnsi="Courier New" w:cs="Courier New"/>
+          <w:sz w:val="20"/>
+          <w:szCs w:val="16"/>
+          <w:lang w:val="en-US"/>
+        </w:rPr>
+        <w:t>Vertex vertex{};</w:t>
+      </w:r>
+    </w:p>
+    <w:p>
+      <w:pPr>
+        <w:ind w:firstLine="0"/>
+        <w:jc w:val="left"/>
+        <w:rPr>
+          <w:rFonts w:ascii="Courier New" w:hAnsi="Courier New" w:cs="Courier New"/>
+          <w:sz w:val="20"/>
+          <w:szCs w:val="16"/>
+          <w:lang w:val="en-US"/>
+        </w:rPr>
+      </w:pPr>
+      <w:r>
+        <w:rPr>
+          <w:rFonts w:ascii="Courier New" w:hAnsi="Courier New" w:cs="Courier New"/>
+          <w:sz w:val="20"/>
+          <w:szCs w:val="16"/>
+          <w:lang w:val="en-US"/>
+        </w:rPr>
+        <w:t>vertex.position = {position.x, position.y, position.z};</w:t>
+      </w:r>
+    </w:p>
+    <w:p>
+      <w:pPr>
+        <w:ind w:firstLine="0"/>
+        <w:jc w:val="left"/>
+        <w:rPr>
+          <w:rFonts w:ascii="Courier New" w:hAnsi="Courier New" w:cs="Courier New"/>
+          <w:sz w:val="20"/>
+          <w:szCs w:val="16"/>
+          <w:lang w:val="en-US"/>
+        </w:rPr>
+      </w:pPr>
+      <w:r>
+        <w:rPr>
+          <w:rFonts w:ascii="Courier New" w:hAnsi="Courier New" w:cs="Courier New"/>
+          <w:sz w:val="20"/>
+          <w:szCs w:val="16"/>
+          <w:lang w:val="en-US"/>
+        </w:rPr>
+        <w:t>vertex.normal = {normal.x, normal.y, normal.z};</w:t>
+      </w:r>
+    </w:p>
+    <w:p>
+      <w:pPr>
+        <w:ind w:firstLine="0"/>
+        <w:jc w:val="left"/>
+        <w:rPr>
+          <w:rFonts w:ascii="Courier New" w:hAnsi="Courier New" w:cs="Courier New"/>
+          <w:sz w:val="20"/>
+          <w:szCs w:val="16"/>
+          <w:lang w:val="en-US"/>
+        </w:rPr>
+      </w:pPr>
+      <w:r>
+        <w:rPr>
+          <w:rFonts w:ascii="Courier New" w:hAnsi="Courier New" w:cs="Courier New"/>
+          <w:sz w:val="20"/>
+          <w:szCs w:val="16"/>
+          <w:lang w:val="en-US"/>
+        </w:rPr>
+        <w:t>vertex.uv = {uv.x, uv.y};</w:t>
+      </w:r>
+    </w:p>
+    <w:p>
+      <w:pPr>
+        <w:ind w:firstLine="0"/>
+        <w:jc w:val="left"/>
+        <w:rPr>
+          <w:rFonts w:ascii="Courier New" w:hAnsi="Courier New" w:cs="Courier New"/>
+          <w:sz w:val="20"/>
+          <w:szCs w:val="16"/>
+          <w:lang w:val="en-US"/>
+        </w:rPr>
+      </w:pPr>
+      <w:r>
+        <w:rPr>
+          <w:rFonts w:ascii="Courier New" w:hAnsi="Courier New" w:cs="Courier New"/>
+          <w:sz w:val="20"/>
+          <w:szCs w:val="16"/>
+          <w:lang w:val="en-US"/>
+        </w:rPr>
+        <w:t>meshData.vertices.push_back(vertex);</w:t>
+      </w:r>
+    </w:p>
+    <w:p>
+      <w:pPr>
+        <w:rPr>
+          <w:lang w:val="en-US"/>
+        </w:rPr>
+      </w:pPr>
+    </w:p>
+    <w:p>
+      <w:pPr>
+        <w:pStyle w:val="Heading2"/>
+      </w:pPr>
+      <w:bookmarkStart w:id="9" w:name="_Toc229928947"/>
+      <w:r>
+        <w:t>Загрузчик текстур</w:t>
+      </w:r>
+      <w:bookmarkEnd w:id="9"/>
+    </w:p>
+    <w:p>
+      <w:r>
+        <w:t>Для работы с текстурами введена структура TextureResource и модуль TextureLoader. Текстура представлена путём к файлу, флагом sRGB и режимом фильтрации. Параметры фильтрации считываются из дополнительного JSON-файла texture.json, который хранится рядом с изображением.</w:t>
+      </w:r>
+    </w:p>
+    <w:p>
+      <w:r>
+        <w:t>Чтение метаданных структур приведено в листинге 5. Создание ресурса текстуры приведено в листинге 6.</w:t>
+      </w:r>
+    </w:p>
+    <w:p>
+      <w:pPr>
+        <w:ind w:firstLine="0"/>
+      </w:pPr>
+      <w:r>
+        <w:t>Листинг 5 – чтение метаданных структур</w:t>
+      </w:r>
+    </w:p>
+    <w:p>
+      <w:pPr>
+        <w:spacing w:line="240" w:lineRule="auto"/>
+        <w:ind w:firstLine="0"/>
+        <w:jc w:val="left"/>
+        <w:rPr>
+          <w:rFonts w:ascii="Courier New" w:hAnsi="Courier New" w:cs="Courier New"/>
+          <w:sz w:val="20"/>
+          <w:szCs w:val="16"/>
+          <w:lang w:val="en-US"/>
+        </w:rPr>
+      </w:pPr>
+      <w:r>
+        <w:rPr>
+          <w:rFonts w:ascii="Courier New" w:hAnsi="Courier New" w:cs="Courier New"/>
+          <w:sz w:val="20"/>
+          <w:szCs w:val="16"/>
+          <w:lang w:val="en-US"/>
+        </w:rPr>
+        <w:t>const nlohmann::json metadata = nlohmann::json::parse(file);</w:t>
+      </w:r>
+    </w:p>
+    <w:p>
+      <w:pPr>
+        <w:spacing w:line="240" w:lineRule="auto"/>
+        <w:ind w:firstLine="0"/>
+        <w:jc w:val="left"/>
+        <w:rPr>
+          <w:rFonts w:ascii="Courier New" w:hAnsi="Courier New" w:cs="Courier New"/>
+          <w:sz w:val="20"/>
+          <w:szCs w:val="16"/>
+          <w:lang w:val="en-US"/>
+        </w:rPr>
+      </w:pPr>
+      <w:r>
+        <w:rPr>
+          <w:rFonts w:ascii="Courier New" w:hAnsi="Courier New" w:cs="Courier New"/>
+          <w:sz w:val="20"/>
+          <w:szCs w:val="16"/>
+          <w:lang w:val="en-US"/>
+        </w:rPr>
+        <w:t>const std::string filter = metadata.value("filter", "linear");</w:t>
+      </w:r>
+    </w:p>
+    <w:p>
+      <w:pPr>
+        <w:spacing w:line="240" w:lineRule="auto"/>
+        <w:ind w:firstLine="0"/>
+        <w:jc w:val="left"/>
+        <w:rPr>
+          <w:rFonts w:ascii="Courier New" w:hAnsi="Courier New" w:cs="Courier New"/>
+          <w:sz w:val="20"/>
+          <w:szCs w:val="16"/>
+          <w:lang w:val="en-US"/>
+        </w:rPr>
+      </w:pPr>
+      <w:r>
+        <w:rPr>
+          <w:rFonts w:ascii="Courier New" w:hAnsi="Courier New" w:cs="Courier New"/>
+          <w:sz w:val="20"/>
+          <w:szCs w:val="16"/>
+          <w:lang w:val="en-US"/>
+        </w:rPr>
+        <w:t>return filter == "nearest" || filter == "point"</w:t>
+      </w:r>
+    </w:p>
+    <w:p>
+      <w:pPr>
+        <w:spacing w:line="240" w:lineRule="auto"/>
+        <w:ind w:firstLine="0"/>
+        <w:jc w:val="left"/>
+        <w:rPr>
+          <w:rFonts w:ascii="Courier New" w:hAnsi="Courier New" w:cs="Courier New"/>
+          <w:sz w:val="20"/>
+          <w:szCs w:val="16"/>
+        </w:rPr>
+      </w:pPr>
+      <w:r>
+        <w:rPr>
+          <w:rFonts w:ascii="Courier New" w:hAnsi="Courier New" w:cs="Courier New"/>
+          <w:sz w:val="20"/>
+          <w:szCs w:val="16"/>
+          <w:lang w:val="en-US"/>
+        </w:rPr>
+        <w:t xml:space="preserve">    </w:t>
+      </w:r>
+      <w:r>
+        <w:rPr>
+          <w:rFonts w:ascii="Courier New" w:hAnsi="Courier New" w:cs="Courier New"/>
+          <w:sz w:val="20"/>
+          <w:szCs w:val="16"/>
+        </w:rPr>
+        <w:t>? TextureFilterMode::Nearest</w:t>
+      </w:r>
+    </w:p>
+    <w:p>
+      <w:pPr>
+        <w:spacing w:line="240" w:lineRule="auto"/>
+        <w:ind w:firstLine="0"/>
+        <w:jc w:val="left"/>
+        <w:rPr>
+          <w:rFonts w:ascii="Courier New" w:hAnsi="Courier New" w:cs="Courier New"/>
+          <w:sz w:val="20"/>
+          <w:szCs w:val="16"/>
+        </w:rPr>
+      </w:pPr>
+      <w:r>
+        <w:rPr>
+          <w:rFonts w:ascii="Courier New" w:hAnsi="Courier New" w:cs="Courier New"/>
+          <w:sz w:val="20"/>
+          <w:szCs w:val="16"/>
+        </w:rPr>
+        <w:t xml:space="preserve">    : TextureFilterMode::Linear;</w:t>
+      </w:r>
+    </w:p>
+    <w:p>
+      <w:pPr>
+        <w:ind w:firstLine="0"/>
+      </w:pPr>
+      <w:r>
+        <w:t>Листинг 6 – создание ресурса текстуры</w:t>
+      </w:r>
+    </w:p>
+    <w:p>
+      <w:pPr>
+        <w:spacing w:line="240" w:lineRule="auto"/>
+        <w:ind w:firstLine="0"/>
+        <w:jc w:val="left"/>
+        <w:rPr>
+          <w:rFonts w:ascii="Courier New" w:hAnsi="Courier New" w:cs="Courier New"/>
+          <w:sz w:val="20"/>
+          <w:szCs w:val="16"/>
+          <w:lang w:val="en-US"/>
+        </w:rPr>
+      </w:pPr>
+      <w:r>
+        <w:rPr>
+          <w:rFonts w:ascii="Courier New" w:hAnsi="Courier New" w:cs="Courier New"/>
+          <w:sz w:val="20"/>
+          <w:szCs w:val="16"/>
+          <w:lang w:val="en-US"/>
+        </w:rPr>
+        <w:t>const std::filesystem::path metadataPath =</w:t>
+      </w:r>
+    </w:p>
+    <w:p>
+      <w:pPr>
+        <w:spacing w:line="240" w:lineRule="auto"/>
+        <w:ind w:firstLine="0"/>
+        <w:jc w:val="left"/>
+        <w:rPr>
+          <w:rFonts w:ascii="Courier New" w:hAnsi="Courier New" w:cs="Courier New"/>
+          <w:sz w:val="20"/>
+          <w:szCs w:val="16"/>
+          <w:lang w:val="en-US"/>
+        </w:rPr>
+      </w:pPr>
+      <w:r>
+        <w:rPr>
+          <w:rFonts w:ascii="Courier New" w:hAnsi="Courier New" w:cs="Courier New"/>
+          <w:sz w:val="20"/>
+          <w:szCs w:val="16"/>
+          <w:lang w:val="en-US"/>
+        </w:rPr>
+        <w:t xml:space="preserve">    texturePath.parent_path() / (texturePath.stem().string() + ".texture.json");</w:t>
+      </w:r>
+    </w:p>
+    <w:p>
+      <w:pPr>
+        <w:spacing w:line="240" w:lineRule="auto"/>
+        <w:ind w:firstLine="0"/>
+        <w:jc w:val="left"/>
+        <w:rPr>
+          <w:rFonts w:ascii="Courier New" w:hAnsi="Courier New" w:cs="Courier New"/>
+          <w:sz w:val="20"/>
+          <w:szCs w:val="16"/>
+          <w:lang w:val="en-US"/>
+        </w:rPr>
+      </w:pPr>
+    </w:p>
+    <w:p>
+      <w:pPr>
+        <w:spacing w:line="240" w:lineRule="auto"/>
+        <w:ind w:firstLine="0"/>
+        <w:jc w:val="left"/>
+        <w:rPr>
+          <w:rFonts w:ascii="Courier New" w:hAnsi="Courier New" w:cs="Courier New"/>
+          <w:sz w:val="20"/>
+          <w:szCs w:val="16"/>
+          <w:lang w:val="en-US"/>
+        </w:rPr>
+      </w:pPr>
+      <w:r>
+        <w:rPr>
+          <w:rFonts w:ascii="Courier New" w:hAnsi="Courier New" w:cs="Courier New"/>
+          <w:sz w:val="20"/>
+          <w:szCs w:val="16"/>
+          <w:lang w:val="en-US"/>
+        </w:rPr>
+        <w:t>return TextureResource{path, true, ReadFilterMode(metadataPath)};</w:t>
+      </w:r>
+    </w:p>
+    <w:p>
+      <w:pPr>
+        <w:rPr>
+          <w:lang w:val="en-US"/>
+        </w:rPr>
+      </w:pPr>
+    </w:p>
+    <w:p>
+      <w:pPr>
+        <w:pStyle w:val="Heading2"/>
+      </w:pPr>
+      <w:bookmarkStart w:id="10" w:name="_Toc229928948"/>
+      <w:r>
+        <w:t>Загрузчик шейдеров</w:t>
+      </w:r>
+      <w:bookmarkEnd w:id="10"/>
+    </w:p>
+    <w:p>
+      <w:r>
+        <w:t>Для шейдеров реализован manifest-подход: отдельный shader-файл в формате JSON хранит пути к вершинному и пиксельному шейдерам. Загрузчик ShaderLoader сначала читает JSON-описание программы, затем загружает исходный код обоих шейдеров в память.</w:t>
+      </w:r>
+    </w:p>
+    <w:p>
+      <w:r>
+        <w:t xml:space="preserve">Чтение описания шейдера приведено в листинге 7. </w:t>
+      </w:r>
+      <w:r>
+        <w:t xml:space="preserve">Формирование </w:t>
+      </w:r>
+      <w:r>
+        <w:rPr>
+          <w:lang w:val="en-US"/>
+        </w:rPr>
+        <w:t>ShaderProgramResource</w:t>
+      </w:r>
+      <w:r>
+        <w:t xml:space="preserve"> </w:t>
+      </w:r>
+      <w:r>
+        <w:t>приведено в листинге 8.</w:t>
+      </w:r>
+    </w:p>
+    <w:p>
+      <w:pPr>
+        <w:ind w:firstLine="0"/>
+      </w:pPr>
+      <w:r>
+        <w:t>Листинг 7 – чтение описания шейдера</w:t>
+      </w:r>
+    </w:p>
+    <w:p>
+      <w:pPr>
+        <w:spacing w:line="240" w:lineRule="auto"/>
+        <w:ind w:firstLine="0"/>
+        <w:jc w:val="left"/>
+        <w:rPr>
+          <w:rFonts w:ascii="Courier New" w:hAnsi="Courier New" w:cs="Courier New"/>
+          <w:sz w:val="20"/>
+          <w:szCs w:val="16"/>
+          <w:lang w:val="en-US"/>
+        </w:rPr>
+      </w:pPr>
+      <w:r>
+        <w:rPr>
+          <w:rFonts w:ascii="Courier New" w:hAnsi="Courier New" w:cs="Courier New"/>
+          <w:sz w:val="20"/>
+          <w:szCs w:val="16"/>
+          <w:lang w:val="en-US"/>
+        </w:rPr>
+        <w:t>const nlohmann::json description = nlohmann::json::parse(ReadTextFile(programPath));</w:t>
+      </w:r>
+    </w:p>
+    <w:p>
+      <w:pPr>
+        <w:spacing w:line="240" w:lineRule="auto"/>
+        <w:ind w:firstLine="0"/>
+        <w:jc w:val="left"/>
+        <w:rPr>
+          <w:rFonts w:ascii="Courier New" w:hAnsi="Courier New" w:cs="Courier New"/>
+          <w:sz w:val="20"/>
+          <w:szCs w:val="16"/>
+          <w:lang w:val="en-US"/>
+        </w:rPr>
+      </w:pPr>
+      <w:r>
+        <w:rPr>
+          <w:rFonts w:ascii="Courier New" w:hAnsi="Courier New" w:cs="Courier New"/>
+          <w:sz w:val="20"/>
+          <w:szCs w:val="16"/>
+          <w:lang w:val="en-US"/>
+        </w:rPr>
+        <w:t>const std::filesystem::path vertexPath =</w:t>
+      </w:r>
+    </w:p>
+    <w:p>
+      <w:pPr>
+        <w:spacing w:line="240" w:lineRule="auto"/>
+        <w:ind w:firstLine="0"/>
+        <w:jc w:val="left"/>
+        <w:rPr>
+          <w:rFonts w:ascii="Courier New" w:hAnsi="Courier New" w:cs="Courier New"/>
+          <w:sz w:val="20"/>
+          <w:szCs w:val="16"/>
+          <w:lang w:val="en-US"/>
+        </w:rPr>
+      </w:pPr>
+      <w:r>
+        <w:rPr>
+          <w:rFonts w:ascii="Courier New" w:hAnsi="Courier New" w:cs="Courier New"/>
+          <w:sz w:val="20"/>
+          <w:szCs w:val="16"/>
+          <w:lang w:val="en-US"/>
+        </w:rPr>
+        <w:t xml:space="preserve">    ResolveRelativeTo(programPath, description.at("vertex").get&lt;std::string&gt;());</w:t>
+      </w:r>
+    </w:p>
+    <w:p>
+      <w:pPr>
+        <w:spacing w:line="240" w:lineRule="auto"/>
+        <w:ind w:firstLine="0"/>
+        <w:jc w:val="left"/>
+        <w:rPr>
+          <w:rFonts w:ascii="Courier New" w:hAnsi="Courier New" w:cs="Courier New"/>
+          <w:sz w:val="20"/>
+          <w:szCs w:val="16"/>
+          <w:lang w:val="en-US"/>
+        </w:rPr>
+      </w:pPr>
+      <w:r>
+        <w:rPr>
+          <w:rFonts w:ascii="Courier New" w:hAnsi="Courier New" w:cs="Courier New"/>
+          <w:sz w:val="20"/>
+          <w:szCs w:val="16"/>
+          <w:lang w:val="en-US"/>
+        </w:rPr>
+        <w:t>const std::filesystem::path pixelPath =</w:t>
+      </w:r>
+    </w:p>
+    <w:p>
+      <w:pPr>
+        <w:spacing w:line="240" w:lineRule="auto"/>
+        <w:ind w:firstLine="0"/>
+        <w:jc w:val="left"/>
+        <w:rPr>
+          <w:rFonts w:ascii="Courier New" w:hAnsi="Courier New" w:cs="Courier New"/>
+          <w:sz w:val="20"/>
+          <w:szCs w:val="16"/>
+          <w:lang w:val="en-US"/>
+        </w:rPr>
+      </w:pPr>
+      <w:r>
+        <w:rPr>
+          <w:rFonts w:ascii="Courier New" w:hAnsi="Courier New" w:cs="Courier New"/>
+          <w:sz w:val="20"/>
+          <w:szCs w:val="16"/>
+          <w:lang w:val="en-US"/>
+        </w:rPr>
+        <w:t xml:space="preserve">    ResolveRelativeTo(programPath, description.at("pixel").get&lt;std::string&gt;());</w:t>
+      </w:r>
+    </w:p>
+    <w:p>
+      <w:pPr>
+        <w:ind w:firstLine="0"/>
+      </w:pPr>
+      <w:r>
+        <w:t xml:space="preserve">Листинг 8 – формирование </w:t>
+      </w:r>
+      <w:r>
+        <w:rPr>
+          <w:lang w:val="en-US"/>
+        </w:rPr>
+        <w:t>ShaderProgramResource</w:t>
+      </w:r>
+    </w:p>
+    <w:p>
+      <w:pPr>
+        <w:spacing w:line="240" w:lineRule="auto"/>
+        <w:ind w:firstLine="0"/>
+        <w:jc w:val="left"/>
+        <w:rPr>
+          <w:rFonts w:ascii="Courier New" w:hAnsi="Courier New" w:cs="Courier New"/>
+          <w:sz w:val="20"/>
+          <w:szCs w:val="16"/>
+          <w:lang w:val="en-US"/>
+        </w:rPr>
+      </w:pPr>
+      <w:r>
+        <w:rPr>
+          <w:rFonts w:ascii="Courier New" w:hAnsi="Courier New" w:cs="Courier New"/>
+          <w:sz w:val="20"/>
+          <w:szCs w:val="16"/>
+          <w:lang w:val="en-US"/>
+        </w:rPr>
+        <w:t>ShaderProgramResource resource{};</w:t>
+      </w:r>
+    </w:p>
+    <w:p>
+      <w:pPr>
+        <w:spacing w:line="240" w:lineRule="auto"/>
+        <w:ind w:firstLine="0"/>
+        <w:jc w:val="left"/>
+        <w:rPr>
+          <w:rFonts w:ascii="Courier New" w:hAnsi="Courier New" w:cs="Courier New"/>
+          <w:sz w:val="20"/>
+          <w:szCs w:val="16"/>
+          <w:lang w:val="en-US"/>
+        </w:rPr>
+      </w:pPr>
+      <w:r>
+        <w:rPr>
+          <w:rFonts w:ascii="Courier New" w:hAnsi="Courier New" w:cs="Courier New"/>
+          <w:sz w:val="20"/>
+          <w:szCs w:val="16"/>
+          <w:lang w:val="en-US"/>
+        </w:rPr>
+        <w:t>resource.vertexPath = vertexPath.string();</w:t>
+      </w:r>
+    </w:p>
+    <w:p>
+      <w:pPr>
+        <w:spacing w:line="240" w:lineRule="auto"/>
+        <w:ind w:firstLine="0"/>
+        <w:jc w:val="left"/>
+        <w:rPr>
+          <w:rFonts w:ascii="Courier New" w:hAnsi="Courier New" w:cs="Courier New"/>
+          <w:sz w:val="20"/>
+          <w:szCs w:val="16"/>
+          <w:lang w:val="en-US"/>
+        </w:rPr>
+      </w:pPr>
+      <w:r>
+        <w:rPr>
+          <w:rFonts w:ascii="Courier New" w:hAnsi="Courier New" w:cs="Courier New"/>
+          <w:sz w:val="20"/>
+          <w:szCs w:val="16"/>
+          <w:lang w:val="en-US"/>
+        </w:rPr>
+        <w:t>resource.pixelPath = pixelPath.string();</w:t>
+      </w:r>
+    </w:p>
+    <w:p>
+      <w:pPr>
+        <w:spacing w:line="240" w:lineRule="auto"/>
+        <w:ind w:firstLine="0"/>
+        <w:jc w:val="left"/>
+        <w:rPr>
+          <w:rFonts w:ascii="Courier New" w:hAnsi="Courier New" w:cs="Courier New"/>
+          <w:sz w:val="20"/>
+          <w:szCs w:val="16"/>
+          <w:lang w:val="en-US"/>
+        </w:rPr>
+      </w:pPr>
+      <w:r>
+        <w:rPr>
+          <w:rFonts w:ascii="Courier New" w:hAnsi="Courier New" w:cs="Courier New"/>
+          <w:sz w:val="20"/>
+          <w:szCs w:val="16"/>
+          <w:lang w:val="en-US"/>
+        </w:rPr>
+        <w:t>resource.vertexSource = ReadTextFile(vertexPath);</w:t>
+      </w:r>
+    </w:p>
+    <w:p>
+      <w:pPr>
+        <w:spacing w:line="240" w:lineRule="auto"/>
+        <w:ind w:firstLine="0"/>
+        <w:jc w:val="left"/>
+        <w:rPr>
+          <w:rFonts w:ascii="Courier New" w:hAnsi="Courier New" w:cs="Courier New"/>
+          <w:sz w:val="20"/>
+          <w:szCs w:val="16"/>
+        </w:rPr>
+      </w:pPr>
+      <w:r>
+        <w:rPr>
+          <w:rFonts w:ascii="Courier New" w:hAnsi="Courier New" w:cs="Courier New"/>
+          <w:sz w:val="20"/>
+          <w:szCs w:val="16"/>
+        </w:rPr>
+        <w:t>resource.pixelSource = ReadTextFile(pixelPath);</w:t>
+      </w:r>
+    </w:p>
+    <w:p/>
+    <w:p>
+      <w:pPr>
+        <w:pStyle w:val="Heading2"/>
+        <w:rPr>
+          <w:lang w:val="en-US"/>
+        </w:rPr>
+      </w:pPr>
+      <w:bookmarkStart w:id="11" w:name="_Toc229928949"/>
+      <w:r>
+        <w:t xml:space="preserve">Расширение </w:t>
+      </w:r>
+      <w:r>
+        <w:rPr>
+          <w:lang w:val="en-US"/>
+        </w:rPr>
+        <w:t>RenderAdapter</w:t>
+      </w:r>
+      <w:bookmarkEnd w:id="11"/>
+    </w:p>
+    <w:p>
+      <w:r>
+        <w:t>Интерфейс IRenderAdapter был расширен новыми методами, необходимыми для работы с полноценными графическими ресурсами: созданием вершинных и индексных буферов, загрузкой меша на GPU, созданием текстуры и компиляцией шейдерной программы.</w:t>
+      </w:r>
+    </w:p>
+    <w:p>
+      <w:r>
+        <w:t xml:space="preserve">Новые методы интерфейса приведено в листинге 9. Загрузка меша в </w:t>
+      </w:r>
+      <w:r>
+        <w:rPr>
+          <w:lang w:val="en-US"/>
+        </w:rPr>
+        <w:t>DiligentDX</w:t>
+      </w:r>
+      <w:r>
+        <w:t>12</w:t>
+      </w:r>
+      <w:r>
+        <w:rPr>
+          <w:lang w:val="en-US"/>
+        </w:rPr>
+        <w:t>Adapter</w:t>
+      </w:r>
+      <w:r>
+        <w:t xml:space="preserve"> </w:t>
+      </w:r>
+      <w:r>
+        <w:t>приведено в листинге 10.</w:t>
+      </w:r>
+    </w:p>
+    <w:p>
+      <w:pPr>
+        <w:ind w:firstLine="0"/>
+      </w:pPr>
+      <w:r>
+        <w:t>Листинг 9 – новые методы интерфейса</w:t>
+      </w:r>
+    </w:p>
+    <w:p>
+      <w:pPr>
+        <w:spacing w:line="240" w:lineRule="auto"/>
+        <w:ind w:firstLine="0"/>
+        <w:jc w:val="left"/>
+        <w:rPr>
+          <w:rFonts w:ascii="Courier New" w:hAnsi="Courier New" w:cs="Courier New"/>
+          <w:sz w:val="20"/>
+          <w:szCs w:val="16"/>
+          <w:lang w:val="en-US"/>
+        </w:rPr>
+      </w:pPr>
+      <w:r>
+        <w:rPr>
+          <w:rFonts w:ascii="Courier New" w:hAnsi="Courier New" w:cs="Courier New"/>
+          <w:sz w:val="20"/>
+          <w:szCs w:val="16"/>
+          <w:lang w:val="en-US"/>
+        </w:rPr>
+        <w:t>virtual GPUBuffer CreateVertexBuffer(const void* vertexData, uint64_t sizeBytes, uint32_t vertexCount) = 0;</w:t>
+      </w:r>
+    </w:p>
+    <w:p>
+      <w:pPr>
+        <w:spacing w:line="240" w:lineRule="auto"/>
+        <w:ind w:firstLine="0"/>
+        <w:jc w:val="left"/>
+        <w:rPr>
+          <w:rFonts w:ascii="Courier New" w:hAnsi="Courier New" w:cs="Courier New"/>
+          <w:sz w:val="20"/>
+          <w:szCs w:val="16"/>
+          <w:lang w:val="en-US"/>
+        </w:rPr>
+      </w:pPr>
+      <w:r>
+        <w:rPr>
+          <w:rFonts w:ascii="Courier New" w:hAnsi="Courier New" w:cs="Courier New"/>
+          <w:sz w:val="20"/>
+          <w:szCs w:val="16"/>
+          <w:lang w:val="en-US"/>
+        </w:rPr>
+        <w:t>virtual GPUBuffer CreateIndexBuffer(const uint32_t* indices, uint32_t indexCount) = 0;</w:t>
+      </w:r>
+    </w:p>
+    <w:p>
+      <w:pPr>
+        <w:spacing w:line="240" w:lineRule="auto"/>
+        <w:ind w:firstLine="0"/>
+        <w:jc w:val="left"/>
+        <w:rPr>
+          <w:rFonts w:ascii="Courier New" w:hAnsi="Courier New" w:cs="Courier New"/>
+          <w:sz w:val="20"/>
+          <w:szCs w:val="16"/>
+          <w:lang w:val="en-US"/>
+        </w:rPr>
+      </w:pPr>
+      <w:r>
+        <w:rPr>
+          <w:rFonts w:ascii="Courier New" w:hAnsi="Courier New" w:cs="Courier New"/>
+          <w:sz w:val="20"/>
+          <w:szCs w:val="16"/>
+          <w:lang w:val="en-US"/>
+        </w:rPr>
+        <w:t>virtual GPUMesh UploadMesh(const MeshData&amp; meshData) = 0;</w:t>
+      </w:r>
+    </w:p>
+    <w:p>
+      <w:pPr>
+        <w:spacing w:line="240" w:lineRule="auto"/>
+        <w:ind w:firstLine="0"/>
+        <w:jc w:val="left"/>
+        <w:rPr>
+          <w:rFonts w:ascii="Courier New" w:hAnsi="Courier New" w:cs="Courier New"/>
+          <w:sz w:val="20"/>
+          <w:szCs w:val="16"/>
+          <w:lang w:val="en-US"/>
+        </w:rPr>
+      </w:pPr>
+      <w:r>
+        <w:rPr>
+          <w:rFonts w:ascii="Courier New" w:hAnsi="Courier New" w:cs="Courier New"/>
+          <w:sz w:val="20"/>
+          <w:szCs w:val="16"/>
+          <w:lang w:val="en-US"/>
+        </w:rPr>
+        <w:t>virtual GPUTexture CreateTexture2D(const TextureResource&amp; texture) = 0;</w:t>
+      </w:r>
+    </w:p>
+    <w:p>
+      <w:pPr>
+        <w:spacing w:line="240" w:lineRule="auto"/>
+        <w:ind w:firstLine="0"/>
+        <w:jc w:val="left"/>
+        <w:rPr>
+          <w:rFonts w:ascii="Courier New" w:hAnsi="Courier New" w:cs="Courier New"/>
+          <w:sz w:val="20"/>
+          <w:szCs w:val="16"/>
+          <w:lang w:val="en-US"/>
+        </w:rPr>
+      </w:pPr>
+      <w:r>
+        <w:rPr>
+          <w:rFonts w:ascii="Courier New" w:hAnsi="Courier New" w:cs="Courier New"/>
+          <w:sz w:val="20"/>
+          <w:szCs w:val="16"/>
+          <w:lang w:val="en-US"/>
+        </w:rPr>
+        <w:t>virtual GPUShaderProgram CreateShaderProgram(const ShaderProgramResource&amp; shaderProgram) = 0;</w:t>
+      </w:r>
+    </w:p>
+    <w:p>
+      <w:pPr>
+        <w:ind w:firstLine="0"/>
+      </w:pPr>
+      <w:r>
+        <w:t xml:space="preserve">Листинг 10 – загрузка меша в </w:t>
+      </w:r>
+      <w:r>
+        <w:rPr>
+          <w:lang w:val="en-US"/>
+        </w:rPr>
+        <w:t>DiligentDX</w:t>
+      </w:r>
+      <w:r>
+        <w:t>12</w:t>
+      </w:r>
+      <w:r>
+        <w:rPr>
+          <w:lang w:val="en-US"/>
+        </w:rPr>
+        <w:t>Adapter</w:t>
+      </w:r>
+    </w:p>
+    <w:p>
+      <w:pPr>
+        <w:spacing w:line="240" w:lineRule="auto"/>
+        <w:ind w:firstLine="0"/>
+        <w:jc w:val="left"/>
+        <w:rPr>
+          <w:rFonts w:ascii="Courier New" w:hAnsi="Courier New" w:cs="Courier New"/>
+          <w:sz w:val="20"/>
+          <w:szCs w:val="16"/>
+          <w:lang w:val="en-US"/>
+        </w:rPr>
+      </w:pPr>
+      <w:r>
+        <w:rPr>
+          <w:rFonts w:ascii="Courier New" w:hAnsi="Courier New" w:cs="Courier New"/>
+          <w:sz w:val="20"/>
+          <w:szCs w:val="16"/>
+          <w:lang w:val="en-US"/>
+        </w:rPr>
+        <w:t>const GPUBuffer vertexBuffer =</w:t>
+      </w:r>
+    </w:p>
+    <w:p>
+      <w:pPr>
+        <w:spacing w:line="240" w:lineRule="auto"/>
+        <w:ind w:firstLine="0"/>
+        <w:jc w:val="left"/>
+        <w:rPr>
+          <w:rFonts w:ascii="Courier New" w:hAnsi="Courier New" w:cs="Courier New"/>
+          <w:sz w:val="20"/>
+          <w:szCs w:val="16"/>
+          <w:lang w:val="en-US"/>
+        </w:rPr>
+      </w:pPr>
+      <w:r>
+        <w:rPr>
+          <w:rFonts w:ascii="Courier New" w:hAnsi="Courier New" w:cs="Courier New"/>
+          <w:sz w:val="20"/>
+          <w:szCs w:val="16"/>
+          <w:lang w:val="en-US"/>
+        </w:rPr>
+        <w:t xml:space="preserve">    CreateVertexBuffer(meshData.vertices.data(), meshData.vertices.size() * sizeof(Vertex),</w:t>
+      </w:r>
+    </w:p>
+    <w:p>
+      <w:pPr>
+        <w:spacing w:line="240" w:lineRule="auto"/>
+        <w:ind w:firstLine="0"/>
+        <w:jc w:val="left"/>
+        <w:rPr>
+          <w:rFonts w:ascii="Courier New" w:hAnsi="Courier New" w:cs="Courier New"/>
+          <w:sz w:val="20"/>
+          <w:szCs w:val="16"/>
+          <w:lang w:val="en-US"/>
+        </w:rPr>
+      </w:pPr>
+      <w:r>
+        <w:rPr>
+          <w:rFonts w:ascii="Courier New" w:hAnsi="Courier New" w:cs="Courier New"/>
+          <w:sz w:val="20"/>
+          <w:szCs w:val="16"/>
+          <w:lang w:val="en-US"/>
+        </w:rPr>
+        <w:t xml:space="preserve">                       static_cast&lt;uint32_t&gt;(meshData.vertices.size()));</w:t>
+      </w:r>
+    </w:p>
+    <w:p>
+      <w:pPr>
+        <w:spacing w:line="240" w:lineRule="auto"/>
+        <w:ind w:firstLine="0"/>
+        <w:jc w:val="left"/>
+        <w:rPr>
+          <w:rFonts w:ascii="Courier New" w:hAnsi="Courier New" w:cs="Courier New"/>
+          <w:sz w:val="20"/>
+          <w:szCs w:val="16"/>
+          <w:lang w:val="en-US"/>
+        </w:rPr>
+      </w:pPr>
+      <w:r>
+        <w:rPr>
+          <w:rFonts w:ascii="Courier New" w:hAnsi="Courier New" w:cs="Courier New"/>
+          <w:sz w:val="20"/>
+          <w:szCs w:val="16"/>
+          <w:lang w:val="en-US"/>
+        </w:rPr>
+        <w:lastRenderedPageBreak/>
+        <w:t>const GPUBuffer indexBuffer =</w:t>
+      </w:r>
+    </w:p>
+    <w:p>
+      <w:pPr>
+        <w:spacing w:line="240" w:lineRule="auto"/>
+        <w:ind w:firstLine="0"/>
+        <w:jc w:val="left"/>
+        <w:rPr>
+          <w:rFonts w:ascii="Courier New" w:hAnsi="Courier New" w:cs="Courier New"/>
+          <w:sz w:val="20"/>
+          <w:szCs w:val="16"/>
+          <w:lang w:val="en-US"/>
+        </w:rPr>
+      </w:pPr>
+      <w:r>
+        <w:rPr>
+          <w:rFonts w:ascii="Courier New" w:hAnsi="Courier New" w:cs="Courier New"/>
+          <w:sz w:val="20"/>
+          <w:szCs w:val="16"/>
+          <w:lang w:val="en-US"/>
+        </w:rPr>
+        <w:t xml:space="preserve">    CreateIndexBuffer(meshData.indices.data(), static_cast&lt;uint32_t&gt;(meshData.indices.size()));</w:t>
+      </w:r>
+    </w:p>
+    <w:p>
+      <w:pPr>
+        <w:rPr>
+          <w:lang w:val="en-US"/>
+        </w:rPr>
+      </w:pPr>
+    </w:p>
+    <w:p>
+      <w:pPr>
+        <w:pStyle w:val="Heading2"/>
+      </w:pPr>
+      <w:bookmarkStart w:id="12" w:name="_Toc229928950"/>
+      <w:r>
+        <w:t xml:space="preserve">Создание </w:t>
+      </w:r>
+      <w:r>
+        <w:rPr>
+          <w:lang w:val="en-US"/>
+        </w:rPr>
+        <w:t>GPU-</w:t>
+      </w:r>
+      <w:r>
+        <w:t>ресурсов</w:t>
+      </w:r>
+      <w:bookmarkEnd w:id="12"/>
+    </w:p>
+    <w:p>
+      <w:r>
+        <w:t>В DiligentDX12Adapter были реализованы механизмы превращения CPU-представлений ресурсов в GPU-объекты. Для текстур используется Diligent TextureLoader, а для шейдеров создаются pipeline state object и связанные с ним ресурсы.</w:t>
+      </w:r>
+    </w:p>
+    <w:p>
+      <w:r>
+        <w:t>Создание текстуры приведено в листинге 11. Создание шейдерной программы приведено в листинге 12.</w:t>
+      </w:r>
+    </w:p>
+    <w:p>
+      <w:pPr>
+        <w:ind w:firstLine="0"/>
+      </w:pPr>
+      <w:r>
+        <w:t xml:space="preserve">Листинг 11 </w:t>
+      </w:r>
+      <w:r>
+        <w:t>–</w:t>
+      </w:r>
+      <w:r>
+        <w:t xml:space="preserve"> </w:t>
+      </w:r>
+      <w:r>
+        <w:t>создание текстуры</w:t>
+      </w:r>
+    </w:p>
+    <w:p>
+      <w:pPr>
+        <w:spacing w:line="240" w:lineRule="auto"/>
+        <w:ind w:firstLine="0"/>
+        <w:jc w:val="left"/>
+        <w:rPr>
+          <w:rFonts w:ascii="Courier New" w:hAnsi="Courier New" w:cs="Courier New"/>
+          <w:sz w:val="20"/>
+          <w:szCs w:val="16"/>
+          <w:lang w:val="en-US"/>
+        </w:rPr>
+      </w:pPr>
+      <w:r>
+        <w:rPr>
+          <w:rFonts w:ascii="Courier New" w:hAnsi="Courier New" w:cs="Courier New"/>
+          <w:sz w:val="20"/>
+          <w:szCs w:val="16"/>
+          <w:lang w:val="en-US"/>
+        </w:rPr>
+        <w:t>RefCntAutoPtr&lt;ITextureLoader&gt; textureLoader;</w:t>
+      </w:r>
+    </w:p>
+    <w:p>
+      <w:pPr>
+        <w:spacing w:line="240" w:lineRule="auto"/>
+        <w:ind w:firstLine="0"/>
+        <w:jc w:val="left"/>
+        <w:rPr>
+          <w:rFonts w:ascii="Courier New" w:hAnsi="Courier New" w:cs="Courier New"/>
+          <w:sz w:val="20"/>
+          <w:szCs w:val="16"/>
+          <w:lang w:val="en-US"/>
+        </w:rPr>
+      </w:pPr>
+      <w:r>
+        <w:rPr>
+          <w:rFonts w:ascii="Courier New" w:hAnsi="Courier New" w:cs="Courier New"/>
+          <w:sz w:val="20"/>
+          <w:szCs w:val="16"/>
+          <w:lang w:val="en-US"/>
+        </w:rPr>
+        <w:t>CreateTextureLoaderFromFile(texture.path.c_str(), IMAGE_FILE_FORMAT_UNKNOWN, loadInfo, &amp;textureLoader);</w:t>
+      </w:r>
+    </w:p>
+    <w:p>
+      <w:pPr>
+        <w:spacing w:line="240" w:lineRule="auto"/>
+        <w:ind w:firstLine="0"/>
+        <w:jc w:val="left"/>
+        <w:rPr>
+          <w:rFonts w:ascii="Courier New" w:hAnsi="Courier New" w:cs="Courier New"/>
+          <w:sz w:val="20"/>
+          <w:szCs w:val="16"/>
+          <w:lang w:val="en-US"/>
+        </w:rPr>
+      </w:pPr>
+      <w:r>
+        <w:rPr>
+          <w:rFonts w:ascii="Courier New" w:hAnsi="Courier New" w:cs="Courier New"/>
+          <w:sz w:val="20"/>
+          <w:szCs w:val="16"/>
+          <w:lang w:val="en-US"/>
+        </w:rPr>
+        <w:t>textureLoader-&gt;CreateTexture(m_pDevice, &amp;uploadedTexture.texture);</w:t>
+      </w:r>
+    </w:p>
+    <w:p>
+      <w:pPr>
+        <w:ind w:firstLine="0"/>
+      </w:pPr>
+      <w:r>
+        <w:t>Листинг 12 – создание шейдерной программы</w:t>
+      </w:r>
+    </w:p>
+    <w:p>
+      <w:pPr>
+        <w:spacing w:line="240" w:lineRule="auto"/>
+        <w:ind w:firstLine="0"/>
+        <w:jc w:val="left"/>
+        <w:rPr>
+          <w:rFonts w:ascii="Courier New" w:hAnsi="Courier New" w:cs="Courier New"/>
+          <w:sz w:val="20"/>
+          <w:szCs w:val="16"/>
+          <w:lang w:val="en-US"/>
+        </w:rPr>
+      </w:pPr>
+      <w:r>
+        <w:rPr>
+          <w:rFonts w:ascii="Courier New" w:hAnsi="Courier New" w:cs="Courier New"/>
+          <w:sz w:val="20"/>
+          <w:szCs w:val="16"/>
+          <w:lang w:val="en-US"/>
+        </w:rPr>
+        <w:t>shaderCI.Desc.ShaderType = SHADER_TYPE_VERTEX;</w:t>
+      </w:r>
+    </w:p>
+    <w:p>
+      <w:pPr>
+        <w:spacing w:line="240" w:lineRule="auto"/>
+        <w:ind w:firstLine="0"/>
+        <w:jc w:val="left"/>
+        <w:rPr>
+          <w:rFonts w:ascii="Courier New" w:hAnsi="Courier New" w:cs="Courier New"/>
+          <w:sz w:val="20"/>
+          <w:szCs w:val="16"/>
+          <w:lang w:val="en-US"/>
+        </w:rPr>
+      </w:pPr>
+      <w:r>
+        <w:rPr>
+          <w:rFonts w:ascii="Courier New" w:hAnsi="Courier New" w:cs="Courier New"/>
+          <w:sz w:val="20"/>
+          <w:szCs w:val="16"/>
+          <w:lang w:val="en-US"/>
+        </w:rPr>
+        <w:t>shaderCI.Source = shaderProgram.vertexSource.c_str();</w:t>
+      </w:r>
+    </w:p>
+    <w:p>
+      <w:pPr>
+        <w:spacing w:line="240" w:lineRule="auto"/>
+        <w:ind w:firstLine="0"/>
+        <w:jc w:val="left"/>
+        <w:rPr>
+          <w:rFonts w:ascii="Courier New" w:hAnsi="Courier New" w:cs="Courier New"/>
+          <w:sz w:val="20"/>
+          <w:szCs w:val="16"/>
+          <w:lang w:val="en-US"/>
+        </w:rPr>
+      </w:pPr>
+      <w:r>
+        <w:rPr>
+          <w:rFonts w:ascii="Courier New" w:hAnsi="Courier New" w:cs="Courier New"/>
+          <w:sz w:val="20"/>
+          <w:szCs w:val="16"/>
+          <w:lang w:val="en-US"/>
+        </w:rPr>
+        <w:t>m_pDevice-&gt;CreateShader(shaderCI, &amp;vertexShader);</w:t>
+      </w:r>
+    </w:p>
+    <w:p>
+      <w:pPr>
+        <w:spacing w:line="240" w:lineRule="auto"/>
+        <w:ind w:firstLine="0"/>
+        <w:jc w:val="left"/>
+        <w:rPr>
+          <w:rFonts w:ascii="Courier New" w:hAnsi="Courier New" w:cs="Courier New"/>
+          <w:sz w:val="20"/>
+          <w:szCs w:val="16"/>
+          <w:lang w:val="en-US"/>
+        </w:rPr>
+      </w:pPr>
+    </w:p>
+    <w:p>
+      <w:pPr>
+        <w:spacing w:line="240" w:lineRule="auto"/>
+        <w:ind w:firstLine="0"/>
+        <w:jc w:val="left"/>
+        <w:rPr>
+          <w:rFonts w:ascii="Courier New" w:hAnsi="Courier New" w:cs="Courier New"/>
+          <w:sz w:val="20"/>
+          <w:szCs w:val="16"/>
+          <w:lang w:val="en-US"/>
+        </w:rPr>
+      </w:pPr>
+      <w:r>
+        <w:rPr>
+          <w:rFonts w:ascii="Courier New" w:hAnsi="Courier New" w:cs="Courier New"/>
+          <w:sz w:val="20"/>
+          <w:szCs w:val="16"/>
+          <w:lang w:val="en-US"/>
+        </w:rPr>
+        <w:t>shaderCI.Desc.ShaderType = SHADER_TYPE_PIXEL;</w:t>
+      </w:r>
+    </w:p>
+    <w:p>
+      <w:pPr>
+        <w:spacing w:line="240" w:lineRule="auto"/>
+        <w:ind w:firstLine="0"/>
+        <w:jc w:val="left"/>
+        <w:rPr>
+          <w:rFonts w:ascii="Courier New" w:hAnsi="Courier New" w:cs="Courier New"/>
+          <w:sz w:val="20"/>
+          <w:szCs w:val="16"/>
+          <w:lang w:val="en-US"/>
+        </w:rPr>
+      </w:pPr>
+      <w:r>
+        <w:rPr>
+          <w:rFonts w:ascii="Courier New" w:hAnsi="Courier New" w:cs="Courier New"/>
+          <w:sz w:val="20"/>
+          <w:szCs w:val="16"/>
+          <w:lang w:val="en-US"/>
+        </w:rPr>
+        <w:t>shaderCI.Source = shaderProgram.pixelSource.c_str();</w:t>
+      </w:r>
+    </w:p>
+    <w:p>
+      <w:pPr>
+        <w:spacing w:line="240" w:lineRule="auto"/>
+        <w:ind w:firstLine="0"/>
+        <w:jc w:val="left"/>
+        <w:rPr>
+          <w:rFonts w:ascii="Courier New" w:hAnsi="Courier New" w:cs="Courier New"/>
+          <w:sz w:val="20"/>
+          <w:szCs w:val="16"/>
+          <w:lang w:val="en-US"/>
+        </w:rPr>
+      </w:pPr>
+      <w:r>
+        <w:rPr>
+          <w:rFonts w:ascii="Courier New" w:hAnsi="Courier New" w:cs="Courier New"/>
+          <w:sz w:val="20"/>
+          <w:szCs w:val="16"/>
+          <w:lang w:val="en-US"/>
+        </w:rPr>
+        <w:t>m_pDevice-&gt;CreateShader(shaderCI, &amp;pixelShader);</w:t>
+      </w:r>
+    </w:p>
+    <w:p>
+      <w:pPr>
+        <w:rPr>
+          <w:lang w:val="en-US"/>
+        </w:rPr>
+      </w:pPr>
+    </w:p>
+    <w:p>
+      <w:pPr>
+        <w:pStyle w:val="Heading2"/>
+        <w:rPr>
+          <w:lang w:val="en-US"/>
+        </w:rPr>
+      </w:pPr>
+      <w:bookmarkStart w:id="13" w:name="_Toc229928951"/>
+      <w:r>
+        <w:t xml:space="preserve">Модификация компонента </w:t>
+      </w:r>
+      <w:r>
+        <w:rPr>
+          <w:lang w:val="en-US"/>
+        </w:rPr>
+        <w:t>MeshRenderer</w:t>
+      </w:r>
+      <w:bookmarkEnd w:id="13"/>
+    </w:p>
+    <w:p>
+      <w:r>
+        <w:t>Компонент MeshRendererComponent был переработан под новую ресурсную модель. Теперь он хранит MeshId и структуру Material, внутри которой содержатся MaterialId, ShaderId, TextureId и цветовой множитель tint.</w:t>
+      </w:r>
+    </w:p>
+    <w:p>
+      <w:r>
+        <w:t>Структура компонента приведена в листинге 13. Структура материала приведена в листинге 14.</w:t>
+      </w:r>
+    </w:p>
+    <w:p>
+      <w:pPr>
+        <w:ind w:firstLine="0"/>
+      </w:pPr>
+      <w:r>
+        <w:t>Листинг 13 – структура компонента</w:t>
+      </w:r>
+    </w:p>
+    <w:p>
+      <w:pPr>
+        <w:spacing w:line="240" w:lineRule="auto"/>
+        <w:ind w:firstLine="0"/>
+        <w:jc w:val="left"/>
+        <w:rPr>
+          <w:rFonts w:ascii="Courier New" w:hAnsi="Courier New" w:cs="Courier New"/>
+          <w:sz w:val="20"/>
+          <w:szCs w:val="16"/>
+          <w:lang w:val="en-US"/>
+        </w:rPr>
+      </w:pPr>
+      <w:r>
+        <w:rPr>
+          <w:rFonts w:ascii="Courier New" w:hAnsi="Courier New" w:cs="Courier New"/>
+          <w:sz w:val="20"/>
+          <w:szCs w:val="16"/>
+          <w:lang w:val="en-US"/>
+        </w:rPr>
+        <w:t>struct MeshRendererComponent</w:t>
+      </w:r>
+    </w:p>
+    <w:p>
+      <w:pPr>
+        <w:spacing w:line="240" w:lineRule="auto"/>
+        <w:ind w:firstLine="0"/>
+        <w:jc w:val="left"/>
+        <w:rPr>
+          <w:rFonts w:ascii="Courier New" w:hAnsi="Courier New" w:cs="Courier New"/>
+          <w:sz w:val="20"/>
+          <w:szCs w:val="16"/>
+          <w:lang w:val="en-US"/>
+        </w:rPr>
+      </w:pPr>
+      <w:r>
+        <w:rPr>
+          <w:rFonts w:ascii="Courier New" w:hAnsi="Courier New" w:cs="Courier New"/>
+          <w:sz w:val="20"/>
+          <w:szCs w:val="16"/>
+          <w:lang w:val="en-US"/>
+        </w:rPr>
+        <w:t>{</w:t>
+      </w:r>
+    </w:p>
+    <w:p>
+      <w:pPr>
+        <w:spacing w:line="240" w:lineRule="auto"/>
+        <w:ind w:firstLine="0"/>
+        <w:jc w:val="left"/>
+        <w:rPr>
+          <w:rFonts w:ascii="Courier New" w:hAnsi="Courier New" w:cs="Courier New"/>
+          <w:sz w:val="20"/>
+          <w:szCs w:val="16"/>
+          <w:lang w:val="en-US"/>
+        </w:rPr>
+      </w:pPr>
+      <w:r>
+        <w:rPr>
+          <w:rFonts w:ascii="Courier New" w:hAnsi="Courier New" w:cs="Courier New"/>
+          <w:sz w:val="20"/>
+          <w:szCs w:val="16"/>
+          <w:lang w:val="en-US"/>
+        </w:rPr>
+        <w:t xml:space="preserve">    PrimitiveType primitiveType = PrimitiveType::Triangle;</w:t>
+      </w:r>
+    </w:p>
+    <w:p>
+      <w:pPr>
+        <w:spacing w:line="240" w:lineRule="auto"/>
+        <w:ind w:firstLine="0"/>
+        <w:jc w:val="left"/>
+        <w:rPr>
+          <w:rFonts w:ascii="Courier New" w:hAnsi="Courier New" w:cs="Courier New"/>
+          <w:sz w:val="20"/>
+          <w:szCs w:val="16"/>
+          <w:lang w:val="en-US"/>
+        </w:rPr>
+      </w:pPr>
+      <w:r>
+        <w:rPr>
+          <w:rFonts w:ascii="Courier New" w:hAnsi="Courier New" w:cs="Courier New"/>
+          <w:sz w:val="20"/>
+          <w:szCs w:val="16"/>
+          <w:lang w:val="en-US"/>
+        </w:rPr>
+        <w:t xml:space="preserve">    bool visible = true;</w:t>
+      </w:r>
+    </w:p>
+    <w:p>
+      <w:pPr>
+        <w:spacing w:line="240" w:lineRule="auto"/>
+        <w:ind w:firstLine="0"/>
+        <w:jc w:val="left"/>
+        <w:rPr>
+          <w:rFonts w:ascii="Courier New" w:hAnsi="Courier New" w:cs="Courier New"/>
+          <w:sz w:val="20"/>
+          <w:szCs w:val="16"/>
+          <w:lang w:val="en-US"/>
+        </w:rPr>
+      </w:pPr>
+      <w:r>
+        <w:rPr>
+          <w:rFonts w:ascii="Courier New" w:hAnsi="Courier New" w:cs="Courier New"/>
+          <w:sz w:val="20"/>
+          <w:szCs w:val="16"/>
+          <w:lang w:val="en-US"/>
+        </w:rPr>
+        <w:t xml:space="preserve">    MeshId meshId{};</w:t>
+      </w:r>
+    </w:p>
+    <w:p>
+      <w:pPr>
+        <w:spacing w:line="240" w:lineRule="auto"/>
+        <w:ind w:firstLine="0"/>
+        <w:jc w:val="left"/>
+        <w:rPr>
+          <w:rFonts w:ascii="Courier New" w:hAnsi="Courier New" w:cs="Courier New"/>
+          <w:sz w:val="20"/>
+          <w:szCs w:val="16"/>
+        </w:rPr>
+      </w:pPr>
+      <w:r>
+        <w:rPr>
+          <w:rFonts w:ascii="Courier New" w:hAnsi="Courier New" w:cs="Courier New"/>
+          <w:sz w:val="20"/>
+          <w:szCs w:val="16"/>
+          <w:lang w:val="en-US"/>
+        </w:rPr>
+        <w:t xml:space="preserve">    </w:t>
+      </w:r>
+      <w:r>
+        <w:rPr>
+          <w:rFonts w:ascii="Courier New" w:hAnsi="Courier New" w:cs="Courier New"/>
+          <w:sz w:val="20"/>
+          <w:szCs w:val="16"/>
+        </w:rPr>
+        <w:t>Material material{};</w:t>
+      </w:r>
+    </w:p>
+    <w:p>
+      <w:pPr>
+        <w:spacing w:line="240" w:lineRule="auto"/>
+        <w:ind w:firstLine="0"/>
+        <w:jc w:val="left"/>
+        <w:rPr>
+          <w:rFonts w:ascii="Courier New" w:hAnsi="Courier New" w:cs="Courier New"/>
+          <w:sz w:val="20"/>
+          <w:szCs w:val="16"/>
+        </w:rPr>
+      </w:pPr>
+      <w:r>
+        <w:rPr>
+          <w:rFonts w:ascii="Courier New" w:hAnsi="Courier New" w:cs="Courier New"/>
+          <w:sz w:val="20"/>
+          <w:szCs w:val="16"/>
+        </w:rPr>
+        <w:t>};</w:t>
+      </w:r>
+    </w:p>
+    <w:p>
+      <w:pPr>
+        <w:ind w:firstLine="0"/>
+      </w:pPr>
+      <w:r>
+        <w:t>Листинг 14 – структура материала</w:t>
+      </w:r>
+    </w:p>
+    <w:p>
+      <w:pPr>
+        <w:spacing w:line="240" w:lineRule="auto"/>
+        <w:ind w:firstLine="0"/>
+        <w:jc w:val="left"/>
+        <w:rPr>
+          <w:rFonts w:ascii="Courier New" w:hAnsi="Courier New" w:cs="Courier New"/>
+          <w:sz w:val="20"/>
+          <w:szCs w:val="16"/>
+          <w:lang w:val="en-US"/>
+        </w:rPr>
+      </w:pPr>
+      <w:r>
+        <w:rPr>
+          <w:rFonts w:ascii="Courier New" w:hAnsi="Courier New" w:cs="Courier New"/>
+          <w:sz w:val="20"/>
+          <w:szCs w:val="16"/>
+          <w:lang w:val="en-US"/>
+        </w:rPr>
+        <w:t>struct Material</w:t>
+      </w:r>
+    </w:p>
+    <w:p>
+      <w:pPr>
+        <w:spacing w:line="240" w:lineRule="auto"/>
+        <w:ind w:firstLine="0"/>
+        <w:jc w:val="left"/>
+        <w:rPr>
+          <w:rFonts w:ascii="Courier New" w:hAnsi="Courier New" w:cs="Courier New"/>
+          <w:sz w:val="20"/>
+          <w:szCs w:val="16"/>
+          <w:lang w:val="en-US"/>
+        </w:rPr>
+      </w:pPr>
+      <w:r>
+        <w:rPr>
+          <w:rFonts w:ascii="Courier New" w:hAnsi="Courier New" w:cs="Courier New"/>
+          <w:sz w:val="20"/>
+          <w:szCs w:val="16"/>
+          <w:lang w:val="en-US"/>
+        </w:rPr>
+        <w:t>{</w:t>
+      </w:r>
+    </w:p>
+    <w:p>
+      <w:pPr>
+        <w:spacing w:line="240" w:lineRule="auto"/>
+        <w:ind w:firstLine="0"/>
+        <w:jc w:val="left"/>
+        <w:rPr>
+          <w:rFonts w:ascii="Courier New" w:hAnsi="Courier New" w:cs="Courier New"/>
+          <w:sz w:val="20"/>
+          <w:szCs w:val="16"/>
+          <w:lang w:val="en-US"/>
+        </w:rPr>
+      </w:pPr>
+      <w:r>
+        <w:rPr>
+          <w:rFonts w:ascii="Courier New" w:hAnsi="Courier New" w:cs="Courier New"/>
+          <w:sz w:val="20"/>
+          <w:szCs w:val="16"/>
+          <w:lang w:val="en-US"/>
+        </w:rPr>
+        <w:t xml:space="preserve">    MaterialId materialId{};</w:t>
+      </w:r>
+    </w:p>
+    <w:p>
+      <w:pPr>
+        <w:spacing w:line="240" w:lineRule="auto"/>
+        <w:ind w:firstLine="0"/>
+        <w:jc w:val="left"/>
+        <w:rPr>
+          <w:rFonts w:ascii="Courier New" w:hAnsi="Courier New" w:cs="Courier New"/>
+          <w:sz w:val="20"/>
+          <w:szCs w:val="16"/>
+          <w:lang w:val="en-US"/>
+        </w:rPr>
+      </w:pPr>
+      <w:r>
+        <w:rPr>
+          <w:rFonts w:ascii="Courier New" w:hAnsi="Courier New" w:cs="Courier New"/>
+          <w:sz w:val="20"/>
+          <w:szCs w:val="16"/>
+          <w:lang w:val="en-US"/>
+        </w:rPr>
+        <w:lastRenderedPageBreak/>
+        <w:t xml:space="preserve">    ShaderId shaderId{};</w:t>
+      </w:r>
+    </w:p>
+    <w:p>
+      <w:pPr>
+        <w:spacing w:line="240" w:lineRule="auto"/>
+        <w:ind w:firstLine="0"/>
+        <w:jc w:val="left"/>
+        <w:rPr>
+          <w:rFonts w:ascii="Courier New" w:hAnsi="Courier New" w:cs="Courier New"/>
+          <w:sz w:val="20"/>
+          <w:szCs w:val="16"/>
+          <w:lang w:val="en-US"/>
+        </w:rPr>
+      </w:pPr>
+      <w:r>
+        <w:rPr>
+          <w:rFonts w:ascii="Courier New" w:hAnsi="Courier New" w:cs="Courier New"/>
+          <w:sz w:val="20"/>
+          <w:szCs w:val="16"/>
+          <w:lang w:val="en-US"/>
+        </w:rPr>
+        <w:t xml:space="preserve">    TextureId textureId{};</w:t>
+      </w:r>
+    </w:p>
+    <w:p>
+      <w:pPr>
+        <w:spacing w:line="240" w:lineRule="auto"/>
+        <w:ind w:firstLine="0"/>
+        <w:jc w:val="left"/>
+        <w:rPr>
+          <w:rFonts w:ascii="Courier New" w:hAnsi="Courier New" w:cs="Courier New"/>
+          <w:sz w:val="20"/>
+          <w:szCs w:val="16"/>
+          <w:lang w:val="en-US"/>
+        </w:rPr>
+      </w:pPr>
+      <w:r>
+        <w:rPr>
+          <w:rFonts w:ascii="Courier New" w:hAnsi="Courier New" w:cs="Courier New"/>
+          <w:sz w:val="20"/>
+          <w:szCs w:val="16"/>
+          <w:lang w:val="en-US"/>
+        </w:rPr>
+        <w:t xml:space="preserve">    glm::vec4 tint = {1.0f, 1.0f, 1.0f, 1.0f};</w:t>
+      </w:r>
+    </w:p>
+    <w:p>
+      <w:pPr>
+        <w:spacing w:line="240" w:lineRule="auto"/>
+        <w:ind w:firstLine="0"/>
+        <w:jc w:val="left"/>
+        <w:rPr>
+          <w:rFonts w:ascii="Courier New" w:hAnsi="Courier New" w:cs="Courier New"/>
+          <w:sz w:val="20"/>
+          <w:szCs w:val="16"/>
+        </w:rPr>
+      </w:pPr>
+      <w:r>
+        <w:rPr>
+          <w:rFonts w:ascii="Courier New" w:hAnsi="Courier New" w:cs="Courier New"/>
+          <w:sz w:val="20"/>
+          <w:szCs w:val="16"/>
+        </w:rPr>
+        <w:t>};</w:t>
+      </w:r>
+    </w:p>
+    <w:p/>
+    <w:p>
+      <w:pPr>
+        <w:pStyle w:val="Heading2"/>
+      </w:pPr>
+      <w:bookmarkStart w:id="14" w:name="_Toc229928952"/>
+      <w:r>
+        <w:t>Адаптация системы рендеринга</w:t>
+      </w:r>
+      <w:bookmarkEnd w:id="14"/>
+    </w:p>
+    <w:p>
+      <w:r>
+        <w:t>Система RenderSystem была изменена так, чтобы для каждой сущности с TransformComponent и MeshRendererComponent формировать объект RenderItem, содержащий матрицы трансформации и ссылки на графические ресурсы. Затем этот объект передаётся в рендер-адаптер.</w:t>
+      </w:r>
+    </w:p>
+    <w:p>
+      <w:r>
+        <w:t xml:space="preserve">Заполнение </w:t>
+      </w:r>
+      <w:r>
+        <w:rPr>
+          <w:lang w:val="en-US"/>
+        </w:rPr>
+        <w:t>RenderItem</w:t>
+      </w:r>
+      <w:r>
+        <w:t xml:space="preserve"> </w:t>
+      </w:r>
+      <w:r>
+        <w:t>приведено в листинге 15.</w:t>
+      </w:r>
+    </w:p>
+    <w:p>
+      <w:pPr>
+        <w:ind w:firstLine="0"/>
+      </w:pPr>
+      <w:r>
+        <w:t xml:space="preserve">Листинг 15 </w:t>
+      </w:r>
+      <w:r>
+        <w:t>–</w:t>
+      </w:r>
+      <w:r>
+        <w:t xml:space="preserve"> </w:t>
+      </w:r>
+      <w:r>
+        <w:t xml:space="preserve">заполнение </w:t>
+      </w:r>
+      <w:r>
+        <w:rPr>
+          <w:lang w:val="en-US"/>
+        </w:rPr>
+        <w:t>RenderItem</w:t>
+      </w:r>
+    </w:p>
+    <w:p>
+      <w:pPr>
+        <w:spacing w:line="240" w:lineRule="auto"/>
+        <w:ind w:firstLine="0"/>
+        <w:rPr>
+          <w:rFonts w:ascii="Courier New" w:hAnsi="Courier New" w:cs="Courier New"/>
+          <w:sz w:val="20"/>
+          <w:szCs w:val="16"/>
+          <w:lang w:val="en-US"/>
+        </w:rPr>
+      </w:pPr>
+      <w:r>
+        <w:rPr>
+          <w:rFonts w:ascii="Courier New" w:hAnsi="Courier New" w:cs="Courier New"/>
+          <w:sz w:val="20"/>
+          <w:szCs w:val="16"/>
+          <w:lang w:val="en-US"/>
+        </w:rPr>
+        <w:t>RenderItem item{};</w:t>
+      </w:r>
+    </w:p>
+    <w:p>
+      <w:pPr>
+        <w:spacing w:line="240" w:lineRule="auto"/>
+        <w:ind w:firstLine="0"/>
+        <w:rPr>
+          <w:rFonts w:ascii="Courier New" w:hAnsi="Courier New" w:cs="Courier New"/>
+          <w:sz w:val="20"/>
+          <w:szCs w:val="16"/>
+          <w:lang w:val="en-US"/>
+        </w:rPr>
+      </w:pPr>
+      <w:r>
+        <w:rPr>
+          <w:rFonts w:ascii="Courier New" w:hAnsi="Courier New" w:cs="Courier New"/>
+          <w:sz w:val="20"/>
+          <w:szCs w:val="16"/>
+          <w:lang w:val="en-US"/>
+        </w:rPr>
+        <w:t>item.modelMatrix = ComputeWorldMatrix(world, entity, worldMatrixCache, recursionStack);</w:t>
+      </w:r>
+    </w:p>
+    <w:p>
+      <w:pPr>
+        <w:spacing w:line="240" w:lineRule="auto"/>
+        <w:ind w:firstLine="0"/>
+        <w:rPr>
+          <w:rFonts w:ascii="Courier New" w:hAnsi="Courier New" w:cs="Courier New"/>
+          <w:sz w:val="20"/>
+          <w:szCs w:val="16"/>
+          <w:lang w:val="en-US"/>
+        </w:rPr>
+      </w:pPr>
+      <w:r>
+        <w:rPr>
+          <w:rFonts w:ascii="Courier New" w:hAnsi="Courier New" w:cs="Courier New"/>
+          <w:sz w:val="20"/>
+          <w:szCs w:val="16"/>
+          <w:lang w:val="en-US"/>
+        </w:rPr>
+        <w:t>item.modelViewProjectionMatrix = viewProjectionMatrix * item.modelMatrix;</w:t>
+      </w:r>
+    </w:p>
+    <w:p>
+      <w:pPr>
+        <w:spacing w:line="240" w:lineRule="auto"/>
+        <w:ind w:firstLine="0"/>
+        <w:rPr>
+          <w:rFonts w:ascii="Courier New" w:hAnsi="Courier New" w:cs="Courier New"/>
+          <w:sz w:val="20"/>
+          <w:szCs w:val="16"/>
+          <w:lang w:val="en-US"/>
+        </w:rPr>
+      </w:pPr>
+      <w:r>
+        <w:rPr>
+          <w:rFonts w:ascii="Courier New" w:hAnsi="Courier New" w:cs="Courier New"/>
+          <w:sz w:val="20"/>
+          <w:szCs w:val="16"/>
+          <w:lang w:val="en-US"/>
+        </w:rPr>
+        <w:t>item.meshId = meshRenderer.meshId;</w:t>
+      </w:r>
+    </w:p>
+    <w:p>
+      <w:pPr>
+        <w:spacing w:line="240" w:lineRule="auto"/>
+        <w:ind w:firstLine="0"/>
+        <w:rPr>
+          <w:rFonts w:ascii="Courier New" w:hAnsi="Courier New" w:cs="Courier New"/>
+          <w:sz w:val="20"/>
+          <w:szCs w:val="16"/>
+          <w:lang w:val="en-US"/>
+        </w:rPr>
+      </w:pPr>
+      <w:r>
+        <w:rPr>
+          <w:rFonts w:ascii="Courier New" w:hAnsi="Courier New" w:cs="Courier New"/>
+          <w:sz w:val="20"/>
+          <w:szCs w:val="16"/>
+          <w:lang w:val="en-US"/>
+        </w:rPr>
+        <w:t>item.shaderId = meshRenderer.material.shaderId;</w:t>
+      </w:r>
+    </w:p>
+    <w:p>
+      <w:pPr>
+        <w:spacing w:line="240" w:lineRule="auto"/>
+        <w:ind w:firstLine="0"/>
+        <w:rPr>
+          <w:rFonts w:ascii="Courier New" w:hAnsi="Courier New" w:cs="Courier New"/>
+          <w:sz w:val="20"/>
+          <w:szCs w:val="16"/>
+          <w:lang w:val="en-US"/>
+        </w:rPr>
+      </w:pPr>
+      <w:r>
+        <w:rPr>
+          <w:rFonts w:ascii="Courier New" w:hAnsi="Courier New" w:cs="Courier New"/>
+          <w:sz w:val="20"/>
+          <w:szCs w:val="16"/>
+          <w:lang w:val="en-US"/>
+        </w:rPr>
+        <w:t>item.textureId = meshRenderer.material.textureId;</w:t>
+      </w:r>
+    </w:p>
+    <w:p>
+      <w:pPr>
+        <w:spacing w:line="240" w:lineRule="auto"/>
+        <w:ind w:firstLine="0"/>
+        <w:rPr>
+          <w:rFonts w:ascii="Courier New" w:hAnsi="Courier New" w:cs="Courier New"/>
+          <w:sz w:val="20"/>
+          <w:szCs w:val="16"/>
+          <w:lang w:val="en-US"/>
+        </w:rPr>
+      </w:pPr>
+      <w:r>
+        <w:rPr>
+          <w:rFonts w:ascii="Courier New" w:hAnsi="Courier New" w:cs="Courier New"/>
+          <w:sz w:val="20"/>
+          <w:szCs w:val="16"/>
+          <w:lang w:val="en-US"/>
+        </w:rPr>
+        <w:t>item.tint = meshRenderer.material.tint;</w:t>
+      </w:r>
+    </w:p>
+    <w:p>
+      <w:pPr>
+        <w:rPr>
+          <w:lang w:val="en-US"/>
+        </w:rPr>
+      </w:pPr>
+    </w:p>
+    <w:p>
+      <w:pPr>
+        <w:pStyle w:val="Heading2"/>
+      </w:pPr>
+      <w:bookmarkStart w:id="15" w:name="_Toc229928953"/>
+      <w:r>
+        <w:t>Сериализация сцены</w:t>
+      </w:r>
+      <w:bookmarkEnd w:id="15"/>
+    </w:p>
+    <w:p>
+      <w:r>
+        <w:t>Дополнительно в проекте реализован SceneSerializer, сохраняющий и восстанавливающий ECS-сцену в формате JSON. Сериализуются трансформации, камера, иерархия, движение и параметры MeshRenderer, включая идентификаторы меша, шейдера и текстуры.</w:t>
+      </w:r>
+    </w:p>
+    <w:p>
+      <w:r>
+        <w:t xml:space="preserve">Сериализация </w:t>
+      </w:r>
+      <w:r>
+        <w:rPr>
+          <w:lang w:val="en-US"/>
+        </w:rPr>
+        <w:t>MeshRenderer</w:t>
+      </w:r>
+      <w:r>
+        <w:t xml:space="preserve"> </w:t>
+      </w:r>
+      <w:r>
+        <w:t>приведено в листинге 16. Сохранение сцены в файл приведено в листинге 17</w:t>
+      </w:r>
+    </w:p>
+    <w:p>
+      <w:pPr>
+        <w:ind w:firstLine="0"/>
+      </w:pPr>
+      <w:r>
+        <w:t xml:space="preserve">Листинг 16 – сериализация </w:t>
+      </w:r>
+      <w:r>
+        <w:rPr>
+          <w:lang w:val="en-US"/>
+        </w:rPr>
+        <w:t>MeshRenderer</w:t>
+      </w:r>
+    </w:p>
+    <w:p>
+      <w:pPr>
+        <w:spacing w:line="240" w:lineRule="auto"/>
+        <w:ind w:firstLine="0"/>
+        <w:jc w:val="left"/>
+        <w:rPr>
+          <w:rFonts w:ascii="Courier New" w:hAnsi="Courier New" w:cs="Courier New"/>
+          <w:sz w:val="20"/>
+          <w:szCs w:val="16"/>
+          <w:lang w:val="en-US"/>
+        </w:rPr>
+      </w:pPr>
+      <w:r>
+        <w:rPr>
+          <w:rFonts w:ascii="Courier New" w:hAnsi="Courier New" w:cs="Courier New"/>
+          <w:sz w:val="20"/>
+          <w:szCs w:val="16"/>
+          <w:lang w:val="en-US"/>
+        </w:rPr>
+        <w:t>return {{"primitiveType", ToString(renderer.primitiveType)},</w:t>
+      </w:r>
+    </w:p>
+    <w:p>
+      <w:pPr>
+        <w:spacing w:line="240" w:lineRule="auto"/>
+        <w:ind w:firstLine="0"/>
+        <w:jc w:val="left"/>
+        <w:rPr>
+          <w:rFonts w:ascii="Courier New" w:hAnsi="Courier New" w:cs="Courier New"/>
+          <w:sz w:val="20"/>
+          <w:szCs w:val="16"/>
+          <w:lang w:val="en-US"/>
+        </w:rPr>
+      </w:pPr>
+      <w:r>
+        <w:rPr>
+          <w:rFonts w:ascii="Courier New" w:hAnsi="Courier New" w:cs="Courier New"/>
+          <w:sz w:val="20"/>
+          <w:szCs w:val="16"/>
+          <w:lang w:val="en-US"/>
+        </w:rPr>
+        <w:t xml:space="preserve">        {"visible", renderer.visible},</w:t>
+      </w:r>
+    </w:p>
+    <w:p>
+      <w:pPr>
+        <w:spacing w:line="240" w:lineRule="auto"/>
+        <w:ind w:firstLine="0"/>
+        <w:jc w:val="left"/>
+        <w:rPr>
+          <w:rFonts w:ascii="Courier New" w:hAnsi="Courier New" w:cs="Courier New"/>
+          <w:sz w:val="20"/>
+          <w:szCs w:val="16"/>
+          <w:lang w:val="en-US"/>
+        </w:rPr>
+      </w:pPr>
+      <w:r>
+        <w:rPr>
+          <w:rFonts w:ascii="Courier New" w:hAnsi="Courier New" w:cs="Courier New"/>
+          <w:sz w:val="20"/>
+          <w:szCs w:val="16"/>
+          <w:lang w:val="en-US"/>
+        </w:rPr>
+        <w:t xml:space="preserve">        {"meshId", renderer.meshId.value},</w:t>
+      </w:r>
+    </w:p>
+    <w:p>
+      <w:pPr>
+        <w:spacing w:line="240" w:lineRule="auto"/>
+        <w:ind w:firstLine="0"/>
+        <w:jc w:val="left"/>
+        <w:rPr>
+          <w:rFonts w:ascii="Courier New" w:hAnsi="Courier New" w:cs="Courier New"/>
+          <w:sz w:val="20"/>
+          <w:szCs w:val="16"/>
+          <w:lang w:val="en-US"/>
+        </w:rPr>
+      </w:pPr>
+      <w:r>
+        <w:rPr>
+          <w:rFonts w:ascii="Courier New" w:hAnsi="Courier New" w:cs="Courier New"/>
+          <w:sz w:val="20"/>
+          <w:szCs w:val="16"/>
+          <w:lang w:val="en-US"/>
+        </w:rPr>
+        <w:t xml:space="preserve">        {"material",</w:t>
+      </w:r>
+    </w:p>
+    <w:p>
+      <w:pPr>
+        <w:spacing w:line="240" w:lineRule="auto"/>
+        <w:ind w:firstLine="0"/>
+        <w:jc w:val="left"/>
+        <w:rPr>
+          <w:rFonts w:ascii="Courier New" w:hAnsi="Courier New" w:cs="Courier New"/>
+          <w:sz w:val="20"/>
+          <w:szCs w:val="16"/>
+          <w:lang w:val="en-US"/>
+        </w:rPr>
+      </w:pPr>
+      <w:r>
+        <w:rPr>
+          <w:rFonts w:ascii="Courier New" w:hAnsi="Courier New" w:cs="Courier New"/>
+          <w:sz w:val="20"/>
+          <w:szCs w:val="16"/>
+          <w:lang w:val="en-US"/>
+        </w:rPr>
+        <w:t xml:space="preserve">         {{"materialId", renderer.material.materialId.value},</w:t>
+      </w:r>
+    </w:p>
+    <w:p>
+      <w:pPr>
+        <w:spacing w:line="240" w:lineRule="auto"/>
+        <w:ind w:firstLine="0"/>
+        <w:jc w:val="left"/>
+        <w:rPr>
+          <w:rFonts w:ascii="Courier New" w:hAnsi="Courier New" w:cs="Courier New"/>
+          <w:sz w:val="20"/>
+          <w:szCs w:val="16"/>
+          <w:lang w:val="en-US"/>
+        </w:rPr>
+      </w:pPr>
+      <w:r>
+        <w:rPr>
+          <w:rFonts w:ascii="Courier New" w:hAnsi="Courier New" w:cs="Courier New"/>
+          <w:sz w:val="20"/>
+          <w:szCs w:val="16"/>
+          <w:lang w:val="en-US"/>
+        </w:rPr>
+        <w:t xml:space="preserve">          {"shaderId", renderer.material.shaderId.value},</w:t>
+      </w:r>
+    </w:p>
+    <w:p>
+      <w:pPr>
+        <w:spacing w:line="240" w:lineRule="auto"/>
+        <w:ind w:firstLine="0"/>
+        <w:jc w:val="left"/>
+        <w:rPr>
+          <w:rFonts w:ascii="Courier New" w:hAnsi="Courier New" w:cs="Courier New"/>
+          <w:sz w:val="20"/>
+          <w:szCs w:val="16"/>
+          <w:lang w:val="en-US"/>
+        </w:rPr>
+      </w:pPr>
+      <w:r>
+        <w:rPr>
+          <w:rFonts w:ascii="Courier New" w:hAnsi="Courier New" w:cs="Courier New"/>
+          <w:sz w:val="20"/>
+          <w:szCs w:val="16"/>
+          <w:lang w:val="en-US"/>
+        </w:rPr>
+        <w:t xml:space="preserve">          {"textureId", renderer.material.textureId.value},</w:t>
+      </w:r>
+    </w:p>
+    <w:p>
+      <w:pPr>
+        <w:spacing w:line="240" w:lineRule="auto"/>
+        <w:ind w:firstLine="0"/>
+        <w:jc w:val="left"/>
+        <w:rPr>
+          <w:rFonts w:ascii="Courier New" w:hAnsi="Courier New" w:cs="Courier New"/>
+          <w:sz w:val="20"/>
+          <w:szCs w:val="16"/>
+          <w:lang w:val="en-US"/>
+        </w:rPr>
+      </w:pPr>
+      <w:r>
+        <w:rPr>
+          <w:rFonts w:ascii="Courier New" w:hAnsi="Courier New" w:cs="Courier New"/>
+          <w:sz w:val="20"/>
+          <w:szCs w:val="16"/>
+          <w:lang w:val="en-US"/>
+        </w:rPr>
+        <w:t xml:space="preserve">          {"tint", ToJson(renderer.material.tint)}}}};</w:t>
+      </w:r>
+    </w:p>
+    <w:p>
+      <w:pPr>
+        <w:ind w:firstLine="0"/>
+      </w:pPr>
+      <w:r>
+        <w:t>Листинг 17 – сохранение сцены в файл</w:t>
+      </w:r>
+    </w:p>
+    <w:p>
+      <w:pPr>
+        <w:spacing w:line="240" w:lineRule="auto"/>
+        <w:ind w:firstLine="0"/>
+        <w:jc w:val="left"/>
+        <w:rPr>
+          <w:rFonts w:ascii="Courier New" w:hAnsi="Courier New" w:cs="Courier New"/>
+          <w:sz w:val="20"/>
+          <w:szCs w:val="16"/>
+          <w:lang w:val="en-US"/>
+        </w:rPr>
+      </w:pPr>
+      <w:r>
+        <w:rPr>
+          <w:rFonts w:ascii="Courier New" w:hAnsi="Courier New" w:cs="Courier New"/>
+          <w:sz w:val="20"/>
+          <w:szCs w:val="16"/>
+          <w:lang w:val="en-US"/>
+        </w:rPr>
+        <w:t>void SceneSerializer::SaveToFile(const ECS::World&amp; world, const std::filesystem::path&amp; path)</w:t>
+      </w:r>
+    </w:p>
+    <w:p>
+      <w:pPr>
+        <w:spacing w:line="240" w:lineRule="auto"/>
+        <w:ind w:firstLine="0"/>
+        <w:jc w:val="left"/>
+        <w:rPr>
+          <w:rFonts w:ascii="Courier New" w:hAnsi="Courier New" w:cs="Courier New"/>
+          <w:sz w:val="20"/>
+          <w:szCs w:val="16"/>
+          <w:lang w:val="en-US"/>
+        </w:rPr>
+      </w:pPr>
+      <w:r>
+        <w:rPr>
+          <w:rFonts w:ascii="Courier New" w:hAnsi="Courier New" w:cs="Courier New"/>
+          <w:sz w:val="20"/>
+          <w:szCs w:val="16"/>
+          <w:lang w:val="en-US"/>
+        </w:rPr>
+        <w:t>{</w:t>
+      </w:r>
+    </w:p>
+    <w:p>
+      <w:pPr>
+        <w:spacing w:line="240" w:lineRule="auto"/>
+        <w:ind w:firstLine="0"/>
+        <w:jc w:val="left"/>
+        <w:rPr>
+          <w:rFonts w:ascii="Courier New" w:hAnsi="Courier New" w:cs="Courier New"/>
+          <w:sz w:val="20"/>
+          <w:szCs w:val="16"/>
+          <w:lang w:val="en-US"/>
+        </w:rPr>
+      </w:pPr>
+      <w:r>
+        <w:rPr>
+          <w:rFonts w:ascii="Courier New" w:hAnsi="Courier New" w:cs="Courier New"/>
+          <w:sz w:val="20"/>
+          <w:szCs w:val="16"/>
+          <w:lang w:val="en-US"/>
+        </w:rPr>
+        <w:t xml:space="preserve">    std::ofstream file(path);</w:t>
+      </w:r>
+    </w:p>
+    <w:p>
+      <w:pPr>
+        <w:spacing w:line="240" w:lineRule="auto"/>
+        <w:ind w:firstLine="0"/>
+        <w:jc w:val="left"/>
+        <w:rPr>
+          <w:rFonts w:ascii="Courier New" w:hAnsi="Courier New" w:cs="Courier New"/>
+          <w:sz w:val="20"/>
+          <w:szCs w:val="16"/>
+          <w:lang w:val="en-US"/>
+        </w:rPr>
+      </w:pPr>
+      <w:r>
+        <w:rPr>
+          <w:rFonts w:ascii="Courier New" w:hAnsi="Courier New" w:cs="Courier New"/>
+          <w:sz w:val="20"/>
+          <w:szCs w:val="16"/>
+          <w:lang w:val="en-US"/>
+        </w:rPr>
+        <w:t xml:space="preserve">    file &lt;&lt; Serialize(world).dump(4);</w:t>
+      </w:r>
+    </w:p>
+    <w:p>
+      <w:pPr>
+        <w:spacing w:line="240" w:lineRule="auto"/>
+        <w:ind w:firstLine="0"/>
+        <w:jc w:val="left"/>
+        <w:rPr>
+          <w:rFonts w:ascii="Courier New" w:hAnsi="Courier New" w:cs="Courier New"/>
+          <w:sz w:val="20"/>
+          <w:szCs w:val="16"/>
+        </w:rPr>
+      </w:pPr>
+      <w:r>
+        <w:rPr>
+          <w:rFonts w:ascii="Courier New" w:hAnsi="Courier New" w:cs="Courier New"/>
+          <w:sz w:val="20"/>
+          <w:szCs w:val="16"/>
+        </w:rPr>
+        <w:t>}</w:t>
+      </w:r>
+    </w:p>
+    <w:p/>
+    <w:p>
+      <w:pPr>
+        <w:pStyle w:val="Heading2"/>
+      </w:pPr>
+      <w:bookmarkStart w:id="16" w:name="_Toc229928954"/>
+      <w:r>
+        <w:t>Демонстрационная сцена и загрузка модели</w:t>
+      </w:r>
+      <w:bookmarkEnd w:id="16"/>
+    </w:p>
+    <w:p>
+      <w:r>
+        <w:t>В приложении реализована демонстрационная загрузка OBJ-модели momosuzu_nene_posed.obj. После старта движка модель загружается через ResourceManager, затем выгружается на GPU, для неё создаётся шейдерная программа и подбирается текстура из mtl-описания материала.</w:t>
+      </w:r>
+    </w:p>
+    <w:p>
+      <w:r>
+        <w:t>После этого в ECS создаётся отдельная сущность LoadedObjModel, которой назначаются трансформация и настроенный MeshRendererComponent.</w:t>
+      </w:r>
+    </w:p>
+    <w:p>
+      <w:r>
+        <w:t>Загрузка меша приведена в листинге 18. Создание сущности модели приведено в листинге 19.</w:t>
+      </w:r>
+    </w:p>
+    <w:p>
+      <w:pPr>
+        <w:ind w:firstLine="0"/>
+      </w:pPr>
+      <w:r>
+        <w:t>Листинг 1</w:t>
+      </w:r>
+      <w:r>
+        <w:t>8</w:t>
+      </w:r>
+      <w:r>
+        <w:t xml:space="preserve"> – загрузка меша</w:t>
+      </w:r>
+    </w:p>
+    <w:p>
+      <w:pPr>
+        <w:spacing w:line="240" w:lineRule="auto"/>
+        <w:ind w:firstLine="0"/>
+        <w:jc w:val="left"/>
+        <w:rPr>
+          <w:rFonts w:ascii="Courier New" w:hAnsi="Courier New" w:cs="Courier New"/>
+          <w:sz w:val="20"/>
+          <w:szCs w:val="16"/>
+          <w:lang w:val="en-US"/>
+        </w:rPr>
+      </w:pPr>
+      <w:r>
+        <w:rPr>
+          <w:rFonts w:ascii="Courier New" w:hAnsi="Courier New" w:cs="Courier New"/>
+          <w:sz w:val="20"/>
+          <w:szCs w:val="16"/>
+          <w:lang w:val="en-US"/>
+        </w:rPr>
+        <w:t>if (auto meshResource = ResourceManager::GetInstance().Load&lt;Mesh&gt;(meshPath.string());</w:t>
+      </w:r>
+    </w:p>
+    <w:p>
+      <w:pPr>
+        <w:spacing w:line="240" w:lineRule="auto"/>
+        <w:ind w:firstLine="0"/>
+        <w:jc w:val="left"/>
+        <w:rPr>
+          <w:rFonts w:ascii="Courier New" w:hAnsi="Courier New" w:cs="Courier New"/>
+          <w:sz w:val="20"/>
+          <w:szCs w:val="16"/>
+          <w:lang w:val="en-US"/>
+        </w:rPr>
+      </w:pPr>
+      <w:r>
+        <w:rPr>
+          <w:rFonts w:ascii="Courier New" w:hAnsi="Courier New" w:cs="Courier New"/>
+          <w:sz w:val="20"/>
+          <w:szCs w:val="16"/>
+          <w:lang w:val="en-US"/>
+        </w:rPr>
+        <w:t xml:space="preserve">    meshResource != nullptr)</w:t>
+      </w:r>
+    </w:p>
+    <w:p>
+      <w:pPr>
+        <w:spacing w:line="240" w:lineRule="auto"/>
+        <w:ind w:firstLine="0"/>
+        <w:jc w:val="left"/>
+        <w:rPr>
+          <w:rFonts w:ascii="Courier New" w:hAnsi="Courier New" w:cs="Courier New"/>
+          <w:sz w:val="20"/>
+          <w:szCs w:val="16"/>
+          <w:lang w:val="en-US"/>
+        </w:rPr>
+      </w:pPr>
+      <w:r>
+        <w:rPr>
+          <w:rFonts w:ascii="Courier New" w:hAnsi="Courier New" w:cs="Courier New"/>
+          <w:sz w:val="20"/>
+          <w:szCs w:val="16"/>
+          <w:lang w:val="en-US"/>
+        </w:rPr>
+        <w:t>{</w:t>
+      </w:r>
+    </w:p>
+    <w:p>
+      <w:pPr>
+        <w:spacing w:line="240" w:lineRule="auto"/>
+        <w:ind w:firstLine="0"/>
+        <w:jc w:val="left"/>
+        <w:rPr>
+          <w:rFonts w:ascii="Courier New" w:hAnsi="Courier New" w:cs="Courier New"/>
+          <w:sz w:val="20"/>
+          <w:szCs w:val="16"/>
+          <w:lang w:val="en-US"/>
+        </w:rPr>
+      </w:pPr>
+      <w:r>
+        <w:rPr>
+          <w:rFonts w:ascii="Courier New" w:hAnsi="Courier New" w:cs="Courier New"/>
+          <w:sz w:val="20"/>
+          <w:szCs w:val="16"/>
+          <w:lang w:val="en-US"/>
+        </w:rPr>
+        <w:t xml:space="preserve">    Mesh&amp; mesh = meshResource-&gt;GetData();</w:t>
+      </w:r>
+    </w:p>
+    <w:p>
+      <w:pPr>
+        <w:spacing w:line="240" w:lineRule="auto"/>
+        <w:ind w:firstLine="0"/>
+        <w:jc w:val="left"/>
+        <w:rPr>
+          <w:rFonts w:ascii="Courier New" w:hAnsi="Courier New" w:cs="Courier New"/>
+          <w:sz w:val="20"/>
+          <w:szCs w:val="16"/>
+          <w:lang w:val="en-US"/>
+        </w:rPr>
+      </w:pPr>
+      <w:r>
+        <w:rPr>
+          <w:rFonts w:ascii="Courier New" w:hAnsi="Courier New" w:cs="Courier New"/>
+          <w:sz w:val="20"/>
+          <w:szCs w:val="16"/>
+          <w:lang w:val="en-US"/>
+        </w:rPr>
+        <w:t xml:space="preserve">    const GPUMesh gpuMesh = m_windows.front().renderer-&gt;UploadMesh(mesh.data);</w:t>
+      </w:r>
+    </w:p>
+    <w:p>
+      <w:pPr>
+        <w:spacing w:line="240" w:lineRule="auto"/>
+        <w:ind w:firstLine="0"/>
+        <w:jc w:val="left"/>
+        <w:rPr>
+          <w:rFonts w:ascii="Courier New" w:hAnsi="Courier New" w:cs="Courier New"/>
+          <w:sz w:val="20"/>
+          <w:szCs w:val="16"/>
+        </w:rPr>
+      </w:pPr>
+      <w:r>
+        <w:rPr>
+          <w:rFonts w:ascii="Courier New" w:hAnsi="Courier New" w:cs="Courier New"/>
+          <w:sz w:val="20"/>
+          <w:szCs w:val="16"/>
+        </w:rPr>
+        <w:t>}</w:t>
+      </w:r>
+    </w:p>
+    <w:p>
+      <w:pPr>
+        <w:ind w:firstLine="0"/>
+      </w:pPr>
+      <w:r>
+        <w:t>Листинг 1</w:t>
+      </w:r>
+      <w:r>
+        <w:t>9</w:t>
+      </w:r>
+      <w:r>
+        <w:t xml:space="preserve"> – создание сущности модели</w:t>
+      </w:r>
+    </w:p>
+    <w:p>
+      <w:pPr>
+        <w:spacing w:line="240" w:lineRule="auto"/>
+        <w:ind w:firstLine="0"/>
+        <w:jc w:val="left"/>
+        <w:rPr>
+          <w:rFonts w:ascii="Courier New" w:hAnsi="Courier New" w:cs="Courier New"/>
+          <w:sz w:val="20"/>
+          <w:szCs w:val="16"/>
+          <w:lang w:val="en-US"/>
+        </w:rPr>
+      </w:pPr>
+      <w:r>
+        <w:rPr>
+          <w:rFonts w:ascii="Courier New" w:hAnsi="Courier New" w:cs="Courier New"/>
+          <w:sz w:val="20"/>
+          <w:szCs w:val="16"/>
+          <w:lang w:val="en-US"/>
+        </w:rPr>
+        <w:t>const ECS::Entity modelEntity = m_world.CreateEntity("LoadedObjModel");</w:t>
+      </w:r>
+    </w:p>
+    <w:p>
+      <w:pPr>
+        <w:spacing w:line="240" w:lineRule="auto"/>
+        <w:ind w:firstLine="0"/>
+        <w:jc w:val="left"/>
+        <w:rPr>
+          <w:rFonts w:ascii="Courier New" w:hAnsi="Courier New" w:cs="Courier New"/>
+          <w:sz w:val="20"/>
+          <w:szCs w:val="16"/>
+          <w:lang w:val="en-US"/>
+        </w:rPr>
+      </w:pPr>
+      <w:r>
+        <w:rPr>
+          <w:rFonts w:ascii="Courier New" w:hAnsi="Courier New" w:cs="Courier New"/>
+          <w:sz w:val="20"/>
+          <w:szCs w:val="16"/>
+          <w:lang w:val="en-US"/>
+        </w:rPr>
+        <w:t>auto&amp; modelRenderer = m_world.AddComponent&lt;ECS::MeshRendererComponent&gt;(modelEntity);</w:t>
+      </w:r>
+    </w:p>
+    <w:p>
+      <w:pPr>
+        <w:spacing w:line="240" w:lineRule="auto"/>
+        <w:ind w:firstLine="0"/>
+        <w:jc w:val="left"/>
+        <w:rPr>
+          <w:rFonts w:ascii="Courier New" w:hAnsi="Courier New" w:cs="Courier New"/>
+          <w:sz w:val="20"/>
+          <w:szCs w:val="16"/>
+          <w:lang w:val="en-US"/>
+        </w:rPr>
+      </w:pPr>
+      <w:r>
+        <w:rPr>
+          <w:rFonts w:ascii="Courier New" w:hAnsi="Courier New" w:cs="Courier New"/>
+          <w:sz w:val="20"/>
+          <w:szCs w:val="16"/>
+          <w:lang w:val="en-US"/>
+        </w:rPr>
+        <w:t>modelRenderer.meshId = gpuMesh.meshId;</w:t>
+      </w:r>
+    </w:p>
+    <w:p>
+      <w:pPr>
+        <w:spacing w:line="240" w:lineRule="auto"/>
+        <w:ind w:firstLine="0"/>
+        <w:jc w:val="left"/>
+        <w:rPr>
+          <w:rFonts w:ascii="Courier New" w:hAnsi="Courier New" w:cs="Courier New"/>
+          <w:sz w:val="20"/>
+          <w:szCs w:val="16"/>
+          <w:lang w:val="en-US"/>
+        </w:rPr>
+      </w:pPr>
+      <w:r>
+        <w:rPr>
+          <w:rFonts w:ascii="Courier New" w:hAnsi="Courier New" w:cs="Courier New"/>
+          <w:sz w:val="20"/>
+          <w:szCs w:val="16"/>
+          <w:lang w:val="en-US"/>
+        </w:rPr>
+        <w:t>modelRenderer.material.textureId = textureId;</w:t>
+      </w:r>
+    </w:p>
+    <w:p>
+      <w:pPr>
+        <w:spacing w:line="240" w:lineRule="auto"/>
+        <w:ind w:firstLine="0"/>
+        <w:jc w:val="left"/>
+        <w:rPr>
+          <w:rFonts w:ascii="Courier New" w:hAnsi="Courier New" w:cs="Courier New"/>
+          <w:sz w:val="20"/>
+          <w:szCs w:val="16"/>
+        </w:rPr>
+      </w:pPr>
+      <w:r>
+        <w:rPr>
+          <w:rFonts w:ascii="Courier New" w:hAnsi="Courier New" w:cs="Courier New"/>
+          <w:sz w:val="20"/>
+          <w:szCs w:val="16"/>
+        </w:rPr>
+        <w:t>modelRenderer.material.shaderId = shaderId;</w:t>
+      </w:r>
+    </w:p>
+    <w:p>
+      <w:r>
+        <w:t>Демонстрация работы игрового движка представлена на рисунке 1</w:t>
+      </w:r>
+      <w:r>
+        <w:t>.</w:t>
+      </w:r>
+    </w:p>
+    <w:p>
+      <w:pPr>
+        <w:keepNext/>
+        <w:ind w:firstLine="0"/>
+      </w:pPr>
+      <w:r>
+        <w:drawing>
+          <wp:inline distT="0" distB="0" distL="0" distR="0" wp14:anchorId="3D42F8C9" wp14:editId="0144246D">
+            <wp:extent cx="6480175" cy="3442335"/>
+            <wp:effectExtent l="0" t="0" r="0" b="5715"/>
+            <wp:docPr id="1328742539" name="Picture 1"/>
+            <wp:cNvGraphicFramePr>
+              <a:graphicFrameLocks xmlns:a="http://schemas.openxmlformats.org/drawingml/2006/main" noChangeAspect="1"/>
+            </wp:cNvGraphicFramePr>
+            <a:graphic xmlns:a="http://schemas.openxmlformats.org/drawingml/2006/main">
+              <a:graphicData uri="http://schemas.openxmlformats.org/drawingml/2006/picture">
+                <pic:pic xmlns:pic="http://schemas.openxmlformats.org/drawingml/2006/picture">
+                  <pic:nvPicPr>
+                    <pic:cNvPr id="1328742539" name=""/>
+                    <pic:cNvPicPr/>
+                  </pic:nvPicPr>
+                  <pic:blipFill>
+                    <a:blip r:embed="rId14"/>
+                    <a:stretch>
+                      <a:fillRect/>
+                    </a:stretch>
+                  </pic:blipFill>
+                  <pic:spPr>
+                    <a:xfrm>
+                      <a:off x="0" y="0"/>
+                      <a:ext cx="6480175" cy="3442335"/>
+                    </a:xfrm>
+                    <a:prstGeom prst="rect">
+                      <a:avLst/>
+                    </a:prstGeom>
+                  </pic:spPr>
+                </pic:pic>
+              </a:graphicData>
+            </a:graphic>
+          </wp:inline>
+        </w:drawing>
+      </w:r>
+    </w:p>
+    <w:p>
+      <w:pPr>
+        <w:pStyle w:val="Caption"/>
+        <w:jc w:val="center"/>
+      </w:pPr>
+      <w:r>
+        <w:t>Рис. 1 Загрузка и отрисовка модели в демонстрационном окне</w:t>
+      </w:r>
+    </w:p>
+    <w:p>
+      <w:pPr>
+        <w:pStyle w:val="Heading2"/>
+      </w:pPr>
+      <w:bookmarkStart w:id="17" w:name="_Toc229928955"/>
+      <w:r>
+        <w:lastRenderedPageBreak/>
+        <w:t>Трудности и их решение</w:t>
+      </w:r>
+      <w:bookmarkEnd w:id="17"/>
+    </w:p>
+    <w:p>
+      <w:r>
+        <w:t>Наиболее сложной частью работы стало согласование нескольких уровней представления ресурсов: файловых ассетов, CPU-структур, GPU-объектов и компонентов ECS. Для решения этой задачи была выбрана поэтапная схема: сначала ресурс загружается и кэшируется, затем создаётся его GPU-представление, после чего сущности получают только необходимые идентификаторы.</w:t>
+      </w:r>
+    </w:p>
+    <w:p>
+      <w:r>
+        <w:t>Отдельную трудность представляла интеграция старой схемы примитивов с новой системой мешей и материалов. Эта проблема была решена путём сохранения PrimitiveType для совместимости и одновременного добавления MeshId и Material в компонент рендеринга.</w:t>
+      </w:r>
+    </w:p>
     <w:p>
       <w:pPr>
         <w:ind w:firstLine="0"/>
@@ -2400,26 +6462,28 @@
       <w:pPr>
         <w:pStyle w:val="Heading1"/>
       </w:pPr>
-      <w:bookmarkStart w:id="7" w:name="_Toc229609530"/>
+      <w:bookmarkStart w:id="18" w:name="_Toc229928956"/>
       <w:r>
         <w:lastRenderedPageBreak/>
         <w:t>ЗАКЛЮЧЕНИЕ</w:t>
       </w:r>
-      <w:bookmarkEnd w:id="7"/>
+      <w:bookmarkEnd w:id="18"/>
     </w:p>
     <w:p/>
     <w:p>
       <w:r>
-        <w:t xml:space="preserve">В ходе </w:t>
-      </w:r>
-      <w:r>
-        <w:t xml:space="preserve">выполнения </w:t>
-      </w:r>
-      <w:r>
-        <w:t>данного практического занятия</w:t>
-      </w:r>
-      <w:r>
-        <w:t>…</w:t>
+        <w:t>В ходе выполнения практического занятия №3 в игровом движке NeneEngine была разработана и интегрирована централизованная подсистема управления графическими ресурсами. В рамках работы были подключены и настроены библиотеки Assimp</w:t>
+      </w:r>
+      <w:r>
+        <w:t xml:space="preserve"> и</w:t>
+      </w:r>
+      <w:r>
+        <w:t xml:space="preserve"> stb_image, реализован шаблонный ResourceManager с кэшированием, созданы загрузчики мешей, текстур и шейдерных программ, а также расширен RenderAdapter методами создания GPU-ресурсов.</w:t>
+      </w:r>
+    </w:p>
+    <w:p>
+      <w:r>
+        <w:t>Кроме того, была модифицирована ECS-архитектура движка: компонент MeshRenderer переведён на использование идентификаторов мешей, текстур и шейдеров, а RenderSystem адаптирован для отрисовки объектов с загруженными ресурсами. В результате движок перешёл от отображения простых геометрических примитивов к поддержке полноценной загрузки и визуализации 3D-моделей с текстурами.</w:t>
       </w:r>
     </w:p>
     <w:p>
@@ -2439,8 +6503,8 @@
       <w:pPr>
         <w:ind w:firstLine="0"/>
         <w:sectPr>
-          <w:footerReference w:type="default" r:id="rId14"/>
-          <w:footerReference w:type="first" r:id="rId15"/>
+          <w:footerReference w:type="default" r:id="rId15"/>
+          <w:footerReference w:type="first" r:id="rId16"/>
           <w:pgSz w:w="11906" w:h="16838" w:code="9"/>
           <w:pgMar w:top="992" w:right="567" w:bottom="851" w:left="1134" w:header="340" w:footer="340" w:gutter="0"/>
           <w:cols w:space="708"/>
@@ -2453,12 +6517,12 @@
       <w:pPr>
         <w:pStyle w:val="Heading1"/>
       </w:pPr>
-      <w:bookmarkStart w:id="8" w:name="_Toc229609531"/>
+      <w:bookmarkStart w:id="19" w:name="_Toc229928957"/>
       <w:r>
         <w:lastRenderedPageBreak/>
         <w:t>СПИСОК ИСПОЛЬЗОВАННЫХ ИСТОЧНИКОВ</w:t>
       </w:r>
-      <w:bookmarkEnd w:id="8"/>
+      <w:bookmarkEnd w:id="19"/>
     </w:p>
     <w:p/>
     <w:p>
@@ -2505,7 +6569,7 @@
           <w:numId w:val="15"/>
         </w:numPr>
       </w:pPr>
-      <w:hyperlink r:id="rId16" w:history="1">
+      <w:hyperlink r:id="rId17" w:history="1">
         <w:r>
           <w:rPr>
             <w:rStyle w:val="Hyperlink"/>
@@ -2629,7 +6693,7 @@
           <w:numId w:val="15"/>
         </w:numPr>
       </w:pPr>
-      <w:hyperlink r:id="rId17" w:history="1">
+      <w:hyperlink r:id="rId18" w:history="1">
         <w:r>
           <w:rPr>
             <w:rStyle w:val="Hyperlink"/>
@@ -2733,7 +6797,7 @@
           <w:numId w:val="15"/>
         </w:numPr>
       </w:pPr>
-      <w:hyperlink r:id="rId18" w:history="1">
+      <w:hyperlink r:id="rId19" w:history="1">
         <w:r>
           <w:rPr>
             <w:rStyle w:val="Hyperlink"/>
@@ -2777,7 +6841,7 @@
           <w:numId w:val="15"/>
         </w:numPr>
       </w:pPr>
-      <w:hyperlink r:id="rId19" w:history="1">
+      <w:hyperlink r:id="rId20" w:history="1">
         <w:r>
           <w:rPr>
             <w:rStyle w:val="Hyperlink"/>
@@ -2836,7 +6900,7 @@
           <w:numId w:val="15"/>
         </w:numPr>
       </w:pPr>
-      <w:hyperlink r:id="rId20" w:history="1">
+      <w:hyperlink r:id="rId21" w:history="1">
         <w:r>
           <w:rPr>
             <w:rStyle w:val="Hyperlink"/>
@@ -2895,7 +6959,7 @@
           <w:lang w:val="en-US"/>
         </w:rPr>
       </w:pPr>
-      <w:hyperlink r:id="rId21" w:history="1">
+      <w:hyperlink r:id="rId22" w:history="1">
         <w:r>
           <w:rPr>
             <w:rStyle w:val="Hyperlink"/>
@@ -2961,20 +7025,455 @@
     </w:p>
     <w:p>
       <w:pPr>
-        <w:ind w:firstLine="0"/>
-        <w:rPr>
-          <w:lang w:val="en-US"/>
-        </w:rPr>
-      </w:pPr>
-    </w:p>
-    <w:p>
-      <w:pPr>
-        <w:ind w:firstLine="0"/>
-        <w:rPr>
-          <w:lang w:val="en-US"/>
-        </w:rPr>
+        <w:pStyle w:val="ListParagraph"/>
+        <w:numPr>
+          <w:ilvl w:val="0"/>
+          <w:numId w:val="15"/>
+        </w:numPr>
+      </w:pPr>
+      <w:hyperlink r:id="rId23" w:history="1">
+        <w:r>
+          <w:rPr>
+            <w:rStyle w:val="Hyperlink"/>
+            <w:lang w:val="en-US"/>
+          </w:rPr>
+          <w:t>https</w:t>
+        </w:r>
+        <w:r>
+          <w:rPr>
+            <w:rStyle w:val="Hyperlink"/>
+          </w:rPr>
+          <w:t>://</w:t>
+        </w:r>
+        <w:r>
+          <w:rPr>
+            <w:rStyle w:val="Hyperlink"/>
+            <w:lang w:val="en-US"/>
+          </w:rPr>
+          <w:t>github</w:t>
+        </w:r>
+        <w:r>
+          <w:rPr>
+            <w:rStyle w:val="Hyperlink"/>
+          </w:rPr>
+          <w:t>.</w:t>
+        </w:r>
+        <w:r>
+          <w:rPr>
+            <w:rStyle w:val="Hyperlink"/>
+            <w:lang w:val="en-US"/>
+          </w:rPr>
+          <w:t>com</w:t>
+        </w:r>
+        <w:r>
+          <w:rPr>
+            <w:rStyle w:val="Hyperlink"/>
+          </w:rPr>
+          <w:t>/</w:t>
+        </w:r>
+        <w:r>
+          <w:rPr>
+            <w:rStyle w:val="Hyperlink"/>
+            <w:lang w:val="en-US"/>
+          </w:rPr>
+          <w:t>g</w:t>
+        </w:r>
+        <w:r>
+          <w:rPr>
+            <w:rStyle w:val="Hyperlink"/>
+          </w:rPr>
+          <w:t>-</w:t>
+        </w:r>
+        <w:r>
+          <w:rPr>
+            <w:rStyle w:val="Hyperlink"/>
+            <w:lang w:val="en-US"/>
+          </w:rPr>
+          <w:t>truc</w:t>
+        </w:r>
+        <w:r>
+          <w:rPr>
+            <w:rStyle w:val="Hyperlink"/>
+          </w:rPr>
+          <w:t>/</w:t>
+        </w:r>
+        <w:r>
+          <w:rPr>
+            <w:rStyle w:val="Hyperlink"/>
+            <w:lang w:val="en-US"/>
+          </w:rPr>
+          <w:t>glm</w:t>
+        </w:r>
+        <w:r>
+          <w:rPr>
+            <w:rStyle w:val="Hyperlink"/>
+          </w:rPr>
+          <w:t>/</w:t>
+        </w:r>
+        <w:r>
+          <w:rPr>
+            <w:rStyle w:val="Hyperlink"/>
+            <w:lang w:val="en-US"/>
+          </w:rPr>
+          <w:t>tree</w:t>
+        </w:r>
+        <w:r>
+          <w:rPr>
+            <w:rStyle w:val="Hyperlink"/>
+          </w:rPr>
+          <w:t>/</w:t>
+        </w:r>
+        <w:r>
+          <w:rPr>
+            <w:rStyle w:val="Hyperlink"/>
+            <w:lang w:val="en-US"/>
+          </w:rPr>
+          <w:t>master</w:t>
+        </w:r>
+        <w:r>
+          <w:rPr>
+            <w:rStyle w:val="Hyperlink"/>
+          </w:rPr>
+          <w:t>/</w:t>
+        </w:r>
+        <w:r>
+          <w:rPr>
+            <w:rStyle w:val="Hyperlink"/>
+            <w:lang w:val="en-US"/>
+          </w:rPr>
+          <w:t>doc</w:t>
+        </w:r>
+      </w:hyperlink>
+      <w:r>
+        <w:t xml:space="preserve"> </w:t>
+      </w:r>
+      <w:r>
+        <w:t xml:space="preserve">– </w:t>
+      </w:r>
+      <w:r>
+        <w:t xml:space="preserve">документация </w:t>
+      </w:r>
+      <w:r>
+        <w:t xml:space="preserve">математической библиотеки </w:t>
+      </w:r>
+      <w:r>
+        <w:rPr>
+          <w:lang w:val="en-US"/>
+        </w:rPr>
+        <w:t>glm</w:t>
+      </w:r>
+      <w:r>
+        <w:t>.</w:t>
+      </w:r>
+    </w:p>
+    <w:p>
+      <w:pPr>
+        <w:pStyle w:val="ListParagraph"/>
+        <w:numPr>
+          <w:ilvl w:val="0"/>
+          <w:numId w:val="15"/>
+        </w:numPr>
+      </w:pPr>
+      <w:hyperlink r:id="rId24" w:history="1">
+        <w:r>
+          <w:rPr>
+            <w:rStyle w:val="Hyperlink"/>
+            <w:lang w:val="en-US"/>
+          </w:rPr>
+          <w:t>https</w:t>
+        </w:r>
+        <w:r>
+          <w:rPr>
+            <w:rStyle w:val="Hyperlink"/>
+          </w:rPr>
+          <w:t>://</w:t>
+        </w:r>
+        <w:r>
+          <w:rPr>
+            <w:rStyle w:val="Hyperlink"/>
+            <w:lang w:val="en-US"/>
+          </w:rPr>
+          <w:t>the</w:t>
+        </w:r>
+        <w:r>
+          <w:rPr>
+            <w:rStyle w:val="Hyperlink"/>
+          </w:rPr>
+          <w:t>-</w:t>
+        </w:r>
+        <w:r>
+          <w:rPr>
+            <w:rStyle w:val="Hyperlink"/>
+            <w:lang w:val="en-US"/>
+          </w:rPr>
+          <w:t>asset</w:t>
+        </w:r>
+        <w:r>
+          <w:rPr>
+            <w:rStyle w:val="Hyperlink"/>
+          </w:rPr>
+          <w:t>-</w:t>
+        </w:r>
+        <w:r>
+          <w:rPr>
+            <w:rStyle w:val="Hyperlink"/>
+            <w:lang w:val="en-US"/>
+          </w:rPr>
+          <w:t>importer</w:t>
+        </w:r>
+        <w:r>
+          <w:rPr>
+            <w:rStyle w:val="Hyperlink"/>
+          </w:rPr>
+          <w:t>-</w:t>
+        </w:r>
+        <w:r>
+          <w:rPr>
+            <w:rStyle w:val="Hyperlink"/>
+            <w:lang w:val="en-US"/>
+          </w:rPr>
+          <w:t>lib</w:t>
+        </w:r>
+        <w:r>
+          <w:rPr>
+            <w:rStyle w:val="Hyperlink"/>
+          </w:rPr>
+          <w:t>-</w:t>
+        </w:r>
+        <w:r>
+          <w:rPr>
+            <w:rStyle w:val="Hyperlink"/>
+            <w:lang w:val="en-US"/>
+          </w:rPr>
+          <w:t>documentation</w:t>
+        </w:r>
+        <w:r>
+          <w:rPr>
+            <w:rStyle w:val="Hyperlink"/>
+          </w:rPr>
+          <w:t>.</w:t>
+        </w:r>
+        <w:r>
+          <w:rPr>
+            <w:rStyle w:val="Hyperlink"/>
+            <w:lang w:val="en-US"/>
+          </w:rPr>
+          <w:t>readthedocs</w:t>
+        </w:r>
+        <w:r>
+          <w:rPr>
+            <w:rStyle w:val="Hyperlink"/>
+          </w:rPr>
+          <w:t>.</w:t>
+        </w:r>
+        <w:r>
+          <w:rPr>
+            <w:rStyle w:val="Hyperlink"/>
+            <w:lang w:val="en-US"/>
+          </w:rPr>
+          <w:t>io</w:t>
+        </w:r>
+        <w:r>
+          <w:rPr>
+            <w:rStyle w:val="Hyperlink"/>
+          </w:rPr>
+          <w:t>/</w:t>
+        </w:r>
+        <w:r>
+          <w:rPr>
+            <w:rStyle w:val="Hyperlink"/>
+            <w:lang w:val="en-US"/>
+          </w:rPr>
+          <w:t>en</w:t>
+        </w:r>
+        <w:r>
+          <w:rPr>
+            <w:rStyle w:val="Hyperlink"/>
+          </w:rPr>
+          <w:t>/</w:t>
+        </w:r>
+        <w:r>
+          <w:rPr>
+            <w:rStyle w:val="Hyperlink"/>
+            <w:lang w:val="en-US"/>
+          </w:rPr>
+          <w:t>latest</w:t>
+        </w:r>
+        <w:r>
+          <w:rPr>
+            <w:rStyle w:val="Hyperlink"/>
+          </w:rPr>
+          <w:t>/</w:t>
+        </w:r>
+      </w:hyperlink>
+      <w:r>
+        <w:t xml:space="preserve"> </w:t>
+      </w:r>
+      <w:r>
+        <w:t>–</w:t>
+      </w:r>
+      <w:r>
+        <w:t xml:space="preserve"> документация</w:t>
+      </w:r>
+      <w:r>
+        <w:t xml:space="preserve"> </w:t>
+      </w:r>
+      <w:r>
+        <w:t>библиотеки для загрузки ассетов</w:t>
+      </w:r>
+      <w:r>
+        <w:t xml:space="preserve"> </w:t>
+      </w:r>
+      <w:r>
+        <w:rPr>
+          <w:lang w:val="en-US"/>
+        </w:rPr>
+        <w:t>assimp</w:t>
+      </w:r>
+      <w:r>
+        <w:t>.</w:t>
+      </w:r>
+    </w:p>
+    <w:p>
+      <w:pPr>
+        <w:pStyle w:val="ListParagraph"/>
+        <w:numPr>
+          <w:ilvl w:val="0"/>
+          <w:numId w:val="15"/>
+        </w:numPr>
+      </w:pPr>
+      <w:hyperlink r:id="rId25" w:history="1">
+        <w:r>
+          <w:rPr>
+            <w:rStyle w:val="Hyperlink"/>
+            <w:lang w:val="en-US"/>
+          </w:rPr>
+          <w:t>https</w:t>
+        </w:r>
+        <w:r>
+          <w:rPr>
+            <w:rStyle w:val="Hyperlink"/>
+          </w:rPr>
+          <w:t>://</w:t>
+        </w:r>
+        <w:r>
+          <w:rPr>
+            <w:rStyle w:val="Hyperlink"/>
+            <w:lang w:val="en-US"/>
+          </w:rPr>
+          <w:t>github</w:t>
+        </w:r>
+        <w:r>
+          <w:rPr>
+            <w:rStyle w:val="Hyperlink"/>
+          </w:rPr>
+          <w:t>.</w:t>
+        </w:r>
+        <w:r>
+          <w:rPr>
+            <w:rStyle w:val="Hyperlink"/>
+            <w:lang w:val="en-US"/>
+          </w:rPr>
+          <w:t>com</w:t>
+        </w:r>
+        <w:r>
+          <w:rPr>
+            <w:rStyle w:val="Hyperlink"/>
+          </w:rPr>
+          <w:t>/</w:t>
+        </w:r>
+        <w:r>
+          <w:rPr>
+            <w:rStyle w:val="Hyperlink"/>
+            <w:lang w:val="en-US"/>
+          </w:rPr>
+          <w:t>nothings</w:t>
+        </w:r>
+        <w:r>
+          <w:rPr>
+            <w:rStyle w:val="Hyperlink"/>
+          </w:rPr>
+          <w:t>/</w:t>
+        </w:r>
+        <w:r>
+          <w:rPr>
+            <w:rStyle w:val="Hyperlink"/>
+            <w:lang w:val="en-US"/>
+          </w:rPr>
+          <w:t>stb</w:t>
+        </w:r>
+        <w:r>
+          <w:rPr>
+            <w:rStyle w:val="Hyperlink"/>
+          </w:rPr>
+          <w:t>/</w:t>
+        </w:r>
+        <w:r>
+          <w:rPr>
+            <w:rStyle w:val="Hyperlink"/>
+            <w:lang w:val="en-US"/>
+          </w:rPr>
+          <w:t>tree</w:t>
+        </w:r>
+        <w:r>
+          <w:rPr>
+            <w:rStyle w:val="Hyperlink"/>
+          </w:rPr>
+          <w:t>/</w:t>
+        </w:r>
+        <w:r>
+          <w:rPr>
+            <w:rStyle w:val="Hyperlink"/>
+            <w:lang w:val="en-US"/>
+          </w:rPr>
+          <w:t>master</w:t>
+        </w:r>
+        <w:r>
+          <w:rPr>
+            <w:rStyle w:val="Hyperlink"/>
+          </w:rPr>
+          <w:t>/</w:t>
+        </w:r>
+        <w:r>
+          <w:rPr>
+            <w:rStyle w:val="Hyperlink"/>
+            <w:lang w:val="en-US"/>
+          </w:rPr>
+          <w:t>docs</w:t>
+        </w:r>
+      </w:hyperlink>
+      <w:r>
+        <w:t xml:space="preserve"> </w:t>
+      </w:r>
+      <w:r>
+        <w:t>–</w:t>
+      </w:r>
+      <w:r>
+        <w:t xml:space="preserve"> документация </w:t>
+      </w:r>
+      <w:r>
+        <w:t xml:space="preserve">библиотеки чтения изображений </w:t>
+      </w:r>
+      <w:r>
+        <w:rPr>
+          <w:lang w:val="en-US"/>
+        </w:rPr>
+        <w:t>Stb</w:t>
+      </w:r>
+      <w:r>
+        <w:t>.</w:t>
+      </w:r>
+    </w:p>
+    <w:p>
+      <w:pPr>
+        <w:ind w:firstLine="0"/>
+      </w:pPr>
+    </w:p>
+    <w:p>
+      <w:pPr>
+        <w:ind w:firstLine="0"/>
         <w:sectPr>
-          <w:footerReference w:type="first" r:id="rId22"/>
+          <w:footerReference w:type="first" r:id="rId26"/>
           <w:pgSz w:w="11906" w:h="16838" w:code="9"/>
           <w:pgMar w:top="992" w:right="567" w:bottom="851" w:left="1134" w:header="340" w:footer="340" w:gutter="0"/>
           <w:cols w:space="708"/>
@@ -2988,16 +7487,16 @@
         <w:pStyle w:val="Heading1"/>
         <w:jc w:val="right"/>
       </w:pPr>
-      <w:bookmarkStart w:id="9" w:name="_ПРИЛОЖЕНИЕ_1_2"/>
-      <w:bookmarkStart w:id="10" w:name="_ПРИЛОЖЕНИЕ_1"/>
-      <w:bookmarkStart w:id="11" w:name="_Toc229609532"/>
-      <w:bookmarkEnd w:id="9"/>
-      <w:bookmarkEnd w:id="10"/>
+      <w:bookmarkStart w:id="20" w:name="_ПРИЛОЖЕНИЕ_1_2"/>
+      <w:bookmarkStart w:id="21" w:name="_ПРИЛОЖЕНИЕ_1"/>
+      <w:bookmarkStart w:id="22" w:name="_Toc229928958"/>
+      <w:bookmarkEnd w:id="20"/>
+      <w:bookmarkEnd w:id="21"/>
       <w:r>
         <w:lastRenderedPageBreak/>
         <w:t>ПРИЛОЖЕНИЕ 1</w:t>
       </w:r>
-      <w:bookmarkEnd w:id="11"/>
+      <w:bookmarkEnd w:id="22"/>
     </w:p>
     <w:p>
       <w:pPr>
@@ -3049,7 +7548,7 @@
       <w:pPr>
         <w:ind w:firstLine="0"/>
       </w:pPr>
-      <w:hyperlink r:id="rId23" w:history="1">
+      <w:hyperlink r:id="rId27" w:history="1">
         <w:r>
           <w:rPr>
             <w:rStyle w:val="Hyperlink"/>
@@ -3067,7 +7566,7 @@
       <w:pPr>
         <w:ind w:firstLine="0"/>
         <w:sectPr>
-          <w:footerReference w:type="first" r:id="rId24"/>
+          <w:footerReference w:type="first" r:id="rId28"/>
           <w:pgSz w:w="11906" w:h="16838" w:code="9"/>
           <w:pgMar w:top="992" w:right="567" w:bottom="851" w:left="1134" w:header="340" w:footer="340" w:gutter="0"/>
           <w:cols w:space="708"/>
@@ -3081,77 +7580,68 @@
         <w:pStyle w:val="Heading1"/>
         <w:jc w:val="right"/>
       </w:pPr>
-      <w:bookmarkStart w:id="12" w:name="_ПРИЛОЖЕНИЕ_2"/>
-      <w:bookmarkStart w:id="13" w:name="_Toc226116078"/>
-      <w:bookmarkStart w:id="14" w:name="_Toc229609533"/>
-      <w:bookmarkEnd w:id="12"/>
+      <w:bookmarkStart w:id="23" w:name="_ПРИЛОЖЕНИЕ_2"/>
+      <w:bookmarkStart w:id="24" w:name="_Toc226116078"/>
+      <w:bookmarkStart w:id="25" w:name="_Toc229928959"/>
+      <w:bookmarkEnd w:id="23"/>
       <w:r>
         <w:lastRenderedPageBreak/>
         <w:t>ПРИЛОЖЕНИЕ 2</w:t>
       </w:r>
-      <w:bookmarkEnd w:id="13"/>
-      <w:bookmarkEnd w:id="14"/>
-    </w:p>
-    <w:p>
-      <w:pPr>
-        <w:ind w:firstLine="0"/>
-        <w:jc w:val="right"/>
+      <w:bookmarkEnd w:id="24"/>
+      <w:bookmarkEnd w:id="25"/>
+    </w:p>
+    <w:p/>
+    <w:p>
+      <w:pPr>
+        <w:ind w:firstLine="0"/>
+        <w:jc w:val="center"/>
         <w:rPr>
           <w:b/>
           <w:bCs/>
         </w:rPr>
       </w:pPr>
-    </w:p>
-    <w:p>
-      <w:pPr>
-        <w:ind w:firstLine="0"/>
-        <w:jc w:val="center"/>
+      <w:r>
         <w:rPr>
           <w:b/>
           <w:bCs/>
         </w:rPr>
-      </w:pPr>
+        <w:t xml:space="preserve">Листинг корневого </w:t>
+      </w:r>
       <w:r>
         <w:rPr>
           <w:b/>
           <w:bCs/>
-        </w:rPr>
-        <w:t xml:space="preserve">Листинг корневого </w:t>
+          <w:lang w:val="en-US"/>
+        </w:rPr>
+        <w:t>CMake</w:t>
       </w:r>
       <w:r>
         <w:rPr>
           <w:b/>
           <w:bCs/>
-          <w:lang w:val="en-US"/>
-        </w:rPr>
-        <w:t>CMake</w:t>
+        </w:rPr>
+        <w:t xml:space="preserve">-файла </w:t>
       </w:r>
       <w:r>
         <w:rPr>
           <w:b/>
           <w:bCs/>
-        </w:rPr>
-        <w:t xml:space="preserve">-файла </w:t>
+          <w:lang w:val="en-US"/>
+        </w:rPr>
+        <w:t>CMakeLists</w:t>
       </w:r>
       <w:r>
         <w:rPr>
           <w:b/>
           <w:bCs/>
-          <w:lang w:val="en-US"/>
-        </w:rPr>
-        <w:t>CMakeLists</w:t>
+        </w:rPr>
+        <w:t>.</w:t>
       </w:r>
       <w:r>
         <w:rPr>
           <w:b/>
           <w:bCs/>
-        </w:rPr>
-        <w:t>.</w:t>
-      </w:r>
-      <w:r>
-        <w:rPr>
-          <w:b/>
-          <w:bCs/>
           <w:lang w:val="en-US"/>
         </w:rPr>
         <w:t>txt</w:t>
@@ -3159,6 +7649,1068 @@
     </w:p>
     <w:p>
       <w:pPr>
+        <w:spacing w:line="240" w:lineRule="auto"/>
+        <w:ind w:firstLine="0"/>
+        <w:jc w:val="left"/>
+        <w:rPr>
+          <w:rFonts w:ascii="Courier New" w:hAnsi="Courier New" w:cs="Courier New"/>
+          <w:sz w:val="20"/>
+          <w:szCs w:val="20"/>
+          <w:lang w:val="en-US"/>
+        </w:rPr>
+      </w:pPr>
+      <w:r>
+        <w:rPr>
+          <w:rFonts w:ascii="Courier New" w:hAnsi="Courier New" w:cs="Courier New"/>
+          <w:sz w:val="20"/>
+          <w:szCs w:val="20"/>
+          <w:lang w:val="en-US"/>
+        </w:rPr>
+        <w:t># NeneEngine/CMakeList.txt : Top-level CMake project file, do global configuration</w:t>
+      </w:r>
+    </w:p>
+    <w:p>
+      <w:pPr>
+        <w:spacing w:line="240" w:lineRule="auto"/>
+        <w:ind w:firstLine="0"/>
+        <w:jc w:val="left"/>
+        <w:rPr>
+          <w:rFonts w:ascii="Courier New" w:hAnsi="Courier New" w:cs="Courier New"/>
+          <w:sz w:val="20"/>
+          <w:szCs w:val="20"/>
+          <w:lang w:val="en-US"/>
+        </w:rPr>
+      </w:pPr>
+    </w:p>
+    <w:p>
+      <w:pPr>
+        <w:spacing w:line="240" w:lineRule="auto"/>
+        <w:ind w:firstLine="0"/>
+        <w:jc w:val="left"/>
+        <w:rPr>
+          <w:rFonts w:ascii="Courier New" w:hAnsi="Courier New" w:cs="Courier New"/>
+          <w:sz w:val="20"/>
+          <w:szCs w:val="20"/>
+          <w:lang w:val="en-US"/>
+        </w:rPr>
+      </w:pPr>
+      <w:r>
+        <w:rPr>
+          <w:rFonts w:ascii="Courier New" w:hAnsi="Courier New" w:cs="Courier New"/>
+          <w:sz w:val="20"/>
+          <w:szCs w:val="20"/>
+          <w:lang w:val="en-US"/>
+        </w:rPr>
+        <w:t>cmake_minimum_required(VERSION 3.19)</w:t>
+      </w:r>
+    </w:p>
+    <w:p>
+      <w:pPr>
+        <w:spacing w:line="240" w:lineRule="auto"/>
+        <w:ind w:firstLine="0"/>
+        <w:jc w:val="left"/>
+        <w:rPr>
+          <w:rFonts w:ascii="Courier New" w:hAnsi="Courier New" w:cs="Courier New"/>
+          <w:sz w:val="20"/>
+          <w:szCs w:val="20"/>
+          <w:lang w:val="en-US"/>
+        </w:rPr>
+      </w:pPr>
+    </w:p>
+    <w:p>
+      <w:pPr>
+        <w:spacing w:line="240" w:lineRule="auto"/>
+        <w:ind w:firstLine="0"/>
+        <w:jc w:val="left"/>
+        <w:rPr>
+          <w:rFonts w:ascii="Courier New" w:hAnsi="Courier New" w:cs="Courier New"/>
+          <w:sz w:val="20"/>
+          <w:szCs w:val="20"/>
+          <w:lang w:val="en-US"/>
+        </w:rPr>
+      </w:pPr>
+      <w:r>
+        <w:rPr>
+          <w:rFonts w:ascii="Courier New" w:hAnsi="Courier New" w:cs="Courier New"/>
+          <w:sz w:val="20"/>
+          <w:szCs w:val="20"/>
+          <w:lang w:val="en-US"/>
+        </w:rPr>
+        <w:t>project(</w:t>
+      </w:r>
+    </w:p>
+    <w:p>
+      <w:pPr>
+        <w:spacing w:line="240" w:lineRule="auto"/>
+        <w:ind w:firstLine="0"/>
+        <w:jc w:val="left"/>
+        <w:rPr>
+          <w:rFonts w:ascii="Courier New" w:hAnsi="Courier New" w:cs="Courier New"/>
+          <w:sz w:val="20"/>
+          <w:szCs w:val="20"/>
+          <w:lang w:val="en-US"/>
+        </w:rPr>
+      </w:pPr>
+      <w:r>
+        <w:rPr>
+          <w:rFonts w:ascii="Courier New" w:hAnsi="Courier New" w:cs="Courier New"/>
+          <w:sz w:val="20"/>
+          <w:szCs w:val="20"/>
+          <w:lang w:val="en-US"/>
+        </w:rPr>
+        <w:t xml:space="preserve">    NeneEngine</w:t>
+      </w:r>
+    </w:p>
+    <w:p>
+      <w:pPr>
+        <w:spacing w:line="240" w:lineRule="auto"/>
+        <w:ind w:firstLine="0"/>
+        <w:jc w:val="left"/>
+        <w:rPr>
+          <w:rFonts w:ascii="Courier New" w:hAnsi="Courier New" w:cs="Courier New"/>
+          <w:sz w:val="20"/>
+          <w:szCs w:val="20"/>
+          <w:lang w:val="en-US"/>
+        </w:rPr>
+      </w:pPr>
+      <w:r>
+        <w:rPr>
+          <w:rFonts w:ascii="Courier New" w:hAnsi="Courier New" w:cs="Courier New"/>
+          <w:sz w:val="20"/>
+          <w:szCs w:val="20"/>
+          <w:lang w:val="en-US"/>
+        </w:rPr>
+        <w:t xml:space="preserve">    VERSION 0.2</w:t>
+      </w:r>
+    </w:p>
+    <w:p>
+      <w:pPr>
+        <w:spacing w:line="240" w:lineRule="auto"/>
+        <w:ind w:firstLine="0"/>
+        <w:jc w:val="left"/>
+        <w:rPr>
+          <w:rFonts w:ascii="Courier New" w:hAnsi="Courier New" w:cs="Courier New"/>
+          <w:sz w:val="20"/>
+          <w:szCs w:val="20"/>
+          <w:lang w:val="en-US"/>
+        </w:rPr>
+      </w:pPr>
+      <w:r>
+        <w:rPr>
+          <w:rFonts w:ascii="Courier New" w:hAnsi="Courier New" w:cs="Courier New"/>
+          <w:sz w:val="20"/>
+          <w:szCs w:val="20"/>
+          <w:lang w:val="en-US"/>
+        </w:rPr>
+        <w:t xml:space="preserve">    DESCRIPTION "Game engine"</w:t>
+      </w:r>
+    </w:p>
+    <w:p>
+      <w:pPr>
+        <w:spacing w:line="240" w:lineRule="auto"/>
+        <w:ind w:firstLine="0"/>
+        <w:jc w:val="left"/>
+        <w:rPr>
+          <w:rFonts w:ascii="Courier New" w:hAnsi="Courier New" w:cs="Courier New"/>
+          <w:sz w:val="20"/>
+          <w:szCs w:val="20"/>
+          <w:lang w:val="en-US"/>
+        </w:rPr>
+      </w:pPr>
+      <w:r>
+        <w:rPr>
+          <w:rFonts w:ascii="Courier New" w:hAnsi="Courier New" w:cs="Courier New"/>
+          <w:sz w:val="20"/>
+          <w:szCs w:val="20"/>
+          <w:lang w:val="en-US"/>
+        </w:rPr>
+        <w:t xml:space="preserve">    LANGUAGES CXX C</w:t>
+      </w:r>
+    </w:p>
+    <w:p>
+      <w:pPr>
+        <w:spacing w:line="240" w:lineRule="auto"/>
+        <w:ind w:firstLine="0"/>
+        <w:jc w:val="left"/>
+        <w:rPr>
+          <w:rFonts w:ascii="Courier New" w:hAnsi="Courier New" w:cs="Courier New"/>
+          <w:sz w:val="20"/>
+          <w:szCs w:val="20"/>
+          <w:lang w:val="en-US"/>
+        </w:rPr>
+      </w:pPr>
+      <w:r>
+        <w:rPr>
+          <w:rFonts w:ascii="Courier New" w:hAnsi="Courier New" w:cs="Courier New"/>
+          <w:sz w:val="20"/>
+          <w:szCs w:val="20"/>
+          <w:lang w:val="en-US"/>
+        </w:rPr>
+        <w:t>)</w:t>
+      </w:r>
+    </w:p>
+    <w:p>
+      <w:pPr>
+        <w:spacing w:line="240" w:lineRule="auto"/>
+        <w:ind w:firstLine="0"/>
+        <w:jc w:val="left"/>
+        <w:rPr>
+          <w:rFonts w:ascii="Courier New" w:hAnsi="Courier New" w:cs="Courier New"/>
+          <w:sz w:val="20"/>
+          <w:szCs w:val="20"/>
+          <w:lang w:val="en-US"/>
+        </w:rPr>
+      </w:pPr>
+    </w:p>
+    <w:p>
+      <w:pPr>
+        <w:spacing w:line="240" w:lineRule="auto"/>
+        <w:ind w:firstLine="0"/>
+        <w:jc w:val="left"/>
+        <w:rPr>
+          <w:rFonts w:ascii="Courier New" w:hAnsi="Courier New" w:cs="Courier New"/>
+          <w:sz w:val="20"/>
+          <w:szCs w:val="20"/>
+          <w:lang w:val="en-US"/>
+        </w:rPr>
+      </w:pPr>
+      <w:r>
+        <w:rPr>
+          <w:rFonts w:ascii="Courier New" w:hAnsi="Courier New" w:cs="Courier New"/>
+          <w:sz w:val="20"/>
+          <w:szCs w:val="20"/>
+          <w:lang w:val="en-US"/>
+        </w:rPr>
+        <w:t>set(CMAKE_CXX_STANDARD          20)</w:t>
+      </w:r>
+    </w:p>
+    <w:p>
+      <w:pPr>
+        <w:spacing w:line="240" w:lineRule="auto"/>
+        <w:ind w:firstLine="0"/>
+        <w:jc w:val="left"/>
+        <w:rPr>
+          <w:rFonts w:ascii="Courier New" w:hAnsi="Courier New" w:cs="Courier New"/>
+          <w:sz w:val="20"/>
+          <w:szCs w:val="20"/>
+          <w:lang w:val="en-US"/>
+        </w:rPr>
+      </w:pPr>
+      <w:r>
+        <w:rPr>
+          <w:rFonts w:ascii="Courier New" w:hAnsi="Courier New" w:cs="Courier New"/>
+          <w:sz w:val="20"/>
+          <w:szCs w:val="20"/>
+          <w:lang w:val="en-US"/>
+        </w:rPr>
+        <w:t>set(CMAKE_CXX_STANDARD_REQUIRED ON)</w:t>
+      </w:r>
+    </w:p>
+    <w:p>
+      <w:pPr>
+        <w:spacing w:line="240" w:lineRule="auto"/>
+        <w:ind w:firstLine="0"/>
+        <w:jc w:val="left"/>
+        <w:rPr>
+          <w:rFonts w:ascii="Courier New" w:hAnsi="Courier New" w:cs="Courier New"/>
+          <w:sz w:val="20"/>
+          <w:szCs w:val="20"/>
+          <w:lang w:val="en-US"/>
+        </w:rPr>
+      </w:pPr>
+      <w:r>
+        <w:rPr>
+          <w:rFonts w:ascii="Courier New" w:hAnsi="Courier New" w:cs="Courier New"/>
+          <w:sz w:val="20"/>
+          <w:szCs w:val="20"/>
+          <w:lang w:val="en-US"/>
+        </w:rPr>
+        <w:t>set(CMAKE_CXX_EXTENSIONS        OFF)</w:t>
+      </w:r>
+    </w:p>
+    <w:p>
+      <w:pPr>
+        <w:spacing w:line="240" w:lineRule="auto"/>
+        <w:ind w:firstLine="0"/>
+        <w:jc w:val="left"/>
+        <w:rPr>
+          <w:rFonts w:ascii="Courier New" w:hAnsi="Courier New" w:cs="Courier New"/>
+          <w:sz w:val="20"/>
+          <w:szCs w:val="20"/>
+          <w:lang w:val="en-US"/>
+        </w:rPr>
+      </w:pPr>
+    </w:p>
+    <w:p>
+      <w:pPr>
+        <w:spacing w:line="240" w:lineRule="auto"/>
+        <w:ind w:firstLine="0"/>
+        <w:jc w:val="left"/>
+        <w:rPr>
+          <w:rFonts w:ascii="Courier New" w:hAnsi="Courier New" w:cs="Courier New"/>
+          <w:sz w:val="20"/>
+          <w:szCs w:val="20"/>
+          <w:lang w:val="en-US"/>
+        </w:rPr>
+      </w:pPr>
+      <w:r>
+        <w:rPr>
+          <w:rFonts w:ascii="Courier New" w:hAnsi="Courier New" w:cs="Courier New"/>
+          <w:sz w:val="20"/>
+          <w:szCs w:val="20"/>
+          <w:lang w:val="en-US"/>
+        </w:rPr>
+        <w:t># Diligent Engine configs</w:t>
+      </w:r>
+    </w:p>
+    <w:p>
+      <w:pPr>
+        <w:spacing w:line="240" w:lineRule="auto"/>
+        <w:ind w:firstLine="0"/>
+        <w:jc w:val="left"/>
+        <w:rPr>
+          <w:rFonts w:ascii="Courier New" w:hAnsi="Courier New" w:cs="Courier New"/>
+          <w:sz w:val="20"/>
+          <w:szCs w:val="20"/>
+          <w:lang w:val="en-US"/>
+        </w:rPr>
+      </w:pPr>
+      <w:r>
+        <w:rPr>
+          <w:rFonts w:ascii="Courier New" w:hAnsi="Courier New" w:cs="Courier New"/>
+          <w:sz w:val="20"/>
+          <w:szCs w:val="20"/>
+          <w:lang w:val="en-US"/>
+        </w:rPr>
+        <w:t>set(DILIGENT_BUILD_SAMPLES OFF CACHE BOOL "" FORCE)</w:t>
+      </w:r>
+    </w:p>
+    <w:p>
+      <w:pPr>
+        <w:spacing w:line="240" w:lineRule="auto"/>
+        <w:ind w:firstLine="0"/>
+        <w:jc w:val="left"/>
+        <w:rPr>
+          <w:rFonts w:ascii="Courier New" w:hAnsi="Courier New" w:cs="Courier New"/>
+          <w:sz w:val="20"/>
+          <w:szCs w:val="20"/>
+          <w:lang w:val="en-US"/>
+        </w:rPr>
+      </w:pPr>
+      <w:r>
+        <w:rPr>
+          <w:rFonts w:ascii="Courier New" w:hAnsi="Courier New" w:cs="Courier New"/>
+          <w:sz w:val="20"/>
+          <w:szCs w:val="20"/>
+          <w:lang w:val="en-US"/>
+        </w:rPr>
+        <w:t>set(DILIGENT_BUILD_TOOLS   OFF CACHE BOOL "" FORCE)</w:t>
+      </w:r>
+    </w:p>
+    <w:p>
+      <w:pPr>
+        <w:spacing w:line="240" w:lineRule="auto"/>
+        <w:ind w:firstLine="0"/>
+        <w:jc w:val="left"/>
+        <w:rPr>
+          <w:rFonts w:ascii="Courier New" w:hAnsi="Courier New" w:cs="Courier New"/>
+          <w:sz w:val="20"/>
+          <w:szCs w:val="20"/>
+          <w:lang w:val="en-US"/>
+        </w:rPr>
+      </w:pPr>
+      <w:r>
+        <w:rPr>
+          <w:rFonts w:ascii="Courier New" w:hAnsi="Courier New" w:cs="Courier New"/>
+          <w:sz w:val="20"/>
+          <w:szCs w:val="20"/>
+          <w:lang w:val="en-US"/>
+        </w:rPr>
+        <w:t>set(DILIGENT_BUILD_FX      OFF CACHE BOOL "" FORCE)</w:t>
+      </w:r>
+    </w:p>
+    <w:p>
+      <w:pPr>
+        <w:spacing w:line="240" w:lineRule="auto"/>
+        <w:ind w:firstLine="0"/>
+        <w:jc w:val="left"/>
+        <w:rPr>
+          <w:rFonts w:ascii="Courier New" w:hAnsi="Courier New" w:cs="Courier New"/>
+          <w:sz w:val="20"/>
+          <w:szCs w:val="20"/>
+          <w:lang w:val="en-US"/>
+        </w:rPr>
+      </w:pPr>
+      <w:r>
+        <w:rPr>
+          <w:rFonts w:ascii="Courier New" w:hAnsi="Courier New" w:cs="Courier New"/>
+          <w:sz w:val="20"/>
+          <w:szCs w:val="20"/>
+          <w:lang w:val="en-US"/>
+        </w:rPr>
+        <w:t>set(DILIGENT_BUILD_TESTS   OFF CACHE BOOL "" FORCE)</w:t>
+      </w:r>
+    </w:p>
+    <w:p>
+      <w:pPr>
+        <w:spacing w:line="240" w:lineRule="auto"/>
+        <w:ind w:firstLine="0"/>
+        <w:jc w:val="left"/>
+        <w:rPr>
+          <w:rFonts w:ascii="Courier New" w:hAnsi="Courier New" w:cs="Courier New"/>
+          <w:sz w:val="20"/>
+          <w:szCs w:val="20"/>
+          <w:lang w:val="en-US"/>
+        </w:rPr>
+      </w:pPr>
+      <w:r>
+        <w:rPr>
+          <w:rFonts w:ascii="Courier New" w:hAnsi="Courier New" w:cs="Courier New"/>
+          <w:sz w:val="20"/>
+          <w:szCs w:val="20"/>
+          <w:lang w:val="en-US"/>
+        </w:rPr>
+        <w:t>set(DILIGENT_INSTALL_TOOLS OFF CACHE BOOL "" FORCE)</w:t>
+      </w:r>
+    </w:p>
+    <w:p>
+      <w:pPr>
+        <w:spacing w:line="240" w:lineRule="auto"/>
+        <w:ind w:firstLine="0"/>
+        <w:jc w:val="left"/>
+        <w:rPr>
+          <w:rFonts w:ascii="Courier New" w:hAnsi="Courier New" w:cs="Courier New"/>
+          <w:sz w:val="20"/>
+          <w:szCs w:val="20"/>
+          <w:lang w:val="en-US"/>
+        </w:rPr>
+      </w:pPr>
+    </w:p>
+    <w:p>
+      <w:pPr>
+        <w:spacing w:line="240" w:lineRule="auto"/>
+        <w:ind w:firstLine="0"/>
+        <w:jc w:val="left"/>
+        <w:rPr>
+          <w:rFonts w:ascii="Courier New" w:hAnsi="Courier New" w:cs="Courier New"/>
+          <w:sz w:val="20"/>
+          <w:szCs w:val="20"/>
+          <w:lang w:val="en-US"/>
+        </w:rPr>
+      </w:pPr>
+      <w:r>
+        <w:rPr>
+          <w:rFonts w:ascii="Courier New" w:hAnsi="Courier New" w:cs="Courier New"/>
+          <w:sz w:val="20"/>
+          <w:szCs w:val="20"/>
+          <w:lang w:val="en-US"/>
+        </w:rPr>
+        <w:t>set(DILIGENT_NO_DIRECT3D11 ON  CACHE BOOL "" FORCE)</w:t>
+      </w:r>
+    </w:p>
+    <w:p>
+      <w:pPr>
+        <w:spacing w:line="240" w:lineRule="auto"/>
+        <w:ind w:firstLine="0"/>
+        <w:jc w:val="left"/>
+        <w:rPr>
+          <w:rFonts w:ascii="Courier New" w:hAnsi="Courier New" w:cs="Courier New"/>
+          <w:sz w:val="20"/>
+          <w:szCs w:val="20"/>
+          <w:lang w:val="en-US"/>
+        </w:rPr>
+      </w:pPr>
+      <w:r>
+        <w:rPr>
+          <w:rFonts w:ascii="Courier New" w:hAnsi="Courier New" w:cs="Courier New"/>
+          <w:sz w:val="20"/>
+          <w:szCs w:val="20"/>
+          <w:lang w:val="en-US"/>
+        </w:rPr>
+        <w:t>set(DILIGENT_NO_VULKAN     ON  CACHE BOOL "" FORCE)</w:t>
+      </w:r>
+    </w:p>
+    <w:p>
+      <w:pPr>
+        <w:spacing w:line="240" w:lineRule="auto"/>
+        <w:ind w:firstLine="0"/>
+        <w:jc w:val="left"/>
+        <w:rPr>
+          <w:rFonts w:ascii="Courier New" w:hAnsi="Courier New" w:cs="Courier New"/>
+          <w:sz w:val="20"/>
+          <w:szCs w:val="20"/>
+          <w:lang w:val="en-US"/>
+        </w:rPr>
+      </w:pPr>
+      <w:r>
+        <w:rPr>
+          <w:rFonts w:ascii="Courier New" w:hAnsi="Courier New" w:cs="Courier New"/>
+          <w:sz w:val="20"/>
+          <w:szCs w:val="20"/>
+          <w:lang w:val="en-US"/>
+        </w:rPr>
+        <w:t>set(DILIGENT_NO_OPENGL     ON  CACHE BOOL "" FORCE)</w:t>
+      </w:r>
+    </w:p>
+    <w:p>
+      <w:pPr>
+        <w:spacing w:line="240" w:lineRule="auto"/>
+        <w:ind w:firstLine="0"/>
+        <w:jc w:val="left"/>
+        <w:rPr>
+          <w:rFonts w:ascii="Courier New" w:hAnsi="Courier New" w:cs="Courier New"/>
+          <w:sz w:val="20"/>
+          <w:szCs w:val="20"/>
+          <w:lang w:val="en-US"/>
+        </w:rPr>
+      </w:pPr>
+      <w:r>
+        <w:rPr>
+          <w:rFonts w:ascii="Courier New" w:hAnsi="Courier New" w:cs="Courier New"/>
+          <w:sz w:val="20"/>
+          <w:szCs w:val="20"/>
+          <w:lang w:val="en-US"/>
+        </w:rPr>
+        <w:t>set(DILIGENT_NO_GLES       ON  CACHE BOOL "" FORCE)</w:t>
+      </w:r>
+    </w:p>
+    <w:p>
+      <w:pPr>
+        <w:spacing w:line="240" w:lineRule="auto"/>
+        <w:ind w:firstLine="0"/>
+        <w:jc w:val="left"/>
+        <w:rPr>
+          <w:rFonts w:ascii="Courier New" w:hAnsi="Courier New" w:cs="Courier New"/>
+          <w:sz w:val="20"/>
+          <w:szCs w:val="20"/>
+          <w:lang w:val="en-US"/>
+        </w:rPr>
+      </w:pPr>
+      <w:r>
+        <w:rPr>
+          <w:rFonts w:ascii="Courier New" w:hAnsi="Courier New" w:cs="Courier New"/>
+          <w:sz w:val="20"/>
+          <w:szCs w:val="20"/>
+          <w:lang w:val="en-US"/>
+        </w:rPr>
+        <w:t>set(DILIGENT_NO_METAL      ON  CACHE BOOL "" FORCE)</w:t>
+      </w:r>
+    </w:p>
+    <w:p>
+      <w:pPr>
+        <w:spacing w:line="240" w:lineRule="auto"/>
+        <w:ind w:firstLine="0"/>
+        <w:jc w:val="left"/>
+        <w:rPr>
+          <w:rFonts w:ascii="Courier New" w:hAnsi="Courier New" w:cs="Courier New"/>
+          <w:sz w:val="20"/>
+          <w:szCs w:val="20"/>
+          <w:lang w:val="en-US"/>
+        </w:rPr>
+      </w:pPr>
+      <w:r>
+        <w:rPr>
+          <w:rFonts w:ascii="Courier New" w:hAnsi="Courier New" w:cs="Courier New"/>
+          <w:sz w:val="20"/>
+          <w:szCs w:val="20"/>
+          <w:lang w:val="en-US"/>
+        </w:rPr>
+        <w:t>set(DILIGENT_NO_DIRECT3D12 OFF CACHE BOOL "" FORCE)</w:t>
+      </w:r>
+    </w:p>
+    <w:p>
+      <w:pPr>
+        <w:spacing w:line="240" w:lineRule="auto"/>
+        <w:ind w:firstLine="0"/>
+        <w:jc w:val="left"/>
+        <w:rPr>
+          <w:rFonts w:ascii="Courier New" w:hAnsi="Courier New" w:cs="Courier New"/>
+          <w:sz w:val="20"/>
+          <w:szCs w:val="20"/>
+          <w:lang w:val="en-US"/>
+        </w:rPr>
+      </w:pPr>
+    </w:p>
+    <w:p>
+      <w:pPr>
+        <w:spacing w:line="240" w:lineRule="auto"/>
+        <w:ind w:firstLine="0"/>
+        <w:jc w:val="left"/>
+        <w:rPr>
+          <w:rFonts w:ascii="Courier New" w:hAnsi="Courier New" w:cs="Courier New"/>
+          <w:sz w:val="20"/>
+          <w:szCs w:val="20"/>
+          <w:lang w:val="en-US"/>
+        </w:rPr>
+      </w:pPr>
+      <w:r>
+        <w:rPr>
+          <w:rFonts w:ascii="Courier New" w:hAnsi="Courier New" w:cs="Courier New"/>
+          <w:sz w:val="20"/>
+          <w:szCs w:val="20"/>
+          <w:lang w:val="en-US"/>
+        </w:rPr>
+        <w:t>add_subdirectory("external/DiligentEngine/DiligentCore")</w:t>
+      </w:r>
+    </w:p>
+    <w:p>
+      <w:pPr>
+        <w:spacing w:line="240" w:lineRule="auto"/>
+        <w:ind w:firstLine="0"/>
+        <w:jc w:val="left"/>
+        <w:rPr>
+          <w:rFonts w:ascii="Courier New" w:hAnsi="Courier New" w:cs="Courier New"/>
+          <w:sz w:val="20"/>
+          <w:szCs w:val="20"/>
+          <w:lang w:val="en-US"/>
+        </w:rPr>
+      </w:pPr>
+      <w:r>
+        <w:rPr>
+          <w:rFonts w:ascii="Courier New" w:hAnsi="Courier New" w:cs="Courier New"/>
+          <w:sz w:val="20"/>
+          <w:szCs w:val="20"/>
+          <w:lang w:val="en-US"/>
+        </w:rPr>
+        <w:t>set(DILIGENT_TOOLS_DIR "external/DiligentEngine/DiligentTools")</w:t>
+      </w:r>
+    </w:p>
+    <w:p>
+      <w:pPr>
+        <w:spacing w:line="240" w:lineRule="auto"/>
+        <w:ind w:firstLine="0"/>
+        <w:jc w:val="left"/>
+        <w:rPr>
+          <w:rFonts w:ascii="Courier New" w:hAnsi="Courier New" w:cs="Courier New"/>
+          <w:sz w:val="20"/>
+          <w:szCs w:val="20"/>
+          <w:lang w:val="en-US"/>
+        </w:rPr>
+      </w:pPr>
+      <w:r>
+        <w:rPr>
+          <w:rFonts w:ascii="Courier New" w:hAnsi="Courier New" w:cs="Courier New"/>
+          <w:sz w:val="20"/>
+          <w:szCs w:val="20"/>
+          <w:lang w:val="en-US"/>
+        </w:rPr>
+        <w:t>add_subdirectory("external/DiligentEngine/DiligentTools/ThirdParty")</w:t>
+      </w:r>
+    </w:p>
+    <w:p>
+      <w:pPr>
+        <w:spacing w:line="240" w:lineRule="auto"/>
+        <w:ind w:firstLine="0"/>
+        <w:jc w:val="left"/>
+        <w:rPr>
+          <w:rFonts w:ascii="Courier New" w:hAnsi="Courier New" w:cs="Courier New"/>
+          <w:sz w:val="20"/>
+          <w:szCs w:val="20"/>
+          <w:lang w:val="en-US"/>
+        </w:rPr>
+      </w:pPr>
+      <w:r>
+        <w:rPr>
+          <w:rFonts w:ascii="Courier New" w:hAnsi="Courier New" w:cs="Courier New"/>
+          <w:sz w:val="20"/>
+          <w:szCs w:val="20"/>
+          <w:lang w:val="en-US"/>
+        </w:rPr>
+        <w:t>add_subdirectory("external/DiligentEngine/DiligentTools/TextureLoader")</w:t>
+      </w:r>
+    </w:p>
+    <w:p>
+      <w:pPr>
+        <w:spacing w:line="240" w:lineRule="auto"/>
+        <w:ind w:firstLine="0"/>
+        <w:jc w:val="left"/>
+        <w:rPr>
+          <w:rFonts w:ascii="Courier New" w:hAnsi="Courier New" w:cs="Courier New"/>
+          <w:sz w:val="20"/>
+          <w:szCs w:val="20"/>
+          <w:lang w:val="en-US"/>
+        </w:rPr>
+      </w:pPr>
+    </w:p>
+    <w:p>
+      <w:pPr>
+        <w:spacing w:line="240" w:lineRule="auto"/>
+        <w:ind w:firstLine="0"/>
+        <w:jc w:val="left"/>
+        <w:rPr>
+          <w:rFonts w:ascii="Courier New" w:hAnsi="Courier New" w:cs="Courier New"/>
+          <w:sz w:val="20"/>
+          <w:szCs w:val="20"/>
+          <w:lang w:val="en-US"/>
+        </w:rPr>
+      </w:pPr>
+      <w:r>
+        <w:rPr>
+          <w:rFonts w:ascii="Courier New" w:hAnsi="Courier New" w:cs="Courier New"/>
+          <w:sz w:val="20"/>
+          <w:szCs w:val="20"/>
+          <w:lang w:val="en-US"/>
+        </w:rPr>
+        <w:t>foreach(target_name SPIRV-Tools-opt SPIRV-Tools SPIRV-Tools-core)</w:t>
+      </w:r>
+    </w:p>
+    <w:p>
+      <w:pPr>
+        <w:spacing w:line="240" w:lineRule="auto"/>
+        <w:ind w:firstLine="0"/>
+        <w:jc w:val="left"/>
+        <w:rPr>
+          <w:rFonts w:ascii="Courier New" w:hAnsi="Courier New" w:cs="Courier New"/>
+          <w:sz w:val="20"/>
+          <w:szCs w:val="20"/>
+          <w:lang w:val="en-US"/>
+        </w:rPr>
+      </w:pPr>
+      <w:r>
+        <w:rPr>
+          <w:rFonts w:ascii="Courier New" w:hAnsi="Courier New" w:cs="Courier New"/>
+          <w:sz w:val="20"/>
+          <w:szCs w:val="20"/>
+          <w:lang w:val="en-US"/>
+        </w:rPr>
+        <w:t xml:space="preserve">    if(TARGET ${target_name})</w:t>
+      </w:r>
+    </w:p>
+    <w:p>
+      <w:pPr>
+        <w:spacing w:line="240" w:lineRule="auto"/>
+        <w:ind w:firstLine="0"/>
+        <w:jc w:val="left"/>
+        <w:rPr>
+          <w:rFonts w:ascii="Courier New" w:hAnsi="Courier New" w:cs="Courier New"/>
+          <w:sz w:val="20"/>
+          <w:szCs w:val="20"/>
+          <w:lang w:val="en-US"/>
+        </w:rPr>
+      </w:pPr>
+      <w:r>
+        <w:rPr>
+          <w:rFonts w:ascii="Courier New" w:hAnsi="Courier New" w:cs="Courier New"/>
+          <w:sz w:val="20"/>
+          <w:szCs w:val="20"/>
+          <w:lang w:val="en-US"/>
+        </w:rPr>
+        <w:t xml:space="preserve">        get_target_property(aliased_target ${target_name} ALIASED_TARGET)</w:t>
+      </w:r>
+    </w:p>
+    <w:p>
+      <w:pPr>
+        <w:spacing w:line="240" w:lineRule="auto"/>
+        <w:ind w:firstLine="0"/>
+        <w:jc w:val="left"/>
+        <w:rPr>
+          <w:rFonts w:ascii="Courier New" w:hAnsi="Courier New" w:cs="Courier New"/>
+          <w:sz w:val="20"/>
+          <w:szCs w:val="20"/>
+          <w:lang w:val="en-US"/>
+        </w:rPr>
+      </w:pPr>
+      <w:r>
+        <w:rPr>
+          <w:rFonts w:ascii="Courier New" w:hAnsi="Courier New" w:cs="Courier New"/>
+          <w:sz w:val="20"/>
+          <w:szCs w:val="20"/>
+          <w:lang w:val="en-US"/>
+        </w:rPr>
+        <w:t xml:space="preserve">        if(aliased_target)</w:t>
+      </w:r>
+    </w:p>
+    <w:p>
+      <w:pPr>
+        <w:spacing w:line="240" w:lineRule="auto"/>
+        <w:ind w:firstLine="0"/>
+        <w:jc w:val="left"/>
+        <w:rPr>
+          <w:rFonts w:ascii="Courier New" w:hAnsi="Courier New" w:cs="Courier New"/>
+          <w:sz w:val="20"/>
+          <w:szCs w:val="20"/>
+          <w:lang w:val="en-US"/>
+        </w:rPr>
+      </w:pPr>
+      <w:r>
+        <w:rPr>
+          <w:rFonts w:ascii="Courier New" w:hAnsi="Courier New" w:cs="Courier New"/>
+          <w:sz w:val="20"/>
+          <w:szCs w:val="20"/>
+          <w:lang w:val="en-US"/>
+        </w:rPr>
+        <w:t xml:space="preserve">            target_compile_options(${aliased_target} PRIVATE /wd5232 /wd4717)</w:t>
+      </w:r>
+    </w:p>
+    <w:p>
+      <w:pPr>
+        <w:spacing w:line="240" w:lineRule="auto"/>
+        <w:ind w:firstLine="0"/>
+        <w:jc w:val="left"/>
+        <w:rPr>
+          <w:rFonts w:ascii="Courier New" w:hAnsi="Courier New" w:cs="Courier New"/>
+          <w:sz w:val="20"/>
+          <w:szCs w:val="20"/>
+          <w:lang w:val="en-US"/>
+        </w:rPr>
+      </w:pPr>
+      <w:r>
+        <w:rPr>
+          <w:rFonts w:ascii="Courier New" w:hAnsi="Courier New" w:cs="Courier New"/>
+          <w:sz w:val="20"/>
+          <w:szCs w:val="20"/>
+          <w:lang w:val="en-US"/>
+        </w:rPr>
+        <w:t xml:space="preserve">            set_target_properties(${aliased_target} PROPERTIES COMPILE_WARNING_AS_ERROR OFF)</w:t>
+      </w:r>
+    </w:p>
+    <w:p>
+      <w:pPr>
+        <w:spacing w:line="240" w:lineRule="auto"/>
+        <w:ind w:firstLine="0"/>
+        <w:jc w:val="left"/>
+        <w:rPr>
+          <w:rFonts w:ascii="Courier New" w:hAnsi="Courier New" w:cs="Courier New"/>
+          <w:sz w:val="20"/>
+          <w:szCs w:val="20"/>
+          <w:lang w:val="en-US"/>
+        </w:rPr>
+      </w:pPr>
+      <w:r>
+        <w:rPr>
+          <w:rFonts w:ascii="Courier New" w:hAnsi="Courier New" w:cs="Courier New"/>
+          <w:sz w:val="20"/>
+          <w:szCs w:val="20"/>
+          <w:lang w:val="en-US"/>
+        </w:rPr>
+        <w:t xml:space="preserve">            message(STATUS "[Diligent Fix] Applied to aliased target: ${aliased_target}")</w:t>
+      </w:r>
+    </w:p>
+    <w:p>
+      <w:pPr>
+        <w:spacing w:line="240" w:lineRule="auto"/>
+        <w:ind w:firstLine="0"/>
+        <w:jc w:val="left"/>
+        <w:rPr>
+          <w:rFonts w:ascii="Courier New" w:hAnsi="Courier New" w:cs="Courier New"/>
+          <w:sz w:val="20"/>
+          <w:szCs w:val="20"/>
+          <w:lang w:val="en-US"/>
+        </w:rPr>
+      </w:pPr>
+      <w:r>
+        <w:rPr>
+          <w:rFonts w:ascii="Courier New" w:hAnsi="Courier New" w:cs="Courier New"/>
+          <w:sz w:val="20"/>
+          <w:szCs w:val="20"/>
+          <w:lang w:val="en-US"/>
+        </w:rPr>
+        <w:t xml:space="preserve">        else()</w:t>
+      </w:r>
+    </w:p>
+    <w:p>
+      <w:pPr>
+        <w:spacing w:line="240" w:lineRule="auto"/>
+        <w:ind w:firstLine="0"/>
+        <w:jc w:val="left"/>
+        <w:rPr>
+          <w:rFonts w:ascii="Courier New" w:hAnsi="Courier New" w:cs="Courier New"/>
+          <w:sz w:val="20"/>
+          <w:szCs w:val="20"/>
+          <w:lang w:val="en-US"/>
+        </w:rPr>
+      </w:pPr>
+      <w:r>
+        <w:rPr>
+          <w:rFonts w:ascii="Courier New" w:hAnsi="Courier New" w:cs="Courier New"/>
+          <w:sz w:val="20"/>
+          <w:szCs w:val="20"/>
+          <w:lang w:val="en-US"/>
+        </w:rPr>
+        <w:t xml:space="preserve">            target_compile_options(${target_name} PRIVATE /wd5232 /wd4717)</w:t>
+      </w:r>
+    </w:p>
+    <w:p>
+      <w:pPr>
+        <w:spacing w:line="240" w:lineRule="auto"/>
+        <w:ind w:firstLine="0"/>
+        <w:jc w:val="left"/>
+        <w:rPr>
+          <w:rFonts w:ascii="Courier New" w:hAnsi="Courier New" w:cs="Courier New"/>
+          <w:sz w:val="20"/>
+          <w:szCs w:val="20"/>
+          <w:lang w:val="en-US"/>
+        </w:rPr>
+      </w:pPr>
+      <w:r>
+        <w:rPr>
+          <w:rFonts w:ascii="Courier New" w:hAnsi="Courier New" w:cs="Courier New"/>
+          <w:sz w:val="20"/>
+          <w:szCs w:val="20"/>
+          <w:lang w:val="en-US"/>
+        </w:rPr>
+        <w:t xml:space="preserve">            set_target_properties(${target_name} PROPERTIES COMPILE_WARNING_AS_ERROR OFF)</w:t>
+      </w:r>
+    </w:p>
+    <w:p>
+      <w:pPr>
+        <w:spacing w:line="240" w:lineRule="auto"/>
+        <w:ind w:firstLine="0"/>
+        <w:jc w:val="left"/>
+        <w:rPr>
+          <w:rFonts w:ascii="Courier New" w:hAnsi="Courier New" w:cs="Courier New"/>
+          <w:sz w:val="20"/>
+          <w:szCs w:val="20"/>
+          <w:lang w:val="en-US"/>
+        </w:rPr>
+      </w:pPr>
+      <w:r>
+        <w:rPr>
+          <w:rFonts w:ascii="Courier New" w:hAnsi="Courier New" w:cs="Courier New"/>
+          <w:sz w:val="20"/>
+          <w:szCs w:val="20"/>
+          <w:lang w:val="en-US"/>
+        </w:rPr>
+        <w:t xml:space="preserve">            message(STATUS "[Diligent Fix] Applied to target: ${target_name}")</w:t>
+      </w:r>
+    </w:p>
+    <w:p>
+      <w:pPr>
+        <w:spacing w:line="240" w:lineRule="auto"/>
+        <w:ind w:firstLine="0"/>
+        <w:jc w:val="left"/>
+        <w:rPr>
+          <w:rFonts w:ascii="Courier New" w:hAnsi="Courier New" w:cs="Courier New"/>
+          <w:sz w:val="20"/>
+          <w:szCs w:val="20"/>
+          <w:lang w:val="en-US"/>
+        </w:rPr>
+      </w:pPr>
+      <w:r>
+        <w:rPr>
+          <w:rFonts w:ascii="Courier New" w:hAnsi="Courier New" w:cs="Courier New"/>
+          <w:sz w:val="20"/>
+          <w:szCs w:val="20"/>
+          <w:lang w:val="en-US"/>
+        </w:rPr>
+        <w:t xml:space="preserve">        endif()</w:t>
+      </w:r>
+    </w:p>
+    <w:p>
+      <w:pPr>
+        <w:spacing w:line="240" w:lineRule="auto"/>
+        <w:ind w:firstLine="0"/>
+        <w:jc w:val="left"/>
+        <w:rPr>
+          <w:rFonts w:ascii="Courier New" w:hAnsi="Courier New" w:cs="Courier New"/>
+          <w:sz w:val="20"/>
+          <w:szCs w:val="20"/>
+          <w:lang w:val="en-US"/>
+        </w:rPr>
+      </w:pPr>
+      <w:r>
+        <w:rPr>
+          <w:rFonts w:ascii="Courier New" w:hAnsi="Courier New" w:cs="Courier New"/>
+          <w:sz w:val="20"/>
+          <w:szCs w:val="20"/>
+          <w:lang w:val="en-US"/>
+        </w:rPr>
+        <w:t xml:space="preserve">    endif()</w:t>
+      </w:r>
+    </w:p>
+    <w:p>
+      <w:pPr>
+        <w:spacing w:line="240" w:lineRule="auto"/>
+        <w:ind w:firstLine="0"/>
+        <w:jc w:val="left"/>
+        <w:rPr>
+          <w:rFonts w:ascii="Courier New" w:hAnsi="Courier New" w:cs="Courier New"/>
+          <w:sz w:val="20"/>
+          <w:szCs w:val="20"/>
+          <w:lang w:val="en-US"/>
+        </w:rPr>
+      </w:pPr>
+      <w:r>
+        <w:rPr>
+          <w:rFonts w:ascii="Courier New" w:hAnsi="Courier New" w:cs="Courier New"/>
+          <w:sz w:val="20"/>
+          <w:szCs w:val="20"/>
+          <w:lang w:val="en-US"/>
+        </w:rPr>
+        <w:t>endforeach()</w:t>
+      </w:r>
+    </w:p>
+    <w:p>
+      <w:pPr>
+        <w:spacing w:line="240" w:lineRule="auto"/>
+        <w:ind w:firstLine="0"/>
+        <w:jc w:val="left"/>
+        <w:rPr>
+          <w:rFonts w:ascii="Courier New" w:hAnsi="Courier New" w:cs="Courier New"/>
+          <w:sz w:val="20"/>
+          <w:szCs w:val="20"/>
+          <w:lang w:val="en-US"/>
+        </w:rPr>
+      </w:pPr>
+    </w:p>
+    <w:p>
+      <w:pPr>
+        <w:spacing w:line="240" w:lineRule="auto"/>
+        <w:ind w:firstLine="0"/>
+        <w:jc w:val="left"/>
+        <w:rPr>
+          <w:rFonts w:ascii="Courier New" w:hAnsi="Courier New" w:cs="Courier New"/>
+          <w:sz w:val="20"/>
+          <w:szCs w:val="20"/>
+          <w:lang w:val="en-US"/>
+        </w:rPr>
+      </w:pPr>
+      <w:r>
+        <w:rPr>
+          <w:rFonts w:ascii="Courier New" w:hAnsi="Courier New" w:cs="Courier New"/>
+          <w:sz w:val="20"/>
+          <w:szCs w:val="20"/>
+          <w:lang w:val="en-US"/>
+        </w:rPr>
+        <w:t>add_subdirectory("src")</w:t>
+      </w:r>
+    </w:p>
+    <w:p>
+      <w:pPr>
+        <w:spacing w:line="240" w:lineRule="auto"/>
+        <w:ind w:firstLine="0"/>
+        <w:jc w:val="left"/>
+        <w:rPr>
+          <w:rFonts w:ascii="Courier New" w:hAnsi="Courier New" w:cs="Courier New"/>
+          <w:sz w:val="20"/>
+          <w:szCs w:val="20"/>
+        </w:rPr>
+      </w:pPr>
+    </w:p>
+    <w:p>
+      <w:pPr>
+        <w:spacing w:line="240" w:lineRule="auto"/>
+        <w:ind w:firstLine="0"/>
+        <w:jc w:val="left"/>
+        <w:rPr>
+          <w:rFonts w:ascii="Courier New" w:hAnsi="Courier New" w:cs="Courier New"/>
+          <w:sz w:val="20"/>
+          <w:szCs w:val="20"/>
+          <w:lang w:val="en-US"/>
+        </w:rPr>
+      </w:pPr>
+      <w:r>
+        <w:rPr>
+          <w:rFonts w:ascii="Courier New" w:hAnsi="Courier New" w:cs="Courier New"/>
+          <w:sz w:val="20"/>
+          <w:szCs w:val="20"/>
+          <w:lang w:val="en-US"/>
+        </w:rPr>
+        <w:t>set_property(DIRECTORY ${CMAKE_SOURCE_DIR} PROPERTY VS_STARTUP_PROJECT NeneEngine)</w:t>
+      </w:r>
+    </w:p>
+    <w:p>
+      <w:pPr>
         <w:ind w:firstLine="0"/>
         <w:rPr>
           <w:lang w:val="en-US"/>
@@ -3172,7 +8724,7 @@
           <w:lang w:val="en-US"/>
         </w:rPr>
         <w:sectPr>
-          <w:footerReference w:type="first" r:id="rId25"/>
+          <w:footerReference w:type="first" r:id="rId29"/>
           <w:pgSz w:w="11906" w:h="16838" w:code="9"/>
           <w:pgMar w:top="992" w:right="567" w:bottom="851" w:left="1134" w:header="340" w:footer="340" w:gutter="0"/>
           <w:cols w:space="708"/>
@@ -3185,34 +8737,20 @@
       <w:pPr>
         <w:pStyle w:val="Heading1"/>
         <w:jc w:val="right"/>
-        <w:rPr>
-          <w:lang w:val="en-US"/>
-        </w:rPr>
-      </w:pPr>
-      <w:bookmarkStart w:id="15" w:name="_ПРИЛОЖЕНИЕ_3"/>
-      <w:bookmarkStart w:id="16" w:name="_Toc226116079"/>
-      <w:bookmarkStart w:id="17" w:name="_Toc229609534"/>
-      <w:bookmarkEnd w:id="15"/>
+      </w:pPr>
+      <w:bookmarkStart w:id="26" w:name="_ПРИЛОЖЕНИЕ_3"/>
+      <w:bookmarkStart w:id="27" w:name="_Toc229928960"/>
+      <w:bookmarkEnd w:id="26"/>
       <w:r>
         <w:lastRenderedPageBreak/>
-        <w:t>ПРИЛОЖЕНИЕ</w:t>
-      </w:r>
-      <w:r>
-        <w:rPr>
-          <w:lang w:val="en-US"/>
-        </w:rPr>
-        <w:t xml:space="preserve"> 3</w:t>
-      </w:r>
-      <w:bookmarkEnd w:id="16"/>
-      <w:bookmarkEnd w:id="17"/>
-    </w:p>
-    <w:p>
-      <w:pPr>
-        <w:rPr>
-          <w:lang w:val="en-US"/>
-        </w:rPr>
-      </w:pPr>
-    </w:p>
+        <w:t xml:space="preserve">ПРИЛОЖЕНИЕ </w:t>
+      </w:r>
+      <w:r>
+        <w:t>3</w:t>
+      </w:r>
+      <w:bookmarkEnd w:id="27"/>
+    </w:p>
+    <w:p/>
     <w:p>
       <w:pPr>
         <w:ind w:firstLine="0"/>
@@ -3228,7 +8766,7 @@
           <w:b/>
           <w:bCs/>
         </w:rPr>
-        <w:t>Листинг</w:t>
+        <w:t xml:space="preserve">Листинг </w:t>
       </w:r>
       <w:r>
         <w:rPr>
@@ -3236,15 +8774,14 @@
           <w:bCs/>
           <w:lang w:val="en-US"/>
         </w:rPr>
-        <w:t xml:space="preserve"> </w:t>
+        <w:t>CMake</w:t>
       </w:r>
       <w:r>
         <w:rPr>
           <w:b/>
           <w:bCs/>
-          <w:lang w:val="en-US"/>
-        </w:rPr>
-        <w:t>CMake</w:t>
+        </w:rPr>
+        <w:t xml:space="preserve">-файла </w:t>
       </w:r>
       <w:r>
         <w:rPr>
@@ -3252,14 +8789,14 @@
           <w:bCs/>
           <w:lang w:val="en-US"/>
         </w:rPr>
-        <w:t>-</w:t>
+        <w:t>CMakeLists</w:t>
       </w:r>
       <w:r>
         <w:rPr>
           <w:b/>
           <w:bCs/>
         </w:rPr>
-        <w:t>файла</w:t>
+        <w:t>.</w:t>
       </w:r>
       <w:r>
         <w:rPr>
@@ -3267,15 +8804,14 @@
           <w:bCs/>
           <w:lang w:val="en-US"/>
         </w:rPr>
-        <w:t xml:space="preserve"> </w:t>
+        <w:t>txt</w:t>
       </w:r>
       <w:r>
         <w:rPr>
           <w:b/>
           <w:bCs/>
-          <w:lang w:val="en-US"/>
-        </w:rPr>
-        <w:t>CMakeLists</w:t>
+        </w:rPr>
+        <w:t xml:space="preserve"> в директории </w:t>
       </w:r>
       <w:r>
         <w:rPr>
@@ -3283,78 +8819,1447 @@
           <w:bCs/>
           <w:lang w:val="en-US"/>
         </w:rPr>
-        <w:t>.</w:t>
+        <w:t>src</w:t>
       </w:r>
       <w:r>
         <w:rPr>
           <w:b/>
           <w:bCs/>
-          <w:lang w:val="en-US"/>
-        </w:rPr>
-        <w:t>txt</w:t>
-      </w:r>
-      <w:r>
-        <w:rPr>
-          <w:b/>
-          <w:bCs/>
-          <w:lang w:val="en-US"/>
-        </w:rPr>
-        <w:t xml:space="preserve"> </w:t>
-      </w:r>
-      <w:r>
-        <w:rPr>
-          <w:b/>
-          <w:bCs/>
-        </w:rPr>
-        <w:t>для</w:t>
-      </w:r>
-      <w:r>
-        <w:rPr>
-          <w:b/>
-          <w:bCs/>
-          <w:lang w:val="en-US"/>
-        </w:rPr>
-        <w:t xml:space="preserve"> </w:t>
-      </w:r>
-      <w:r>
-        <w:rPr>
-          <w:b/>
-          <w:bCs/>
-          <w:lang w:val="en-US"/>
-        </w:rPr>
-        <w:t>CPP</w:t>
-      </w:r>
-      <w:r>
-        <w:rPr>
-          <w:b/>
-          <w:bCs/>
-          <w:lang w:val="en-US"/>
-        </w:rPr>
-        <w:t>-</w:t>
-      </w:r>
-      <w:r>
-        <w:rPr>
-          <w:b/>
-          <w:bCs/>
-        </w:rPr>
-        <w:t>файлов</w:t>
-      </w:r>
-    </w:p>
-    <w:p>
-      <w:pPr>
-        <w:spacing w:line="240" w:lineRule="auto"/>
-        <w:ind w:firstLine="0"/>
-        <w:jc w:val="left"/>
-        <w:rPr>
-          <w:rFonts w:ascii="Courier New" w:hAnsi="Courier New" w:cs="Courier New"/>
-          <w:sz w:val="22"/>
-          <w:szCs w:val="18"/>
-          <w:lang w:val="en-US"/>
-        </w:rPr>
-      </w:pPr>
+        </w:rPr>
+        <w:t>/</w:t>
+      </w:r>
+    </w:p>
+    <w:p>
+      <w:pPr>
+        <w:spacing w:line="240" w:lineRule="auto"/>
+        <w:ind w:firstLine="0"/>
+        <w:jc w:val="left"/>
+        <w:rPr>
+          <w:rFonts w:ascii="Courier New" w:hAnsi="Courier New" w:cs="Courier New"/>
+          <w:sz w:val="20"/>
+          <w:szCs w:val="20"/>
+          <w:lang w:val="en-US"/>
+        </w:rPr>
+      </w:pPr>
+      <w:r>
+        <w:rPr>
+          <w:rFonts w:ascii="Courier New" w:hAnsi="Courier New" w:cs="Courier New"/>
+          <w:sz w:val="20"/>
+          <w:szCs w:val="20"/>
+          <w:lang w:val="en-US"/>
+        </w:rPr>
+        <w:t># NeneEngine/src/CMakeList.txt : CMake project for NeneEngine, include source and define project specific logic here.</w:t>
+      </w:r>
+    </w:p>
+    <w:p>
+      <w:pPr>
+        <w:spacing w:line="240" w:lineRule="auto"/>
+        <w:ind w:firstLine="0"/>
+        <w:jc w:val="left"/>
+        <w:rPr>
+          <w:rFonts w:ascii="Courier New" w:hAnsi="Courier New" w:cs="Courier New"/>
+          <w:sz w:val="20"/>
+          <w:szCs w:val="20"/>
+          <w:lang w:val="en-US"/>
+        </w:rPr>
+      </w:pPr>
+    </w:p>
+    <w:p>
+      <w:pPr>
+        <w:spacing w:line="240" w:lineRule="auto"/>
+        <w:ind w:firstLine="0"/>
+        <w:jc w:val="left"/>
+        <w:rPr>
+          <w:rFonts w:ascii="Courier New" w:hAnsi="Courier New" w:cs="Courier New"/>
+          <w:sz w:val="20"/>
+          <w:szCs w:val="20"/>
+          <w:lang w:val="en-US"/>
+        </w:rPr>
+      </w:pPr>
+      <w:r>
+        <w:rPr>
+          <w:rFonts w:ascii="Courier New" w:hAnsi="Courier New" w:cs="Courier New"/>
+          <w:sz w:val="20"/>
+          <w:szCs w:val="20"/>
+          <w:lang w:val="en-US"/>
+        </w:rPr>
+        <w:t>add_executable(NeneEngine WIN32</w:t>
+      </w:r>
+    </w:p>
+    <w:p>
+      <w:pPr>
+        <w:spacing w:line="240" w:lineRule="auto"/>
+        <w:ind w:firstLine="0"/>
+        <w:jc w:val="left"/>
+        <w:rPr>
+          <w:rFonts w:ascii="Courier New" w:hAnsi="Courier New" w:cs="Courier New"/>
+          <w:sz w:val="20"/>
+          <w:szCs w:val="20"/>
+          <w:lang w:val="en-US"/>
+        </w:rPr>
+      </w:pPr>
+      <w:r>
+        <w:rPr>
+          <w:rFonts w:ascii="Courier New" w:hAnsi="Courier New" w:cs="Courier New"/>
+          <w:sz w:val="20"/>
+          <w:szCs w:val="20"/>
+          <w:lang w:val="en-US"/>
+        </w:rPr>
+        <w:t xml:space="preserve">    "${CMAKE_CURRENT_SOURCE_DIR}/../WinMain.cpp"</w:t>
+      </w:r>
+    </w:p>
+    <w:p>
+      <w:pPr>
+        <w:spacing w:line="240" w:lineRule="auto"/>
+        <w:ind w:firstLine="0"/>
+        <w:jc w:val="left"/>
+        <w:rPr>
+          <w:rFonts w:ascii="Courier New" w:hAnsi="Courier New" w:cs="Courier New"/>
+          <w:sz w:val="20"/>
+          <w:szCs w:val="20"/>
+          <w:lang w:val="en-US"/>
+        </w:rPr>
+      </w:pPr>
+      <w:r>
+        <w:rPr>
+          <w:rFonts w:ascii="Courier New" w:hAnsi="Courier New" w:cs="Courier New"/>
+          <w:sz w:val="20"/>
+          <w:szCs w:val="20"/>
+          <w:lang w:val="en-US"/>
+        </w:rPr>
+        <w:t xml:space="preserve">    "${CMAKE_CURRENT_SOURCE_DIR}/../NeneEngine.rc"</w:t>
+      </w:r>
+    </w:p>
+    <w:p>
+      <w:pPr>
+        <w:spacing w:line="240" w:lineRule="auto"/>
+        <w:ind w:firstLine="0"/>
+        <w:jc w:val="left"/>
+        <w:rPr>
+          <w:rFonts w:ascii="Courier New" w:hAnsi="Courier New" w:cs="Courier New"/>
+          <w:sz w:val="20"/>
+          <w:szCs w:val="20"/>
+          <w:lang w:val="en-US"/>
+        </w:rPr>
+      </w:pPr>
+      <w:r>
+        <w:rPr>
+          <w:rFonts w:ascii="Courier New" w:hAnsi="Courier New" w:cs="Courier New"/>
+          <w:sz w:val="20"/>
+          <w:szCs w:val="20"/>
+          <w:lang w:val="en-US"/>
+        </w:rPr>
+        <w:t>)</w:t>
+      </w:r>
+    </w:p>
+    <w:p>
+      <w:pPr>
+        <w:spacing w:line="240" w:lineRule="auto"/>
+        <w:ind w:firstLine="0"/>
+        <w:jc w:val="left"/>
+        <w:rPr>
+          <w:rFonts w:ascii="Courier New" w:hAnsi="Courier New" w:cs="Courier New"/>
+          <w:sz w:val="20"/>
+          <w:szCs w:val="20"/>
+          <w:lang w:val="en-US"/>
+        </w:rPr>
+      </w:pPr>
+    </w:p>
+    <w:p>
+      <w:pPr>
+        <w:spacing w:line="240" w:lineRule="auto"/>
+        <w:ind w:firstLine="0"/>
+        <w:jc w:val="left"/>
+        <w:rPr>
+          <w:rFonts w:ascii="Courier New" w:hAnsi="Courier New" w:cs="Courier New"/>
+          <w:sz w:val="20"/>
+          <w:szCs w:val="20"/>
+          <w:lang w:val="en-US"/>
+        </w:rPr>
+      </w:pPr>
+      <w:r>
+        <w:rPr>
+          <w:rFonts w:ascii="Courier New" w:hAnsi="Courier New" w:cs="Courier New"/>
+          <w:sz w:val="20"/>
+          <w:szCs w:val="20"/>
+          <w:lang w:val="en-US"/>
+        </w:rPr>
+        <w:t>target_sources(NeneEngine PRIVATE</w:t>
+      </w:r>
+    </w:p>
+    <w:p>
+      <w:pPr>
+        <w:spacing w:line="240" w:lineRule="auto"/>
+        <w:ind w:firstLine="0"/>
+        <w:jc w:val="left"/>
+        <w:rPr>
+          <w:rFonts w:ascii="Courier New" w:hAnsi="Courier New" w:cs="Courier New"/>
+          <w:sz w:val="20"/>
+          <w:szCs w:val="20"/>
+          <w:lang w:val="en-US"/>
+        </w:rPr>
+      </w:pPr>
+      <w:r>
+        <w:rPr>
+          <w:rFonts w:ascii="Courier New" w:hAnsi="Courier New" w:cs="Courier New"/>
+          <w:sz w:val="20"/>
+          <w:szCs w:val="20"/>
+          <w:lang w:val="en-US"/>
+        </w:rPr>
+        <w:t xml:space="preserve">    "${CMAKE_CURRENT_SOURCE_DIR}/../include/Resource.h"</w:t>
+      </w:r>
+    </w:p>
+    <w:p>
+      <w:pPr>
+        <w:spacing w:line="240" w:lineRule="auto"/>
+        <w:ind w:firstLine="0"/>
+        <w:jc w:val="left"/>
+        <w:rPr>
+          <w:rFonts w:ascii="Courier New" w:hAnsi="Courier New" w:cs="Courier New"/>
+          <w:sz w:val="20"/>
+          <w:szCs w:val="20"/>
+          <w:lang w:val="en-US"/>
+        </w:rPr>
+      </w:pPr>
+      <w:r>
+        <w:rPr>
+          <w:rFonts w:ascii="Courier New" w:hAnsi="Courier New" w:cs="Courier New"/>
+          <w:sz w:val="20"/>
+          <w:szCs w:val="20"/>
+          <w:lang w:val="en-US"/>
+        </w:rPr>
+        <w:t>)</w:t>
+      </w:r>
+    </w:p>
+    <w:p>
+      <w:pPr>
+        <w:spacing w:line="240" w:lineRule="auto"/>
+        <w:ind w:firstLine="0"/>
+        <w:jc w:val="left"/>
+        <w:rPr>
+          <w:rFonts w:ascii="Courier New" w:hAnsi="Courier New" w:cs="Courier New"/>
+          <w:sz w:val="20"/>
+          <w:szCs w:val="20"/>
+          <w:lang w:val="en-US"/>
+        </w:rPr>
+      </w:pPr>
+    </w:p>
+    <w:p>
+      <w:pPr>
+        <w:spacing w:line="240" w:lineRule="auto"/>
+        <w:ind w:firstLine="0"/>
+        <w:jc w:val="left"/>
+        <w:rPr>
+          <w:rFonts w:ascii="Courier New" w:hAnsi="Courier New" w:cs="Courier New"/>
+          <w:sz w:val="20"/>
+          <w:szCs w:val="20"/>
+          <w:lang w:val="en-US"/>
+        </w:rPr>
+      </w:pPr>
+      <w:r>
+        <w:rPr>
+          <w:rFonts w:ascii="Courier New" w:hAnsi="Courier New" w:cs="Courier New"/>
+          <w:sz w:val="20"/>
+          <w:szCs w:val="20"/>
+          <w:lang w:val="en-US"/>
+        </w:rPr>
+        <w:t>add_subdirectory(App)</w:t>
+      </w:r>
+    </w:p>
+    <w:p>
+      <w:pPr>
+        <w:spacing w:line="240" w:lineRule="auto"/>
+        <w:ind w:firstLine="0"/>
+        <w:jc w:val="left"/>
+        <w:rPr>
+          <w:rFonts w:ascii="Courier New" w:hAnsi="Courier New" w:cs="Courier New"/>
+          <w:sz w:val="20"/>
+          <w:szCs w:val="20"/>
+          <w:lang w:val="en-US"/>
+        </w:rPr>
+      </w:pPr>
+      <w:r>
+        <w:rPr>
+          <w:rFonts w:ascii="Courier New" w:hAnsi="Courier New" w:cs="Courier New"/>
+          <w:sz w:val="20"/>
+          <w:szCs w:val="20"/>
+          <w:lang w:val="en-US"/>
+        </w:rPr>
+        <w:t>add_subdirectory(Core)</w:t>
+      </w:r>
+    </w:p>
+    <w:p>
+      <w:pPr>
+        <w:spacing w:line="240" w:lineRule="auto"/>
+        <w:ind w:firstLine="0"/>
+        <w:jc w:val="left"/>
+        <w:rPr>
+          <w:rFonts w:ascii="Courier New" w:hAnsi="Courier New" w:cs="Courier New"/>
+          <w:sz w:val="20"/>
+          <w:szCs w:val="20"/>
+          <w:lang w:val="en-US"/>
+        </w:rPr>
+      </w:pPr>
+      <w:r>
+        <w:rPr>
+          <w:rFonts w:ascii="Courier New" w:hAnsi="Courier New" w:cs="Courier New"/>
+          <w:sz w:val="20"/>
+          <w:szCs w:val="20"/>
+          <w:lang w:val="en-US"/>
+        </w:rPr>
+        <w:t>add_subdirectory(ECS)</w:t>
+      </w:r>
+    </w:p>
+    <w:p>
+      <w:pPr>
+        <w:spacing w:line="240" w:lineRule="auto"/>
+        <w:ind w:firstLine="0"/>
+        <w:jc w:val="left"/>
+        <w:rPr>
+          <w:rFonts w:ascii="Courier New" w:hAnsi="Courier New" w:cs="Courier New"/>
+          <w:sz w:val="20"/>
+          <w:szCs w:val="20"/>
+          <w:lang w:val="en-US"/>
+        </w:rPr>
+      </w:pPr>
+      <w:r>
+        <w:rPr>
+          <w:rFonts w:ascii="Courier New" w:hAnsi="Courier New" w:cs="Courier New"/>
+          <w:sz w:val="20"/>
+          <w:szCs w:val="20"/>
+          <w:lang w:val="en-US"/>
+        </w:rPr>
+        <w:t>add_subdirectory(Input)</w:t>
+      </w:r>
+    </w:p>
+    <w:p>
+      <w:pPr>
+        <w:spacing w:line="240" w:lineRule="auto"/>
+        <w:ind w:firstLine="0"/>
+        <w:jc w:val="left"/>
+        <w:rPr>
+          <w:rFonts w:ascii="Courier New" w:hAnsi="Courier New" w:cs="Courier New"/>
+          <w:sz w:val="20"/>
+          <w:szCs w:val="20"/>
+          <w:lang w:val="en-US"/>
+        </w:rPr>
+      </w:pPr>
+      <w:r>
+        <w:rPr>
+          <w:rFonts w:ascii="Courier New" w:hAnsi="Courier New" w:cs="Courier New"/>
+          <w:sz w:val="20"/>
+          <w:szCs w:val="20"/>
+          <w:lang w:val="en-US"/>
+        </w:rPr>
+        <w:t>add_subdirectory(Platform)</w:t>
+      </w:r>
+    </w:p>
+    <w:p>
+      <w:pPr>
+        <w:spacing w:line="240" w:lineRule="auto"/>
+        <w:ind w:firstLine="0"/>
+        <w:jc w:val="left"/>
+        <w:rPr>
+          <w:rFonts w:ascii="Courier New" w:hAnsi="Courier New" w:cs="Courier New"/>
+          <w:sz w:val="20"/>
+          <w:szCs w:val="20"/>
+          <w:lang w:val="en-US"/>
+        </w:rPr>
+      </w:pPr>
+      <w:r>
+        <w:rPr>
+          <w:rFonts w:ascii="Courier New" w:hAnsi="Courier New" w:cs="Courier New"/>
+          <w:sz w:val="20"/>
+          <w:szCs w:val="20"/>
+          <w:lang w:val="en-US"/>
+        </w:rPr>
+        <w:t>add_subdirectory(RenderAdapters)</w:t>
+      </w:r>
+    </w:p>
+    <w:p>
+      <w:pPr>
+        <w:spacing w:line="240" w:lineRule="auto"/>
+        <w:ind w:firstLine="0"/>
+        <w:jc w:val="left"/>
+        <w:rPr>
+          <w:rFonts w:ascii="Courier New" w:hAnsi="Courier New" w:cs="Courier New"/>
+          <w:sz w:val="20"/>
+          <w:szCs w:val="20"/>
+          <w:lang w:val="en-US"/>
+        </w:rPr>
+      </w:pPr>
+      <w:r>
+        <w:rPr>
+          <w:rFonts w:ascii="Courier New" w:hAnsi="Courier New" w:cs="Courier New"/>
+          <w:sz w:val="20"/>
+          <w:szCs w:val="20"/>
+          <w:lang w:val="en-US"/>
+        </w:rPr>
+        <w:t>add_subdirectory(Rendering)</w:t>
+      </w:r>
+    </w:p>
+    <w:p>
+      <w:pPr>
+        <w:spacing w:line="240" w:lineRule="auto"/>
+        <w:ind w:firstLine="0"/>
+        <w:jc w:val="left"/>
+        <w:rPr>
+          <w:rFonts w:ascii="Courier New" w:hAnsi="Courier New" w:cs="Courier New"/>
+          <w:sz w:val="20"/>
+          <w:szCs w:val="20"/>
+          <w:lang w:val="en-US"/>
+        </w:rPr>
+      </w:pPr>
+      <w:r>
+        <w:rPr>
+          <w:rFonts w:ascii="Courier New" w:hAnsi="Courier New" w:cs="Courier New"/>
+          <w:sz w:val="20"/>
+          <w:szCs w:val="20"/>
+          <w:lang w:val="en-US"/>
+        </w:rPr>
+        <w:t>add_subdirectory(Scene)</w:t>
+      </w:r>
+    </w:p>
+    <w:p>
+      <w:pPr>
+        <w:spacing w:line="240" w:lineRule="auto"/>
+        <w:ind w:firstLine="0"/>
+        <w:jc w:val="left"/>
+        <w:rPr>
+          <w:rFonts w:ascii="Courier New" w:hAnsi="Courier New" w:cs="Courier New"/>
+          <w:sz w:val="20"/>
+          <w:szCs w:val="20"/>
+          <w:lang w:val="en-US"/>
+        </w:rPr>
+      </w:pPr>
+      <w:r>
+        <w:rPr>
+          <w:rFonts w:ascii="Courier New" w:hAnsi="Courier New" w:cs="Courier New"/>
+          <w:sz w:val="20"/>
+          <w:szCs w:val="20"/>
+          <w:lang w:val="en-US"/>
+        </w:rPr>
+        <w:t>add_subdirectory(States)</w:t>
+      </w:r>
+    </w:p>
+    <w:p>
+      <w:pPr>
+        <w:spacing w:line="240" w:lineRule="auto"/>
+        <w:ind w:firstLine="0"/>
+        <w:jc w:val="left"/>
+        <w:rPr>
+          <w:rFonts w:ascii="Courier New" w:hAnsi="Courier New" w:cs="Courier New"/>
+          <w:sz w:val="20"/>
+          <w:szCs w:val="20"/>
+          <w:lang w:val="en-US"/>
+        </w:rPr>
+      </w:pPr>
+    </w:p>
+    <w:p>
+      <w:pPr>
+        <w:spacing w:line="240" w:lineRule="auto"/>
+        <w:ind w:firstLine="0"/>
+        <w:jc w:val="left"/>
+        <w:rPr>
+          <w:rFonts w:ascii="Courier New" w:hAnsi="Courier New" w:cs="Courier New"/>
+          <w:sz w:val="20"/>
+          <w:szCs w:val="20"/>
+          <w:lang w:val="en-US"/>
+        </w:rPr>
+      </w:pPr>
+      <w:r>
+        <w:rPr>
+          <w:rFonts w:ascii="Courier New" w:hAnsi="Courier New" w:cs="Courier New"/>
+          <w:sz w:val="20"/>
+          <w:szCs w:val="20"/>
+          <w:lang w:val="en-US"/>
+        </w:rPr>
+        <w:t>target_include_directories(NeneEngine</w:t>
+      </w:r>
+    </w:p>
+    <w:p>
+      <w:pPr>
+        <w:spacing w:line="240" w:lineRule="auto"/>
+        <w:ind w:firstLine="0"/>
+        <w:jc w:val="left"/>
+        <w:rPr>
+          <w:rFonts w:ascii="Courier New" w:hAnsi="Courier New" w:cs="Courier New"/>
+          <w:sz w:val="20"/>
+          <w:szCs w:val="20"/>
+          <w:lang w:val="en-US"/>
+        </w:rPr>
+      </w:pPr>
+      <w:r>
+        <w:rPr>
+          <w:rFonts w:ascii="Courier New" w:hAnsi="Courier New" w:cs="Courier New"/>
+          <w:sz w:val="20"/>
+          <w:szCs w:val="20"/>
+          <w:lang w:val="en-US"/>
+        </w:rPr>
+        <w:t xml:space="preserve">    PRIVATE</w:t>
+      </w:r>
+    </w:p>
+    <w:p>
+      <w:pPr>
+        <w:spacing w:line="240" w:lineRule="auto"/>
+        <w:ind w:firstLine="0"/>
+        <w:jc w:val="left"/>
+        <w:rPr>
+          <w:rFonts w:ascii="Courier New" w:hAnsi="Courier New" w:cs="Courier New"/>
+          <w:sz w:val="20"/>
+          <w:szCs w:val="20"/>
+          <w:lang w:val="en-US"/>
+        </w:rPr>
+      </w:pPr>
+      <w:r>
+        <w:rPr>
+          <w:rFonts w:ascii="Courier New" w:hAnsi="Courier New" w:cs="Courier New"/>
+          <w:sz w:val="20"/>
+          <w:szCs w:val="20"/>
+          <w:lang w:val="en-US"/>
+        </w:rPr>
+        <w:t xml:space="preserve">        $&lt;BUILD_INTERFACE:${CMAKE_CURRENT_SOURCE_DIR}/../include&gt;</w:t>
+      </w:r>
+    </w:p>
+    <w:p>
+      <w:pPr>
+        <w:spacing w:line="240" w:lineRule="auto"/>
+        <w:ind w:firstLine="0"/>
+        <w:jc w:val="left"/>
+        <w:rPr>
+          <w:rFonts w:ascii="Courier New" w:hAnsi="Courier New" w:cs="Courier New"/>
+          <w:sz w:val="20"/>
+          <w:szCs w:val="20"/>
+          <w:lang w:val="en-US"/>
+        </w:rPr>
+      </w:pPr>
+      <w:r>
+        <w:rPr>
+          <w:rFonts w:ascii="Courier New" w:hAnsi="Courier New" w:cs="Courier New"/>
+          <w:sz w:val="20"/>
+          <w:szCs w:val="20"/>
+          <w:lang w:val="en-US"/>
+        </w:rPr>
+        <w:t xml:space="preserve">        $&lt;BUILD_INTERFACE:${CMAKE_CURRENT_SOURCE_DIR}/../external&gt;</w:t>
+      </w:r>
+    </w:p>
+    <w:p>
+      <w:pPr>
+        <w:spacing w:line="240" w:lineRule="auto"/>
+        <w:ind w:firstLine="0"/>
+        <w:jc w:val="left"/>
+        <w:rPr>
+          <w:rFonts w:ascii="Courier New" w:hAnsi="Courier New" w:cs="Courier New"/>
+          <w:sz w:val="20"/>
+          <w:szCs w:val="20"/>
+          <w:lang w:val="en-US"/>
+        </w:rPr>
+      </w:pPr>
+      <w:r>
+        <w:rPr>
+          <w:rFonts w:ascii="Courier New" w:hAnsi="Courier New" w:cs="Courier New"/>
+          <w:sz w:val="20"/>
+          <w:szCs w:val="20"/>
+          <w:lang w:val="en-US"/>
+        </w:rPr>
+        <w:t>)</w:t>
+      </w:r>
+    </w:p>
+    <w:p>
+      <w:pPr>
+        <w:spacing w:line="240" w:lineRule="auto"/>
+        <w:ind w:firstLine="0"/>
+        <w:jc w:val="left"/>
+        <w:rPr>
+          <w:rFonts w:ascii="Courier New" w:hAnsi="Courier New" w:cs="Courier New"/>
+          <w:sz w:val="20"/>
+          <w:szCs w:val="20"/>
+          <w:lang w:val="en-US"/>
+        </w:rPr>
+      </w:pPr>
+    </w:p>
+    <w:p>
+      <w:pPr>
+        <w:spacing w:line="240" w:lineRule="auto"/>
+        <w:ind w:firstLine="0"/>
+        <w:jc w:val="left"/>
+        <w:rPr>
+          <w:rFonts w:ascii="Courier New" w:hAnsi="Courier New" w:cs="Courier New"/>
+          <w:sz w:val="20"/>
+          <w:szCs w:val="20"/>
+          <w:lang w:val="en-US"/>
+        </w:rPr>
+      </w:pPr>
+      <w:r>
+        <w:rPr>
+          <w:rFonts w:ascii="Courier New" w:hAnsi="Courier New" w:cs="Courier New"/>
+          <w:sz w:val="20"/>
+          <w:szCs w:val="20"/>
+          <w:lang w:val="en-US"/>
+        </w:rPr>
+        <w:t>find_package(spdlog         CONFIG REQUIRED)</w:t>
+      </w:r>
+    </w:p>
+    <w:p>
+      <w:pPr>
+        <w:spacing w:line="240" w:lineRule="auto"/>
+        <w:ind w:firstLine="0"/>
+        <w:jc w:val="left"/>
+        <w:rPr>
+          <w:rFonts w:ascii="Courier New" w:hAnsi="Courier New" w:cs="Courier New"/>
+          <w:sz w:val="20"/>
+          <w:szCs w:val="20"/>
+          <w:lang w:val="en-US"/>
+        </w:rPr>
+      </w:pPr>
+      <w:r>
+        <w:rPr>
+          <w:rFonts w:ascii="Courier New" w:hAnsi="Courier New" w:cs="Courier New"/>
+          <w:sz w:val="20"/>
+          <w:szCs w:val="20"/>
+          <w:lang w:val="en-US"/>
+        </w:rPr>
+        <w:t>find_package(assimp         CONFIG REQUIRED)</w:t>
+      </w:r>
+    </w:p>
+    <w:p>
+      <w:pPr>
+        <w:spacing w:line="240" w:lineRule="auto"/>
+        <w:ind w:firstLine="0"/>
+        <w:jc w:val="left"/>
+        <w:rPr>
+          <w:rFonts w:ascii="Courier New" w:hAnsi="Courier New" w:cs="Courier New"/>
+          <w:sz w:val="20"/>
+          <w:szCs w:val="20"/>
+          <w:lang w:val="en-US"/>
+        </w:rPr>
+      </w:pPr>
+      <w:r>
+        <w:rPr>
+          <w:rFonts w:ascii="Courier New" w:hAnsi="Courier New" w:cs="Courier New"/>
+          <w:sz w:val="20"/>
+          <w:szCs w:val="20"/>
+          <w:lang w:val="en-US"/>
+        </w:rPr>
+        <w:t>find_package(nlohmann_json  CONFIG REQUIRED)</w:t>
+      </w:r>
+    </w:p>
+    <w:p>
+      <w:pPr>
+        <w:spacing w:line="240" w:lineRule="auto"/>
+        <w:ind w:firstLine="0"/>
+        <w:jc w:val="left"/>
+        <w:rPr>
+          <w:rFonts w:ascii="Courier New" w:hAnsi="Courier New" w:cs="Courier New"/>
+          <w:sz w:val="20"/>
+          <w:szCs w:val="20"/>
+          <w:lang w:val="en-US"/>
+        </w:rPr>
+      </w:pPr>
+      <w:r>
+        <w:rPr>
+          <w:rFonts w:ascii="Courier New" w:hAnsi="Courier New" w:cs="Courier New"/>
+          <w:sz w:val="20"/>
+          <w:szCs w:val="20"/>
+          <w:lang w:val="en-US"/>
+        </w:rPr>
+        <w:t>find_package(EASTL          CONFIG REQUIRED)</w:t>
+      </w:r>
+    </w:p>
+    <w:p>
+      <w:pPr>
+        <w:spacing w:line="240" w:lineRule="auto"/>
+        <w:ind w:firstLine="0"/>
+        <w:jc w:val="left"/>
+        <w:rPr>
+          <w:rFonts w:ascii="Courier New" w:hAnsi="Courier New" w:cs="Courier New"/>
+          <w:sz w:val="20"/>
+          <w:szCs w:val="20"/>
+          <w:lang w:val="en-US"/>
+        </w:rPr>
+      </w:pPr>
+      <w:r>
+        <w:rPr>
+          <w:rFonts w:ascii="Courier New" w:hAnsi="Courier New" w:cs="Courier New"/>
+          <w:sz w:val="20"/>
+          <w:szCs w:val="20"/>
+          <w:lang w:val="en-US"/>
+        </w:rPr>
+        <w:t>find_package(EnTT           CONFIG REQUIRED)</w:t>
+      </w:r>
+    </w:p>
+    <w:p>
+      <w:pPr>
+        <w:spacing w:line="240" w:lineRule="auto"/>
+        <w:ind w:firstLine="0"/>
+        <w:jc w:val="left"/>
+        <w:rPr>
+          <w:rFonts w:ascii="Courier New" w:hAnsi="Courier New" w:cs="Courier New"/>
+          <w:sz w:val="20"/>
+          <w:szCs w:val="20"/>
+          <w:lang w:val="en-US"/>
+        </w:rPr>
+      </w:pPr>
+      <w:r>
+        <w:rPr>
+          <w:rFonts w:ascii="Courier New" w:hAnsi="Courier New" w:cs="Courier New"/>
+          <w:sz w:val="20"/>
+          <w:szCs w:val="20"/>
+          <w:lang w:val="en-US"/>
+        </w:rPr>
+        <w:t>find_package(glm            CONFIG REQUIRED)</w:t>
+      </w:r>
+    </w:p>
+    <w:p>
+      <w:pPr>
+        <w:spacing w:line="240" w:lineRule="auto"/>
+        <w:ind w:firstLine="0"/>
+        <w:jc w:val="left"/>
+        <w:rPr>
+          <w:rFonts w:ascii="Courier New" w:hAnsi="Courier New" w:cs="Courier New"/>
+          <w:sz w:val="20"/>
+          <w:szCs w:val="20"/>
+          <w:lang w:val="en-US"/>
+        </w:rPr>
+      </w:pPr>
+      <w:r>
+        <w:rPr>
+          <w:rFonts w:ascii="Courier New" w:hAnsi="Courier New" w:cs="Courier New"/>
+          <w:sz w:val="20"/>
+          <w:szCs w:val="20"/>
+          <w:lang w:val="en-US"/>
+        </w:rPr>
+        <w:t>find_package(Stb            MODULE REQUIRED)</w:t>
+      </w:r>
+    </w:p>
+    <w:p>
+      <w:pPr>
+        <w:spacing w:line="240" w:lineRule="auto"/>
+        <w:ind w:firstLine="0"/>
+        <w:jc w:val="left"/>
+        <w:rPr>
+          <w:rFonts w:ascii="Courier New" w:hAnsi="Courier New" w:cs="Courier New"/>
+          <w:sz w:val="20"/>
+          <w:szCs w:val="20"/>
+          <w:lang w:val="en-US"/>
+        </w:rPr>
+      </w:pPr>
+    </w:p>
+    <w:p>
+      <w:pPr>
+        <w:spacing w:line="240" w:lineRule="auto"/>
+        <w:ind w:firstLine="0"/>
+        <w:jc w:val="left"/>
+        <w:rPr>
+          <w:rFonts w:ascii="Courier New" w:hAnsi="Courier New" w:cs="Courier New"/>
+          <w:sz w:val="20"/>
+          <w:szCs w:val="20"/>
+          <w:lang w:val="en-US"/>
+        </w:rPr>
+      </w:pPr>
+      <w:r>
+        <w:rPr>
+          <w:rFonts w:ascii="Courier New" w:hAnsi="Courier New" w:cs="Courier New"/>
+          <w:sz w:val="20"/>
+          <w:szCs w:val="20"/>
+          <w:lang w:val="en-US"/>
+        </w:rPr>
+        <w:t>target_include_directories(NeneEngine PRIVATE ${Stb_INCLUDE_DIR})</w:t>
+      </w:r>
+    </w:p>
+    <w:p>
+      <w:pPr>
+        <w:spacing w:line="240" w:lineRule="auto"/>
+        <w:ind w:firstLine="0"/>
+        <w:jc w:val="left"/>
+        <w:rPr>
+          <w:rFonts w:ascii="Courier New" w:hAnsi="Courier New" w:cs="Courier New"/>
+          <w:sz w:val="20"/>
+          <w:szCs w:val="20"/>
+          <w:lang w:val="en-US"/>
+        </w:rPr>
+      </w:pPr>
+    </w:p>
+    <w:p>
+      <w:pPr>
+        <w:spacing w:line="240" w:lineRule="auto"/>
+        <w:ind w:firstLine="0"/>
+        <w:jc w:val="left"/>
+        <w:rPr>
+          <w:rFonts w:ascii="Courier New" w:hAnsi="Courier New" w:cs="Courier New"/>
+          <w:sz w:val="20"/>
+          <w:szCs w:val="20"/>
+          <w:lang w:val="en-US"/>
+        </w:rPr>
+      </w:pPr>
+      <w:r>
+        <w:rPr>
+          <w:rFonts w:ascii="Courier New" w:hAnsi="Courier New" w:cs="Courier New"/>
+          <w:sz w:val="20"/>
+          <w:szCs w:val="20"/>
+          <w:lang w:val="en-US"/>
+        </w:rPr>
+        <w:t>target_link_libraries(NeneEngine</w:t>
+      </w:r>
+    </w:p>
+    <w:p>
+      <w:pPr>
+        <w:spacing w:line="240" w:lineRule="auto"/>
+        <w:ind w:firstLine="0"/>
+        <w:jc w:val="left"/>
+        <w:rPr>
+          <w:rFonts w:ascii="Courier New" w:hAnsi="Courier New" w:cs="Courier New"/>
+          <w:sz w:val="20"/>
+          <w:szCs w:val="20"/>
+          <w:lang w:val="en-US"/>
+        </w:rPr>
+      </w:pPr>
+      <w:r>
+        <w:rPr>
+          <w:rFonts w:ascii="Courier New" w:hAnsi="Courier New" w:cs="Courier New"/>
+          <w:sz w:val="20"/>
+          <w:szCs w:val="20"/>
+          <w:lang w:val="en-US"/>
+        </w:rPr>
+        <w:t xml:space="preserve">    PRIVATE</w:t>
+      </w:r>
+    </w:p>
+    <w:p>
+      <w:pPr>
+        <w:spacing w:line="240" w:lineRule="auto"/>
+        <w:ind w:firstLine="0"/>
+        <w:jc w:val="left"/>
+        <w:rPr>
+          <w:rFonts w:ascii="Courier New" w:hAnsi="Courier New" w:cs="Courier New"/>
+          <w:sz w:val="20"/>
+          <w:szCs w:val="20"/>
+          <w:lang w:val="en-US"/>
+        </w:rPr>
+      </w:pPr>
+      <w:r>
+        <w:rPr>
+          <w:rFonts w:ascii="Courier New" w:hAnsi="Courier New" w:cs="Courier New"/>
+          <w:sz w:val="20"/>
+          <w:szCs w:val="20"/>
+          <w:lang w:val="en-US"/>
+        </w:rPr>
+        <w:t xml:space="preserve">        assimp::assimp</w:t>
+      </w:r>
+    </w:p>
+    <w:p>
+      <w:pPr>
+        <w:spacing w:line="240" w:lineRule="auto"/>
+        <w:ind w:firstLine="0"/>
+        <w:jc w:val="left"/>
+        <w:rPr>
+          <w:rFonts w:ascii="Courier New" w:hAnsi="Courier New" w:cs="Courier New"/>
+          <w:sz w:val="20"/>
+          <w:szCs w:val="20"/>
+          <w:lang w:val="en-US"/>
+        </w:rPr>
+      </w:pPr>
+      <w:r>
+        <w:rPr>
+          <w:rFonts w:ascii="Courier New" w:hAnsi="Courier New" w:cs="Courier New"/>
+          <w:sz w:val="20"/>
+          <w:szCs w:val="20"/>
+          <w:lang w:val="en-US"/>
+        </w:rPr>
+        <w:t xml:space="preserve">        spdlog::spdlog</w:t>
+      </w:r>
+    </w:p>
+    <w:p>
+      <w:pPr>
+        <w:spacing w:line="240" w:lineRule="auto"/>
+        <w:ind w:firstLine="0"/>
+        <w:jc w:val="left"/>
+        <w:rPr>
+          <w:rFonts w:ascii="Courier New" w:hAnsi="Courier New" w:cs="Courier New"/>
+          <w:sz w:val="20"/>
+          <w:szCs w:val="20"/>
+          <w:lang w:val="en-US"/>
+        </w:rPr>
+      </w:pPr>
+      <w:r>
+        <w:rPr>
+          <w:rFonts w:ascii="Courier New" w:hAnsi="Courier New" w:cs="Courier New"/>
+          <w:sz w:val="20"/>
+          <w:szCs w:val="20"/>
+          <w:lang w:val="en-US"/>
+        </w:rPr>
+        <w:t xml:space="preserve">        nlohmann_json::nlohmann_json</w:t>
+      </w:r>
+    </w:p>
+    <w:p>
+      <w:pPr>
+        <w:spacing w:line="240" w:lineRule="auto"/>
+        <w:ind w:firstLine="0"/>
+        <w:jc w:val="left"/>
+        <w:rPr>
+          <w:rFonts w:ascii="Courier New" w:hAnsi="Courier New" w:cs="Courier New"/>
+          <w:sz w:val="20"/>
+          <w:szCs w:val="20"/>
+          <w:lang w:val="en-US"/>
+        </w:rPr>
+      </w:pPr>
+      <w:r>
+        <w:rPr>
+          <w:rFonts w:ascii="Courier New" w:hAnsi="Courier New" w:cs="Courier New"/>
+          <w:sz w:val="20"/>
+          <w:szCs w:val="20"/>
+          <w:lang w:val="en-US"/>
+        </w:rPr>
+        <w:t xml:space="preserve">        EASTL</w:t>
+      </w:r>
+    </w:p>
+    <w:p>
+      <w:pPr>
+        <w:spacing w:line="240" w:lineRule="auto"/>
+        <w:ind w:firstLine="0"/>
+        <w:jc w:val="left"/>
+        <w:rPr>
+          <w:rFonts w:ascii="Courier New" w:hAnsi="Courier New" w:cs="Courier New"/>
+          <w:sz w:val="20"/>
+          <w:szCs w:val="20"/>
+          <w:lang w:val="en-US"/>
+        </w:rPr>
+      </w:pPr>
+      <w:r>
+        <w:rPr>
+          <w:rFonts w:ascii="Courier New" w:hAnsi="Courier New" w:cs="Courier New"/>
+          <w:sz w:val="20"/>
+          <w:szCs w:val="20"/>
+          <w:lang w:val="en-US"/>
+        </w:rPr>
+        <w:t xml:space="preserve">        EnTT::EnTT</w:t>
+      </w:r>
+    </w:p>
+    <w:p>
+      <w:pPr>
+        <w:spacing w:line="240" w:lineRule="auto"/>
+        <w:ind w:firstLine="0"/>
+        <w:jc w:val="left"/>
+        <w:rPr>
+          <w:rFonts w:ascii="Courier New" w:hAnsi="Courier New" w:cs="Courier New"/>
+          <w:sz w:val="20"/>
+          <w:szCs w:val="20"/>
+          <w:lang w:val="en-US"/>
+        </w:rPr>
+      </w:pPr>
+      <w:r>
+        <w:rPr>
+          <w:rFonts w:ascii="Courier New" w:hAnsi="Courier New" w:cs="Courier New"/>
+          <w:sz w:val="20"/>
+          <w:szCs w:val="20"/>
+          <w:lang w:val="en-US"/>
+        </w:rPr>
+        <w:t xml:space="preserve">        glm::glm</w:t>
+      </w:r>
+    </w:p>
+    <w:p>
+      <w:pPr>
+        <w:spacing w:line="240" w:lineRule="auto"/>
+        <w:ind w:firstLine="0"/>
+        <w:jc w:val="left"/>
+        <w:rPr>
+          <w:rFonts w:ascii="Courier New" w:hAnsi="Courier New" w:cs="Courier New"/>
+          <w:sz w:val="20"/>
+          <w:szCs w:val="20"/>
+          <w:lang w:val="en-US"/>
+        </w:rPr>
+      </w:pPr>
+      <w:r>
+        <w:rPr>
+          <w:rFonts w:ascii="Courier New" w:hAnsi="Courier New" w:cs="Courier New"/>
+          <w:sz w:val="20"/>
+          <w:szCs w:val="20"/>
+          <w:lang w:val="en-US"/>
+        </w:rPr>
+        <w:t xml:space="preserve">        Diligent-Win32Platform</w:t>
+      </w:r>
+    </w:p>
+    <w:p>
+      <w:pPr>
+        <w:spacing w:line="240" w:lineRule="auto"/>
+        <w:ind w:firstLine="0"/>
+        <w:jc w:val="left"/>
+        <w:rPr>
+          <w:rFonts w:ascii="Courier New" w:hAnsi="Courier New" w:cs="Courier New"/>
+          <w:sz w:val="20"/>
+          <w:szCs w:val="20"/>
+          <w:lang w:val="en-US"/>
+        </w:rPr>
+      </w:pPr>
+      <w:r>
+        <w:rPr>
+          <w:rFonts w:ascii="Courier New" w:hAnsi="Courier New" w:cs="Courier New"/>
+          <w:sz w:val="20"/>
+          <w:szCs w:val="20"/>
+          <w:lang w:val="en-US"/>
+        </w:rPr>
+        <w:t xml:space="preserve">        Diligent-GraphicsEngineD3D12-shared</w:t>
+      </w:r>
+    </w:p>
+    <w:p>
+      <w:pPr>
+        <w:spacing w:line="240" w:lineRule="auto"/>
+        <w:ind w:firstLine="0"/>
+        <w:jc w:val="left"/>
+        <w:rPr>
+          <w:rFonts w:ascii="Courier New" w:hAnsi="Courier New" w:cs="Courier New"/>
+          <w:sz w:val="20"/>
+          <w:szCs w:val="20"/>
+          <w:lang w:val="en-US"/>
+        </w:rPr>
+      </w:pPr>
+      <w:r>
+        <w:rPr>
+          <w:rFonts w:ascii="Courier New" w:hAnsi="Courier New" w:cs="Courier New"/>
+          <w:sz w:val="20"/>
+          <w:szCs w:val="20"/>
+          <w:lang w:val="en-US"/>
+        </w:rPr>
+        <w:t xml:space="preserve">        Diligent-TextureLoader</w:t>
+      </w:r>
+    </w:p>
+    <w:p>
+      <w:pPr>
+        <w:spacing w:line="240" w:lineRule="auto"/>
+        <w:ind w:firstLine="0"/>
+        <w:jc w:val="left"/>
+        <w:rPr>
+          <w:rFonts w:ascii="Courier New" w:hAnsi="Courier New" w:cs="Courier New"/>
+          <w:sz w:val="20"/>
+          <w:szCs w:val="20"/>
+          <w:lang w:val="en-US"/>
+        </w:rPr>
+      </w:pPr>
+      <w:r>
+        <w:rPr>
+          <w:rFonts w:ascii="Courier New" w:hAnsi="Courier New" w:cs="Courier New"/>
+          <w:sz w:val="20"/>
+          <w:szCs w:val="20"/>
+          <w:lang w:val="en-US"/>
+        </w:rPr>
+        <w:t>)</w:t>
+      </w:r>
+    </w:p>
+    <w:p>
+      <w:pPr>
+        <w:spacing w:line="240" w:lineRule="auto"/>
+        <w:ind w:firstLine="0"/>
+        <w:jc w:val="left"/>
+        <w:rPr>
+          <w:rFonts w:ascii="Courier New" w:hAnsi="Courier New" w:cs="Courier New"/>
+          <w:sz w:val="20"/>
+          <w:szCs w:val="20"/>
+          <w:lang w:val="en-US"/>
+        </w:rPr>
+      </w:pPr>
+    </w:p>
+    <w:p>
+      <w:pPr>
+        <w:spacing w:line="240" w:lineRule="auto"/>
+        <w:ind w:firstLine="0"/>
+        <w:jc w:val="left"/>
+        <w:rPr>
+          <w:rFonts w:ascii="Courier New" w:hAnsi="Courier New" w:cs="Courier New"/>
+          <w:sz w:val="20"/>
+          <w:szCs w:val="20"/>
+          <w:lang w:val="en-US"/>
+        </w:rPr>
+      </w:pPr>
+      <w:r>
+        <w:rPr>
+          <w:rFonts w:ascii="Courier New" w:hAnsi="Courier New" w:cs="Courier New"/>
+          <w:sz w:val="20"/>
+          <w:szCs w:val="20"/>
+          <w:lang w:val="en-US"/>
+        </w:rPr>
+        <w:t>if(EXISTS "${CMAKE_BINARY_DIR}/vcpkg_installed/x64-windows/debug/bin")</w:t>
+      </w:r>
+    </w:p>
+    <w:p>
+      <w:pPr>
+        <w:spacing w:line="240" w:lineRule="auto"/>
+        <w:ind w:firstLine="0"/>
+        <w:jc w:val="left"/>
+        <w:rPr>
+          <w:rFonts w:ascii="Courier New" w:hAnsi="Courier New" w:cs="Courier New"/>
+          <w:sz w:val="20"/>
+          <w:szCs w:val="20"/>
+          <w:lang w:val="en-US"/>
+        </w:rPr>
+      </w:pPr>
+      <w:r>
+        <w:rPr>
+          <w:rFonts w:ascii="Courier New" w:hAnsi="Courier New" w:cs="Courier New"/>
+          <w:sz w:val="20"/>
+          <w:szCs w:val="20"/>
+          <w:lang w:val="en-US"/>
+        </w:rPr>
+        <w:t xml:space="preserve">    file(GLOB NENEENGINE_VCPKG_DEBUG_DLLS "${CMAKE_BINARY_DIR}/vcpkg_installed/x64-windows/debug/bin/*.dll")</w:t>
+      </w:r>
+    </w:p>
+    <w:p>
+      <w:pPr>
+        <w:spacing w:line="240" w:lineRule="auto"/>
+        <w:ind w:firstLine="0"/>
+        <w:jc w:val="left"/>
+        <w:rPr>
+          <w:rFonts w:ascii="Courier New" w:hAnsi="Courier New" w:cs="Courier New"/>
+          <w:sz w:val="20"/>
+          <w:szCs w:val="20"/>
+          <w:lang w:val="en-US"/>
+        </w:rPr>
+      </w:pPr>
+      <w:r>
+        <w:rPr>
+          <w:rFonts w:ascii="Courier New" w:hAnsi="Courier New" w:cs="Courier New"/>
+          <w:sz w:val="20"/>
+          <w:szCs w:val="20"/>
+          <w:lang w:val="en-US"/>
+        </w:rPr>
+        <w:t xml:space="preserve">    if(NENEENGINE_VCPKG_DEBUG_DLLS)</w:t>
+      </w:r>
+    </w:p>
+    <w:p>
+      <w:pPr>
+        <w:spacing w:line="240" w:lineRule="auto"/>
+        <w:ind w:firstLine="0"/>
+        <w:jc w:val="left"/>
+        <w:rPr>
+          <w:rFonts w:ascii="Courier New" w:hAnsi="Courier New" w:cs="Courier New"/>
+          <w:sz w:val="20"/>
+          <w:szCs w:val="20"/>
+          <w:lang w:val="en-US"/>
+        </w:rPr>
+      </w:pPr>
+      <w:r>
+        <w:rPr>
+          <w:rFonts w:ascii="Courier New" w:hAnsi="Courier New" w:cs="Courier New"/>
+          <w:sz w:val="20"/>
+          <w:szCs w:val="20"/>
+          <w:lang w:val="en-US"/>
+        </w:rPr>
+        <w:t xml:space="preserve">        add_custom_command(TARGET NeneEngine POST_BUILD</w:t>
+      </w:r>
+    </w:p>
+    <w:p>
+      <w:pPr>
+        <w:spacing w:line="240" w:lineRule="auto"/>
+        <w:ind w:firstLine="0"/>
+        <w:jc w:val="left"/>
+        <w:rPr>
+          <w:rFonts w:ascii="Courier New" w:hAnsi="Courier New" w:cs="Courier New"/>
+          <w:sz w:val="20"/>
+          <w:szCs w:val="20"/>
+          <w:lang w:val="en-US"/>
+        </w:rPr>
+      </w:pPr>
+      <w:r>
+        <w:rPr>
+          <w:rFonts w:ascii="Courier New" w:hAnsi="Courier New" w:cs="Courier New"/>
+          <w:sz w:val="20"/>
+          <w:szCs w:val="20"/>
+          <w:lang w:val="en-US"/>
+        </w:rPr>
+        <w:t xml:space="preserve">            COMMAND ${CMAKE_COMMAND} -E copy_if_different</w:t>
+      </w:r>
+    </w:p>
+    <w:p>
+      <w:pPr>
+        <w:spacing w:line="240" w:lineRule="auto"/>
+        <w:ind w:firstLine="0"/>
+        <w:jc w:val="left"/>
+        <w:rPr>
+          <w:rFonts w:ascii="Courier New" w:hAnsi="Courier New" w:cs="Courier New"/>
+          <w:sz w:val="20"/>
+          <w:szCs w:val="20"/>
+          <w:lang w:val="en-US"/>
+        </w:rPr>
+      </w:pPr>
+      <w:r>
+        <w:rPr>
+          <w:rFonts w:ascii="Courier New" w:hAnsi="Courier New" w:cs="Courier New"/>
+          <w:sz w:val="20"/>
+          <w:szCs w:val="20"/>
+          <w:lang w:val="en-US"/>
+        </w:rPr>
+        <w:t xml:space="preserve">                ${NENEENGINE_VCPKG_DEBUG_DLLS}</w:t>
+      </w:r>
+    </w:p>
+    <w:p>
+      <w:pPr>
+        <w:spacing w:line="240" w:lineRule="auto"/>
+        <w:ind w:firstLine="0"/>
+        <w:jc w:val="left"/>
+        <w:rPr>
+          <w:rFonts w:ascii="Courier New" w:hAnsi="Courier New" w:cs="Courier New"/>
+          <w:sz w:val="20"/>
+          <w:szCs w:val="20"/>
+          <w:lang w:val="en-US"/>
+        </w:rPr>
+      </w:pPr>
+      <w:r>
+        <w:rPr>
+          <w:rFonts w:ascii="Courier New" w:hAnsi="Courier New" w:cs="Courier New"/>
+          <w:sz w:val="20"/>
+          <w:szCs w:val="20"/>
+          <w:lang w:val="en-US"/>
+        </w:rPr>
+        <w:t xml:space="preserve">                $&lt;TARGET_FILE_DIR:NeneEngine&gt;</w:t>
+      </w:r>
+    </w:p>
+    <w:p>
+      <w:pPr>
+        <w:spacing w:line="240" w:lineRule="auto"/>
+        <w:ind w:firstLine="0"/>
+        <w:jc w:val="left"/>
+        <w:rPr>
+          <w:rFonts w:ascii="Courier New" w:hAnsi="Courier New" w:cs="Courier New"/>
+          <w:sz w:val="20"/>
+          <w:szCs w:val="20"/>
+          <w:lang w:val="en-US"/>
+        </w:rPr>
+      </w:pPr>
+      <w:r>
+        <w:rPr>
+          <w:rFonts w:ascii="Courier New" w:hAnsi="Courier New" w:cs="Courier New"/>
+          <w:sz w:val="20"/>
+          <w:szCs w:val="20"/>
+          <w:lang w:val="en-US"/>
+        </w:rPr>
+        <w:lastRenderedPageBreak/>
+        <w:t xml:space="preserve">            COMMAND_EXPAND_LISTS</w:t>
+      </w:r>
+    </w:p>
+    <w:p>
+      <w:pPr>
+        <w:spacing w:line="240" w:lineRule="auto"/>
+        <w:ind w:firstLine="0"/>
+        <w:jc w:val="left"/>
+        <w:rPr>
+          <w:rFonts w:ascii="Courier New" w:hAnsi="Courier New" w:cs="Courier New"/>
+          <w:sz w:val="20"/>
+          <w:szCs w:val="20"/>
+          <w:lang w:val="en-US"/>
+        </w:rPr>
+      </w:pPr>
+      <w:r>
+        <w:rPr>
+          <w:rFonts w:ascii="Courier New" w:hAnsi="Courier New" w:cs="Courier New"/>
+          <w:sz w:val="20"/>
+          <w:szCs w:val="20"/>
+          <w:lang w:val="en-US"/>
+        </w:rPr>
+        <w:t xml:space="preserve">        )</w:t>
+      </w:r>
+    </w:p>
+    <w:p>
+      <w:pPr>
+        <w:spacing w:line="240" w:lineRule="auto"/>
+        <w:ind w:firstLine="0"/>
+        <w:jc w:val="left"/>
+        <w:rPr>
+          <w:rFonts w:ascii="Courier New" w:hAnsi="Courier New" w:cs="Courier New"/>
+          <w:sz w:val="20"/>
+          <w:szCs w:val="20"/>
+          <w:lang w:val="en-US"/>
+        </w:rPr>
+      </w:pPr>
+      <w:r>
+        <w:rPr>
+          <w:rFonts w:ascii="Courier New" w:hAnsi="Courier New" w:cs="Courier New"/>
+          <w:sz w:val="20"/>
+          <w:szCs w:val="20"/>
+          <w:lang w:val="en-US"/>
+        </w:rPr>
+        <w:t xml:space="preserve">    endif()</w:t>
+      </w:r>
+    </w:p>
+    <w:p>
+      <w:pPr>
+        <w:spacing w:line="240" w:lineRule="auto"/>
+        <w:ind w:firstLine="0"/>
+        <w:jc w:val="left"/>
+        <w:rPr>
+          <w:rFonts w:ascii="Courier New" w:hAnsi="Courier New" w:cs="Courier New"/>
+          <w:sz w:val="20"/>
+          <w:szCs w:val="20"/>
+          <w:lang w:val="en-US"/>
+        </w:rPr>
+      </w:pPr>
+      <w:r>
+        <w:rPr>
+          <w:rFonts w:ascii="Courier New" w:hAnsi="Courier New" w:cs="Courier New"/>
+          <w:sz w:val="20"/>
+          <w:szCs w:val="20"/>
+          <w:lang w:val="en-US"/>
+        </w:rPr>
+        <w:t>endif()</w:t>
+      </w:r>
+    </w:p>
+    <w:p>
+      <w:pPr>
+        <w:spacing w:line="240" w:lineRule="auto"/>
+        <w:ind w:firstLine="0"/>
+        <w:jc w:val="left"/>
+        <w:rPr>
+          <w:rFonts w:ascii="Courier New" w:hAnsi="Courier New" w:cs="Courier New"/>
+          <w:sz w:val="20"/>
+          <w:szCs w:val="20"/>
+          <w:lang w:val="en-US"/>
+        </w:rPr>
+      </w:pPr>
+    </w:p>
+    <w:p>
+      <w:pPr>
+        <w:spacing w:line="240" w:lineRule="auto"/>
+        <w:ind w:firstLine="0"/>
+        <w:jc w:val="left"/>
+        <w:rPr>
+          <w:rFonts w:ascii="Courier New" w:hAnsi="Courier New" w:cs="Courier New"/>
+          <w:sz w:val="20"/>
+          <w:szCs w:val="20"/>
+          <w:lang w:val="en-US"/>
+        </w:rPr>
+      </w:pPr>
+      <w:r>
+        <w:rPr>
+          <w:rFonts w:ascii="Courier New" w:hAnsi="Courier New" w:cs="Courier New"/>
+          <w:sz w:val="20"/>
+          <w:szCs w:val="20"/>
+          <w:lang w:val="en-US"/>
+        </w:rPr>
+        <w:t>if(COMMAND copy_required_dlls)</w:t>
+      </w:r>
+    </w:p>
+    <w:p>
+      <w:pPr>
+        <w:spacing w:line="240" w:lineRule="auto"/>
+        <w:ind w:firstLine="0"/>
+        <w:jc w:val="left"/>
+        <w:rPr>
+          <w:rFonts w:ascii="Courier New" w:hAnsi="Courier New" w:cs="Courier New"/>
+          <w:sz w:val="20"/>
+          <w:szCs w:val="20"/>
+          <w:lang w:val="en-US"/>
+        </w:rPr>
+      </w:pPr>
+      <w:r>
+        <w:rPr>
+          <w:rFonts w:ascii="Courier New" w:hAnsi="Courier New" w:cs="Courier New"/>
+          <w:sz w:val="20"/>
+          <w:szCs w:val="20"/>
+          <w:lang w:val="en-US"/>
+        </w:rPr>
+        <w:t xml:space="preserve">    copy_required_dlls(NeneEngine)</w:t>
+      </w:r>
+    </w:p>
+    <w:p>
+      <w:pPr>
+        <w:spacing w:line="240" w:lineRule="auto"/>
+        <w:ind w:firstLine="0"/>
+        <w:jc w:val="left"/>
+        <w:rPr>
+          <w:rFonts w:ascii="Courier New" w:hAnsi="Courier New" w:cs="Courier New"/>
+          <w:sz w:val="20"/>
+          <w:szCs w:val="20"/>
+          <w:lang w:val="en-US"/>
+        </w:rPr>
+      </w:pPr>
+      <w:r>
+        <w:rPr>
+          <w:rFonts w:ascii="Courier New" w:hAnsi="Courier New" w:cs="Courier New"/>
+          <w:sz w:val="20"/>
+          <w:szCs w:val="20"/>
+          <w:lang w:val="en-US"/>
+        </w:rPr>
+        <w:t>else()</w:t>
+      </w:r>
+    </w:p>
+    <w:p>
+      <w:pPr>
+        <w:spacing w:line="240" w:lineRule="auto"/>
+        <w:ind w:firstLine="0"/>
+        <w:jc w:val="left"/>
+        <w:rPr>
+          <w:rFonts w:ascii="Courier New" w:hAnsi="Courier New" w:cs="Courier New"/>
+          <w:sz w:val="20"/>
+          <w:szCs w:val="20"/>
+          <w:lang w:val="en-US"/>
+        </w:rPr>
+      </w:pPr>
+      <w:r>
+        <w:rPr>
+          <w:rFonts w:ascii="Courier New" w:hAnsi="Courier New" w:cs="Courier New"/>
+          <w:sz w:val="20"/>
+          <w:szCs w:val="20"/>
+          <w:lang w:val="en-US"/>
+        </w:rPr>
+        <w:t xml:space="preserve">    message(WARNING "copy_required_dlls was not found; Diligent may not be configured correctly")</w:t>
+      </w:r>
+    </w:p>
+    <w:p>
+      <w:pPr>
+        <w:spacing w:line="240" w:lineRule="auto"/>
+        <w:ind w:firstLine="0"/>
+        <w:jc w:val="left"/>
+        <w:rPr>
+          <w:rFonts w:ascii="Courier New" w:hAnsi="Courier New" w:cs="Courier New"/>
+          <w:sz w:val="20"/>
+          <w:szCs w:val="20"/>
+          <w:lang w:val="en-US"/>
+        </w:rPr>
+      </w:pPr>
+      <w:r>
+        <w:rPr>
+          <w:rFonts w:ascii="Courier New" w:hAnsi="Courier New" w:cs="Courier New"/>
+          <w:sz w:val="20"/>
+          <w:szCs w:val="20"/>
+          <w:lang w:val="en-US"/>
+        </w:rPr>
+        <w:t>endif()</w:t>
+      </w:r>
+    </w:p>
+    <w:p>
+      <w:pPr>
+        <w:spacing w:line="240" w:lineRule="auto"/>
+        <w:ind w:firstLine="0"/>
+        <w:jc w:val="left"/>
+        <w:rPr>
+          <w:rFonts w:ascii="Courier New" w:hAnsi="Courier New" w:cs="Courier New"/>
+          <w:sz w:val="20"/>
+          <w:szCs w:val="20"/>
+          <w:lang w:val="en-US"/>
+        </w:rPr>
+      </w:pPr>
+    </w:p>
+    <w:p>
+      <w:pPr>
+        <w:spacing w:line="240" w:lineRule="auto"/>
+        <w:ind w:firstLine="0"/>
+        <w:jc w:val="left"/>
+        <w:rPr>
+          <w:rFonts w:ascii="Courier New" w:hAnsi="Courier New" w:cs="Courier New"/>
+          <w:sz w:val="20"/>
+          <w:szCs w:val="20"/>
+          <w:lang w:val="en-US"/>
+        </w:rPr>
+      </w:pPr>
+      <w:r>
+        <w:rPr>
+          <w:rFonts w:ascii="Courier New" w:hAnsi="Courier New" w:cs="Courier New"/>
+          <w:sz w:val="20"/>
+          <w:szCs w:val="20"/>
+          <w:lang w:val="en-US"/>
+        </w:rPr>
+        <w:t>target_compile_features(NeneEngine PRIVATE cxx_std_20)</w:t>
+      </w:r>
     </w:p>
     <w:sectPr>
-      <w:footerReference w:type="first" r:id="rId26"/>
+      <w:footerReference w:type="first" r:id="rId30"/>
       <w:pgSz w:w="11906" w:h="16838" w:code="9"/>
       <w:pgMar w:top="992" w:right="567" w:bottom="851" w:left="1134" w:header="340" w:footer="340" w:gutter="0"/>
       <w:cols w:space="708"/>
@@ -3987,6 +10892,96 @@
     </w:lvl>
   </w:abstractNum>
   <w:abstractNum w:abstractNumId="4" w15:restartNumberingAfterBreak="0">
+    <w:nsid w:val="331B40B2"/>
+    <w:multiLevelType w:val="hybridMultilevel"/>
+    <w:tmpl w:val="6902F18A"/>
+    <w:lvl w:ilvl="0" w:tplc="AD50449C">
+      <w:start w:val="1"/>
+      <w:numFmt w:val="decimal"/>
+      <w:suff w:val="space"/>
+      <w:lvlText w:val="%1)"/>
+      <w:lvlJc w:val="left"/>
+      <w:pPr>
+        <w:ind w:left="0" w:firstLine="709"/>
+      </w:pPr>
+      <w:rPr>
+        <w:rFonts w:hint="default"/>
+      </w:rPr>
+    </w:lvl>
+    <w:lvl w:ilvl="1" w:tplc="04190019" w:tentative="1">
+      <w:start w:val="1"/>
+      <w:numFmt w:val="lowerLetter"/>
+      <w:lvlText w:val="%2."/>
+      <w:lvlJc w:val="left"/>
+      <w:pPr>
+        <w:ind w:left="1789" w:hanging="360"/>
+      </w:pPr>
+    </w:lvl>
+    <w:lvl w:ilvl="2" w:tplc="0419001B" w:tentative="1">
+      <w:start w:val="1"/>
+      <w:numFmt w:val="lowerRoman"/>
+      <w:lvlText w:val="%3."/>
+      <w:lvlJc w:val="right"/>
+      <w:pPr>
+        <w:ind w:left="2509" w:hanging="180"/>
+      </w:pPr>
+    </w:lvl>
+    <w:lvl w:ilvl="3" w:tplc="0419000F" w:tentative="1">
+      <w:start w:val="1"/>
+      <w:numFmt w:val="decimal"/>
+      <w:lvlText w:val="%4."/>
+      <w:lvlJc w:val="left"/>
+      <w:pPr>
+        <w:ind w:left="3229" w:hanging="360"/>
+      </w:pPr>
+    </w:lvl>
+    <w:lvl w:ilvl="4" w:tplc="04190019" w:tentative="1">
+      <w:start w:val="1"/>
+      <w:numFmt w:val="lowerLetter"/>
+      <w:lvlText w:val="%5."/>
+      <w:lvlJc w:val="left"/>
+      <w:pPr>
+        <w:ind w:left="3949" w:hanging="360"/>
+      </w:pPr>
+    </w:lvl>
+    <w:lvl w:ilvl="5" w:tplc="0419001B" w:tentative="1">
+      <w:start w:val="1"/>
+      <w:numFmt w:val="lowerRoman"/>
+      <w:lvlText w:val="%6."/>
+      <w:lvlJc w:val="right"/>
+      <w:pPr>
+        <w:ind w:left="4669" w:hanging="180"/>
+      </w:pPr>
+    </w:lvl>
+    <w:lvl w:ilvl="6" w:tplc="0419000F" w:tentative="1">
+      <w:start w:val="1"/>
+      <w:numFmt w:val="decimal"/>
+      <w:lvlText w:val="%7."/>
+      <w:lvlJc w:val="left"/>
+      <w:pPr>
+        <w:ind w:left="5389" w:hanging="360"/>
+      </w:pPr>
+    </w:lvl>
+    <w:lvl w:ilvl="7" w:tplc="04190019" w:tentative="1">
+      <w:start w:val="1"/>
+      <w:numFmt w:val="lowerLetter"/>
+      <w:lvlText w:val="%8."/>
+      <w:lvlJc w:val="left"/>
+      <w:pPr>
+        <w:ind w:left="6109" w:hanging="360"/>
+      </w:pPr>
+    </w:lvl>
+    <w:lvl w:ilvl="8" w:tplc="0419001B" w:tentative="1">
+      <w:start w:val="1"/>
+      <w:numFmt w:val="lowerRoman"/>
+      <w:lvlText w:val="%9."/>
+      <w:lvlJc w:val="right"/>
+      <w:pPr>
+        <w:ind w:left="6829" w:hanging="180"/>
+      </w:pPr>
+    </w:lvl>
+  </w:abstractNum>
+  <w:abstractNum w:abstractNumId="5" w15:restartNumberingAfterBreak="0">
     <w:nsid w:val="336C0509"/>
     <w:multiLevelType w:val="hybridMultilevel"/>
     <w:tmpl w:val="A9FA8702"/>
@@ -4076,7 +11071,7 @@
       </w:pPr>
     </w:lvl>
   </w:abstractNum>
-  <w:abstractNum w:abstractNumId="5" w15:restartNumberingAfterBreak="0">
+  <w:abstractNum w:abstractNumId="6" w15:restartNumberingAfterBreak="0">
     <w:nsid w:val="4CF34243"/>
     <w:multiLevelType w:val="hybridMultilevel"/>
     <w:tmpl w:val="63A053E8"/>
@@ -4166,7 +11161,7 @@
       </w:pPr>
     </w:lvl>
   </w:abstractNum>
-  <w:abstractNum w:abstractNumId="6" w15:restartNumberingAfterBreak="0">
+  <w:abstractNum w:abstractNumId="7" w15:restartNumberingAfterBreak="0">
     <w:nsid w:val="4E03014D"/>
     <w:multiLevelType w:val="hybridMultilevel"/>
     <w:tmpl w:val="80E8C95A"/>
@@ -4256,7 +11251,7 @@
       </w:pPr>
     </w:lvl>
   </w:abstractNum>
-  <w:abstractNum w:abstractNumId="7" w15:restartNumberingAfterBreak="0">
+  <w:abstractNum w:abstractNumId="8" w15:restartNumberingAfterBreak="0">
     <w:nsid w:val="4FEA1ACC"/>
     <w:multiLevelType w:val="hybridMultilevel"/>
     <w:tmpl w:val="ECB2EB9E"/>
@@ -4346,7 +11341,7 @@
       </w:pPr>
     </w:lvl>
   </w:abstractNum>
-  <w:abstractNum w:abstractNumId="8" w15:restartNumberingAfterBreak="0">
+  <w:abstractNum w:abstractNumId="9" w15:restartNumberingAfterBreak="0">
     <w:nsid w:val="62285805"/>
     <w:multiLevelType w:val="hybridMultilevel"/>
     <w:tmpl w:val="4704DC48"/>
@@ -4436,7 +11431,7 @@
       </w:pPr>
     </w:lvl>
   </w:abstractNum>
-  <w:abstractNum w:abstractNumId="9" w15:restartNumberingAfterBreak="0">
+  <w:abstractNum w:abstractNumId="10" w15:restartNumberingAfterBreak="0">
     <w:nsid w:val="67D470EE"/>
     <w:multiLevelType w:val="hybridMultilevel"/>
     <w:tmpl w:val="FFA27B60"/>
@@ -4526,7 +11521,7 @@
       </w:pPr>
     </w:lvl>
   </w:abstractNum>
-  <w:abstractNum w:abstractNumId="10" w15:restartNumberingAfterBreak="0">
+  <w:abstractNum w:abstractNumId="11" w15:restartNumberingAfterBreak="0">
     <w:nsid w:val="6F59030A"/>
     <w:multiLevelType w:val="hybridMultilevel"/>
     <w:tmpl w:val="31027CF2"/>
@@ -4615,7 +11610,7 @@
       </w:pPr>
     </w:lvl>
   </w:abstractNum>
-  <w:abstractNum w:abstractNumId="11" w15:restartNumberingAfterBreak="0">
+  <w:abstractNum w:abstractNumId="12" w15:restartNumberingAfterBreak="0">
     <w:nsid w:val="70BF0E36"/>
     <w:multiLevelType w:val="hybridMultilevel"/>
     <w:tmpl w:val="736A0EC4"/>
@@ -4716,25 +11711,25 @@
     </w:lvl>
   </w:abstractNum>
   <w:num w:numId="1" w16cid:durableId="871648929">
-    <w:abstractNumId w:val="11"/>
+    <w:abstractNumId w:val="12"/>
   </w:num>
   <w:num w:numId="2" w16cid:durableId="1159811944">
-    <w:abstractNumId w:val="11"/>
+    <w:abstractNumId w:val="12"/>
     <w:lvlOverride w:ilvl="0">
       <w:startOverride w:val="1"/>
     </w:lvlOverride>
   </w:num>
   <w:num w:numId="3" w16cid:durableId="1024674265">
-    <w:abstractNumId w:val="9"/>
+    <w:abstractNumId w:val="10"/>
   </w:num>
   <w:num w:numId="4" w16cid:durableId="360983003">
-    <w:abstractNumId w:val="10"/>
+    <w:abstractNumId w:val="11"/>
   </w:num>
   <w:num w:numId="5" w16cid:durableId="585263535">
-    <w:abstractNumId w:val="6"/>
+    <w:abstractNumId w:val="7"/>
   </w:num>
   <w:num w:numId="6" w16cid:durableId="27031648">
-    <w:abstractNumId w:val="11"/>
+    <w:abstractNumId w:val="12"/>
     <w:lvlOverride w:ilvl="0">
       <w:startOverride w:val="1"/>
     </w:lvlOverride>
@@ -4746,13 +11741,13 @@
     <w:abstractNumId w:val="1"/>
   </w:num>
   <w:num w:numId="9" w16cid:durableId="2026250472">
-    <w:abstractNumId w:val="11"/>
+    <w:abstractNumId w:val="12"/>
     <w:lvlOverride w:ilvl="0">
       <w:startOverride w:val="1"/>
     </w:lvlOverride>
   </w:num>
   <w:num w:numId="10" w16cid:durableId="962231034">
-    <w:abstractNumId w:val="11"/>
+    <w:abstractNumId w:val="12"/>
     <w:lvlOverride w:ilvl="0">
       <w:startOverride w:val="1"/>
     </w:lvlOverride>
@@ -4761,25 +11756,25 @@
     <w:abstractNumId w:val="2"/>
   </w:num>
   <w:num w:numId="12" w16cid:durableId="345642880">
-    <w:abstractNumId w:val="8"/>
+    <w:abstractNumId w:val="9"/>
   </w:num>
   <w:num w:numId="13" w16cid:durableId="1644433959">
-    <w:abstractNumId w:val="11"/>
+    <w:abstractNumId w:val="12"/>
     <w:lvlOverride w:ilvl="0">
       <w:startOverride w:val="1"/>
     </w:lvlOverride>
   </w:num>
   <w:num w:numId="14" w16cid:durableId="1148281545">
-    <w:abstractNumId w:val="5"/>
+    <w:abstractNumId w:val="6"/>
   </w:num>
   <w:num w:numId="15" w16cid:durableId="299044268">
-    <w:abstractNumId w:val="7"/>
+    <w:abstractNumId w:val="8"/>
   </w:num>
   <w:num w:numId="16" w16cid:durableId="1019430878">
-    <w:abstractNumId w:val="11"/>
+    <w:abstractNumId w:val="12"/>
   </w:num>
   <w:num w:numId="17" w16cid:durableId="228154284">
-    <w:abstractNumId w:val="11"/>
+    <w:abstractNumId w:val="12"/>
     <w:lvlOverride w:ilvl="0">
       <w:startOverride w:val="1"/>
     </w:lvlOverride>
@@ -4788,12 +11783,15 @@
     <w:abstractNumId w:val="0"/>
   </w:num>
   <w:num w:numId="19" w16cid:durableId="1054037592">
-    <w:abstractNumId w:val="11"/>
+    <w:abstractNumId w:val="12"/>
     <w:lvlOverride w:ilvl="0">
       <w:startOverride w:val="1"/>
     </w:lvlOverride>
   </w:num>
   <w:num w:numId="20" w16cid:durableId="1245841898">
+    <w:abstractNumId w:val="5"/>
+  </w:num>
+  <w:num w:numId="21" w16cid:durableId="1516189971">
     <w:abstractNumId w:val="4"/>
   </w:num>
   <w:numIdMacAtCleanup w:val="3"/>
@@ -5198,7 +12196,7 @@
   <w:style w:type="paragraph" w:default="1" w:styleId="Normal">
     <w:name w:val="Normal"/>
     <w:qFormat/>
-    <w:rsid w:val="003E237D"/>
+    <w:rsid w:val="00C32DC3"/>
     <w:pPr>
       <w:widowControl w:val="0"/>
       <w:autoSpaceDE w:val="0"/>
@@ -5286,7 +12284,6 @@
   <w:style w:type="character" w:default="1" w:styleId="DefaultParagraphFont">
     <w:name w:val="Default Paragraph Font"/>
     <w:uiPriority w:val="1"/>
-    <w:semiHidden/>
     <w:unhideWhenUsed/>
   </w:style>
   <w:style w:type="table" w:default="1" w:styleId="TableNormal">
@@ -5658,6 +12655,25 @@
       <w:u w:val="single"/>
     </w:rPr>
   </w:style>
+  <w:style w:type="paragraph" w:customStyle="1" w:styleId="text-size-chat">
+    <w:name w:val="text-size-chat"/>
+    <w:basedOn w:val="Normal"/>
+    <w:rsid w:val="00EC4F02"/>
+    <w:pPr>
+      <w:widowControl/>
+      <w:autoSpaceDE/>
+      <w:autoSpaceDN/>
+      <w:spacing w:before="100" w:beforeAutospacing="1" w:after="100" w:afterAutospacing="1" w:line="240" w:lineRule="auto"/>
+      <w:ind w:firstLine="0"/>
+      <w:jc w:val="left"/>
+    </w:pPr>
+    <w:rPr>
+      <w:rFonts w:ascii="Times New Roman" w:eastAsia="Times New Roman" w:hAnsi="Times New Roman" w:cs="Times New Roman"/>
+      <w:sz w:val="24"/>
+      <w:szCs w:val="24"/>
+      <w:lang w:eastAsia="ru-RU"/>
+    </w:rPr>
+  </w:style>
 </w:styles>
 </file>
 
